--- a/Frequently Used.docx
+++ b/Frequently Used.docx
@@ -23,29 +23,43 @@
         </w:rPr>
         <w:br/>
       </w:r>
-      <w:r>
+    </w:p>
+    <w:p>
+      <w:pPr>
         <w:rPr>
           <w:b/>
           <w:bCs/>
         </w:rPr>
-        <w:br/>
-      </w:r>
+      </w:pPr>
       <w:r>
         <w:rPr>
           <w:b/>
           <w:bCs/>
         </w:rPr>
-        <w:t>Frontend server</w:t>
+        <w:t>Backend Server</w:t>
       </w:r>
     </w:p>
     <w:p>
       <w:r>
-        <w:t>cd E:\serene_space\frontend</w:t>
+        <w:t>Run WAMP server</w:t>
       </w:r>
     </w:p>
     <w:p>
       <w:r>
-        <w:t>python -m http.server 5500</w:t>
+        <w:t>cd E:\serene_space\backend</w:t>
+      </w:r>
+    </w:p>
+    <w:p>
+      <w:r>
+        <w:t xml:space="preserve">python manage.py </w:t>
+      </w:r>
+      <w:proofErr w:type="spellStart"/>
+      <w:r>
+        <w:t>runserver</w:t>
+      </w:r>
+      <w:proofErr w:type="spellEnd"/>
+      <w:r>
+        <w:t xml:space="preserve"> 8001</w:t>
       </w:r>
     </w:p>
     <w:p/>
@@ -61,22 +75,32 @@
           <w:b/>
           <w:bCs/>
         </w:rPr>
-        <w:t>Backend Server</w:t>
+        <w:t>Frontend server</w:t>
       </w:r>
     </w:p>
     <w:p>
       <w:r>
-        <w:t>cd E:\serene_space\backend</w:t>
+        <w:t>Port (beside Terminal) -&gt; 8001 -&gt;Visibility: Public</w:t>
       </w:r>
     </w:p>
+    <w:p/>
     <w:p>
       <w:r>
-        <w:t>venv\Scripts\activate</w:t>
-      </w:r>
-    </w:p>
-    <w:p>
-      <w:r>
-        <w:t>python manage.py runserver</w:t>
+        <w:rPr>
+          <w:b/>
+          <w:bCs/>
+        </w:rPr>
+        <w:t>Admin Login URL:</w:t>
+      </w:r>
+      <w:r>
+        <w:rPr>
+          <w:b/>
+          <w:bCs/>
+        </w:rPr>
+        <w:br/>
+      </w:r>
+      <w:r>
+        <w:t>http://127.0.0.1:8001/admin/login/</w:t>
       </w:r>
     </w:p>
     <w:p>

--- a/Frequently Used.docx
+++ b/Frequently Used.docx
@@ -14,14 +14,18 @@
           <w:b/>
           <w:bCs/>
         </w:rPr>
-        <w:t>______________________________________8/12/25________________________________________</w:t>
-      </w:r>
-      <w:r>
-        <w:rPr>
-          <w:b/>
-          <w:bCs/>
-        </w:rPr>
-        <w:br/>
+        <w:t>Frontend server</w:t>
+      </w:r>
+    </w:p>
+    <w:p>
+      <w:r>
+        <w:t>Port (beside Terminal) -&gt; 8001 -&gt;</w:t>
+      </w:r>
+      <w:r>
+        <w:t xml:space="preserve"> </w:t>
+      </w:r>
+      <w:r>
+        <w:t>Visibility: Public</w:t>
       </w:r>
     </w:p>
     <w:p>
@@ -31,6 +35,14 @@
           <w:bCs/>
         </w:rPr>
       </w:pPr>
+    </w:p>
+    <w:p>
+      <w:pPr>
+        <w:rPr>
+          <w:b/>
+          <w:bCs/>
+        </w:rPr>
+      </w:pPr>
       <w:r>
         <w:rPr>
           <w:b/>
@@ -51,40 +63,14 @@
     </w:p>
     <w:p>
       <w:r>
-        <w:t xml:space="preserve">python manage.py </w:t>
-      </w:r>
-      <w:proofErr w:type="spellStart"/>
-      <w:r>
-        <w:t>runserver</w:t>
-      </w:r>
-      <w:proofErr w:type="spellEnd"/>
+        <w:t>python manage.py runserver</w:t>
+      </w:r>
       <w:r>
         <w:t xml:space="preserve"> 8001</w:t>
       </w:r>
     </w:p>
     <w:p/>
     <w:p>
-      <w:pPr>
-        <w:rPr>
-          <w:b/>
-          <w:bCs/>
-        </w:rPr>
-      </w:pPr>
-      <w:r>
-        <w:rPr>
-          <w:b/>
-          <w:bCs/>
-        </w:rPr>
-        <w:t>Frontend server</w:t>
-      </w:r>
-    </w:p>
-    <w:p>
-      <w:r>
-        <w:t>Port (beside Terminal) -&gt; 8001 -&gt;Visibility: Public</w:t>
-      </w:r>
-    </w:p>
-    <w:p/>
-    <w:p>
       <w:r>
         <w:rPr>
           <w:b/>
@@ -97,68 +83,202 @@
           <w:b/>
           <w:bCs/>
         </w:rPr>
-        <w:br/>
-      </w:r>
-      <w:r>
-        <w:t>http://127.0.0.1:8001/admin/login/</w:t>
-      </w:r>
-    </w:p>
-    <w:p>
-      <w:pPr>
-        <w:rPr>
-          <w:b/>
-          <w:bCs/>
-        </w:rPr>
-      </w:pPr>
-    </w:p>
-    <w:p>
-      <w:r>
-        <w:rPr>
-          <w:b/>
-          <w:bCs/>
-        </w:rPr>
-        <w:t>Registration Page:</w:t>
-      </w:r>
-    </w:p>
-    <w:p>
+        <w:t xml:space="preserve"> </w:t>
+      </w:r>
       <w:hyperlink r:id="rId4" w:history="1">
         <w:r>
           <w:rPr>
             <w:rStyle w:val="Hyperlink"/>
           </w:rPr>
-          <w:t>http://localhost:5500/register.html</w:t>
+          <w:t>http://12</w:t>
+        </w:r>
+        <w:r>
+          <w:rPr>
+            <w:rStyle w:val="Hyperlink"/>
+          </w:rPr>
+          <w:t>7</w:t>
+        </w:r>
+        <w:r>
+          <w:rPr>
+            <w:rStyle w:val="Hyperlink"/>
+          </w:rPr>
+          <w:t>.0</w:t>
+        </w:r>
+        <w:r>
+          <w:rPr>
+            <w:rStyle w:val="Hyperlink"/>
+          </w:rPr>
+          <w:t>.</w:t>
+        </w:r>
+        <w:r>
+          <w:rPr>
+            <w:rStyle w:val="Hyperlink"/>
+          </w:rPr>
+          <w:t>0.1:8001/admin/login/</w:t>
         </w:r>
       </w:hyperlink>
     </w:p>
     <w:p/>
     <w:p>
-      <w:pPr>
-        <w:rPr>
-          <w:b/>
-          <w:bCs/>
-        </w:rPr>
-      </w:pPr>
-      <w:r>
-        <w:rPr>
-          <w:b/>
-          <w:bCs/>
-        </w:rPr>
-        <w:t>Login Page:</w:t>
-      </w:r>
-    </w:p>
-    <w:p>
-      <w:r>
-        <w:t xml:space="preserve">User: </w:t>
+      <w:r>
+        <w:rPr>
+          <w:b/>
+          <w:bCs/>
+        </w:rPr>
+        <w:t>Registration</w:t>
+      </w:r>
+      <w:r>
+        <w:rPr>
+          <w:b/>
+          <w:bCs/>
+        </w:rPr>
+        <w:t>/Login/Edit</w:t>
+      </w:r>
+      <w:r>
+        <w:rPr>
+          <w:b/>
+          <w:bCs/>
+        </w:rPr>
+        <w:t xml:space="preserve"> Page</w:t>
+      </w:r>
+      <w:r>
+        <w:rPr>
+          <w:b/>
+          <w:bCs/>
+        </w:rPr>
+        <w:t xml:space="preserve"> </w:t>
+      </w:r>
+      <w:r>
+        <w:rPr>
+          <w:b/>
+          <w:bCs/>
+        </w:rPr>
+        <w:t>(</w:t>
+      </w:r>
+      <w:r>
+        <w:rPr>
+          <w:b/>
+          <w:bCs/>
+        </w:rPr>
+        <w:t>Doctor</w:t>
+      </w:r>
+      <w:r>
+        <w:rPr>
+          <w:b/>
+          <w:bCs/>
+        </w:rPr>
+        <w:t>)</w:t>
+      </w:r>
+      <w:r>
+        <w:rPr>
+          <w:b/>
+          <w:bCs/>
+        </w:rPr>
+        <w:t>:</w:t>
+      </w:r>
+      <w:r>
+        <w:rPr>
+          <w:b/>
+          <w:bCs/>
+        </w:rPr>
+        <w:t xml:space="preserve"> </w:t>
       </w:r>
       <w:hyperlink r:id="rId5" w:history="1">
         <w:r>
           <w:rPr>
             <w:rStyle w:val="Hyperlink"/>
           </w:rPr>
-          <w:t>http://localhost:5500/login.html</w:t>
+          <w:t>http://1</w:t>
+        </w:r>
+        <w:r>
+          <w:rPr>
+            <w:rStyle w:val="Hyperlink"/>
+          </w:rPr>
+          <w:t>2</w:t>
+        </w:r>
+        <w:r>
+          <w:rPr>
+            <w:rStyle w:val="Hyperlink"/>
+          </w:rPr>
+          <w:t>7.0.0.1:</w:t>
+        </w:r>
+        <w:r>
+          <w:rPr>
+            <w:rStyle w:val="Hyperlink"/>
+          </w:rPr>
+          <w:t>8</w:t>
+        </w:r>
+        <w:r>
+          <w:rPr>
+            <w:rStyle w:val="Hyperlink"/>
+          </w:rPr>
+          <w:t>001/admin/doctor_registration_page/</w:t>
         </w:r>
       </w:hyperlink>
     </w:p>
+    <w:p>
+      <w:pPr>
+        <w:rPr>
+          <w:b/>
+          <w:bCs/>
+        </w:rPr>
+      </w:pPr>
+    </w:p>
+    <w:p>
+      <w:r>
+        <w:rPr>
+          <w:b/>
+          <w:bCs/>
+        </w:rPr>
+        <w:t>Registration</w:t>
+      </w:r>
+      <w:r>
+        <w:rPr>
+          <w:b/>
+          <w:bCs/>
+        </w:rPr>
+        <w:t>/Login/Edit</w:t>
+      </w:r>
+      <w:r>
+        <w:rPr>
+          <w:b/>
+          <w:bCs/>
+        </w:rPr>
+        <w:t xml:space="preserve"> Page</w:t>
+      </w:r>
+      <w:r>
+        <w:rPr>
+          <w:b/>
+          <w:bCs/>
+        </w:rPr>
+        <w:t xml:space="preserve"> </w:t>
+      </w:r>
+      <w:r>
+        <w:rPr>
+          <w:b/>
+          <w:bCs/>
+        </w:rPr>
+        <w:t>(User)</w:t>
+      </w:r>
+      <w:r>
+        <w:rPr>
+          <w:b/>
+          <w:bCs/>
+        </w:rPr>
+        <w:t>:</w:t>
+      </w:r>
+      <w:r>
+        <w:t xml:space="preserve"> </w:t>
+      </w:r>
+      <w:hyperlink r:id="rId6" w:history="1">
+        <w:r>
+          <w:rPr>
+            <w:rStyle w:val="Hyperlink"/>
+          </w:rPr>
+          <w:t>http://127.0.0.1:8001/admin/user_registration_page/</w:t>
+        </w:r>
+      </w:hyperlink>
+    </w:p>
     <w:p/>
     <w:p>
       <w:pPr>
@@ -172,15 +292,100 @@
           <w:b/>
           <w:bCs/>
         </w:rPr>
-        <w:t xml:space="preserve">View all users </w:t>
-      </w:r>
-    </w:p>
-    <w:p>
-      <w:r>
-        <w:t>http://127.0.0.1:8000/api/users/</w:t>
-      </w:r>
-    </w:p>
-    <w:p/>
+        <w:t>Pu</w:t>
+      </w:r>
+      <w:r>
+        <w:rPr>
+          <w:b/>
+          <w:bCs/>
+        </w:rPr>
+        <w:t>sh to Github</w:t>
+      </w:r>
+    </w:p>
+    <w:p>
+      <w:r>
+        <w:t>E:\serene_space&gt;git add .</w:t>
+      </w:r>
+    </w:p>
+    <w:p>
+      <w:r>
+        <w:t>E:\serene_space&gt;git commit -m "Updated Manage Users"</w:t>
+      </w:r>
+    </w:p>
+    <w:p>
+      <w:r>
+        <w:t>E:\serene_space&gt;git push</w:t>
+      </w:r>
+    </w:p>
+    <w:p>
+      <w:pPr>
+        <w:rPr>
+          <w:b/>
+          <w:bCs/>
+        </w:rPr>
+      </w:pPr>
+    </w:p>
+    <w:p>
+      <w:pPr>
+        <w:rPr>
+          <w:b/>
+          <w:bCs/>
+          <w:color w:val="EE0000"/>
+          <w:sz w:val="60"/>
+          <w:szCs w:val="60"/>
+        </w:rPr>
+      </w:pPr>
+      <w:r>
+        <w:rPr>
+          <w:b/>
+          <w:bCs/>
+          <w:color w:val="EE0000"/>
+          <w:sz w:val="60"/>
+          <w:szCs w:val="60"/>
+        </w:rPr>
+        <w:t>To Do</w:t>
+      </w:r>
+    </w:p>
+    <w:p>
+      <w:pPr>
+        <w:rPr>
+          <w:b/>
+          <w:bCs/>
+        </w:rPr>
+      </w:pPr>
+      <w:r>
+        <w:rPr>
+          <w:b/>
+          <w:bCs/>
+        </w:rPr>
+        <w:lastRenderedPageBreak/>
+        <w:t>Create Backup Folder</w:t>
+      </w:r>
+    </w:p>
+    <w:p>
+      <w:pPr>
+        <w:rPr>
+          <w:b/>
+          <w:bCs/>
+        </w:rPr>
+      </w:pPr>
+      <w:r>
+        <w:rPr>
+          <w:b/>
+          <w:bCs/>
+        </w:rPr>
+        <w:t>In Dashboard -&gt; Total Doctors, Pending Approvals Stats not showing</w:t>
+      </w:r>
+    </w:p>
+    <w:p>
+      <w:r>
+        <w:rPr>
+          <w:b/>
+          <w:bCs/>
+        </w:rPr>
+        <w:t>Manage Doctors and Manage Users -&gt; Change Id Column to Sl. No. Like in Dashboard</w:t>
+      </w:r>
+    </w:p>
     <w:sectPr>
       <w:pgSz w:w="16838" w:h="11906" w:orient="landscape"/>
       <w:pgMar w:top="720" w:right="720" w:bottom="720" w:left="720" w:header="708" w:footer="708" w:gutter="0"/>

--- a/Frequently Used.docx
+++ b/Frequently Used.docx
@@ -19,13 +19,7 @@
     </w:p>
     <w:p>
       <w:r>
-        <w:t>Port (beside Terminal) -&gt; 8001 -&gt;</w:t>
-      </w:r>
-      <w:r>
-        <w:t xml:space="preserve"> </w:t>
-      </w:r>
-      <w:r>
-        <w:t>Visibility: Public</w:t>
+        <w:t>Port (beside Terminal) -&gt; 8001 -&gt; Visibility: Public</w:t>
       </w:r>
     </w:p>
     <w:p>
@@ -63,8 +57,13 @@
     </w:p>
     <w:p>
       <w:r>
-        <w:t>python manage.py runserver</w:t>
-      </w:r>
+        <w:t xml:space="preserve">python manage.py </w:t>
+      </w:r>
+      <w:proofErr w:type="spellStart"/>
+      <w:r>
+        <w:t>runserver</w:t>
+      </w:r>
+      <w:proofErr w:type="spellEnd"/>
       <w:r>
         <w:t xml:space="preserve"> 8001</w:t>
       </w:r>
@@ -77,104 +76,6 @@
           <w:bCs/>
         </w:rPr>
         <w:t>Admin Login URL:</w:t>
-      </w:r>
-      <w:r>
-        <w:rPr>
-          <w:b/>
-          <w:bCs/>
-        </w:rPr>
-        <w:t xml:space="preserve"> </w:t>
-      </w:r>
-      <w:hyperlink r:id="rId4" w:history="1">
-        <w:r>
-          <w:rPr>
-            <w:rStyle w:val="Hyperlink"/>
-          </w:rPr>
-          <w:t>http://12</w:t>
-        </w:r>
-        <w:r>
-          <w:rPr>
-            <w:rStyle w:val="Hyperlink"/>
-          </w:rPr>
-          <w:t>7</w:t>
-        </w:r>
-        <w:r>
-          <w:rPr>
-            <w:rStyle w:val="Hyperlink"/>
-          </w:rPr>
-          <w:t>.0</w:t>
-        </w:r>
-        <w:r>
-          <w:rPr>
-            <w:rStyle w:val="Hyperlink"/>
-          </w:rPr>
-          <w:t>.</w:t>
-        </w:r>
-        <w:r>
-          <w:rPr>
-            <w:rStyle w:val="Hyperlink"/>
-          </w:rPr>
-          <w:t>0.1:8001/admin/login/</w:t>
-        </w:r>
-      </w:hyperlink>
-    </w:p>
-    <w:p/>
-    <w:p>
-      <w:r>
-        <w:rPr>
-          <w:b/>
-          <w:bCs/>
-        </w:rPr>
-        <w:t>Registration</w:t>
-      </w:r>
-      <w:r>
-        <w:rPr>
-          <w:b/>
-          <w:bCs/>
-        </w:rPr>
-        <w:t>/Login/Edit</w:t>
-      </w:r>
-      <w:r>
-        <w:rPr>
-          <w:b/>
-          <w:bCs/>
-        </w:rPr>
-        <w:t xml:space="preserve"> Page</w:t>
-      </w:r>
-      <w:r>
-        <w:rPr>
-          <w:b/>
-          <w:bCs/>
-        </w:rPr>
-        <w:t xml:space="preserve"> </w:t>
-      </w:r>
-      <w:r>
-        <w:rPr>
-          <w:b/>
-          <w:bCs/>
-        </w:rPr>
-        <w:t>(</w:t>
-      </w:r>
-      <w:r>
-        <w:rPr>
-          <w:b/>
-          <w:bCs/>
-        </w:rPr>
-        <w:t>Doctor</w:t>
-      </w:r>
-      <w:r>
-        <w:rPr>
-          <w:b/>
-          <w:bCs/>
-        </w:rPr>
-        <w:t>)</w:t>
-      </w:r>
-      <w:r>
-        <w:rPr>
-          <w:b/>
-          <w:bCs/>
-        </w:rPr>
-        <w:t>:</w:t>
       </w:r>
       <w:r>
         <w:rPr>
@@ -188,31 +89,53 @@
           <w:rPr>
             <w:rStyle w:val="Hyperlink"/>
           </w:rPr>
-          <w:t>http://1</w:t>
+          <w:t>http://127.0.0.1:8001/admin/login/</w:t>
         </w:r>
+      </w:hyperlink>
+    </w:p>
+    <w:p/>
+    <w:p>
+      <w:r>
+        <w:rPr>
+          <w:b/>
+          <w:bCs/>
+        </w:rPr>
+        <w:t xml:space="preserve">Doctor - </w:t>
+      </w:r>
+      <w:r>
+        <w:rPr>
+          <w:b/>
+          <w:bCs/>
+        </w:rPr>
+        <w:t>Registration</w:t>
+      </w:r>
+      <w:r>
+        <w:rPr>
+          <w:b/>
+          <w:bCs/>
+        </w:rPr>
+        <w:t>/Login/Edit</w:t>
+      </w:r>
+      <w:r>
+        <w:rPr>
+          <w:b/>
+          <w:bCs/>
+        </w:rPr>
+        <w:t xml:space="preserve"> Page:</w:t>
+      </w:r>
+      <w:r>
+        <w:rPr>
+          <w:b/>
+          <w:bCs/>
+        </w:rPr>
+        <w:t xml:space="preserve"> </w:t>
+      </w:r>
+      <w:hyperlink r:id="rId6" w:history="1">
         <w:r>
           <w:rPr>
             <w:rStyle w:val="Hyperlink"/>
           </w:rPr>
-          <w:t>2</w:t>
-        </w:r>
-        <w:r>
-          <w:rPr>
-            <w:rStyle w:val="Hyperlink"/>
-          </w:rPr>
-          <w:t>7.0.0.1:</w:t>
-        </w:r>
-        <w:r>
-          <w:rPr>
-            <w:rStyle w:val="Hyperlink"/>
-          </w:rPr>
-          <w:t>8</w:t>
-        </w:r>
-        <w:r>
-          <w:rPr>
-            <w:rStyle w:val="Hyperlink"/>
-          </w:rPr>
-          <w:t>001/admin/doctor_registration_page/</w:t>
+          <w:t>http://127.0.0.1:8001/admin/doctor_registration_page/</w:t>
         </w:r>
       </w:hyperlink>
     </w:p>
@@ -230,6 +153,13 @@
           <w:b/>
           <w:bCs/>
         </w:rPr>
+        <w:t xml:space="preserve">User - </w:t>
+      </w:r>
+      <w:r>
+        <w:rPr>
+          <w:b/>
+          <w:bCs/>
+        </w:rPr>
         <w:t>Registration</w:t>
       </w:r>
       <w:r>
@@ -244,33 +174,12 @@
           <w:b/>
           <w:bCs/>
         </w:rPr>
-        <w:t xml:space="preserve"> Page</w:t>
-      </w:r>
-      <w:r>
-        <w:rPr>
-          <w:b/>
-          <w:bCs/>
-        </w:rPr>
+        <w:t xml:space="preserve"> Page:</w:t>
+      </w:r>
+      <w:r>
         <w:t xml:space="preserve"> </w:t>
       </w:r>
-      <w:r>
-        <w:rPr>
-          <w:b/>
-          <w:bCs/>
-        </w:rPr>
-        <w:t>(User)</w:t>
-      </w:r>
-      <w:r>
-        <w:rPr>
-          <w:b/>
-          <w:bCs/>
-        </w:rPr>
-        <w:t>:</w:t>
-      </w:r>
-      <w:r>
-        <w:t xml:space="preserve"> </w:t>
-      </w:r>
-      <w:hyperlink r:id="rId6" w:history="1">
+      <w:hyperlink r:id="rId7" w:history="1">
         <w:r>
           <w:rPr>
             <w:rStyle w:val="Hyperlink"/>
@@ -299,13 +208,27 @@
           <w:b/>
           <w:bCs/>
         </w:rPr>
-        <w:t>sh to Github</w:t>
-      </w:r>
-    </w:p>
-    <w:p>
-      <w:r>
-        <w:t>E:\serene_space&gt;git add .</w:t>
-      </w:r>
+        <w:t xml:space="preserve">sh to </w:t>
+      </w:r>
+      <w:proofErr w:type="spellStart"/>
+      <w:r>
+        <w:rPr>
+          <w:b/>
+          <w:bCs/>
+        </w:rPr>
+        <w:t>Github</w:t>
+      </w:r>
+      <w:proofErr w:type="spellEnd"/>
+    </w:p>
+    <w:p>
+      <w:r>
+        <w:t xml:space="preserve">E:\serene_space&gt;git </w:t>
+      </w:r>
+      <w:proofErr w:type="gramStart"/>
+      <w:r>
+        <w:t>add .</w:t>
+      </w:r>
+      <w:proofErr w:type="gramEnd"/>
     </w:p>
     <w:p>
       <w:r>
@@ -335,7 +258,9 @@
           <w:szCs w:val="60"/>
         </w:rPr>
       </w:pPr>
-      <w:r>
+    </w:p>
+    <w:p>
+      <w:pPr>
         <w:rPr>
           <w:b/>
           <w:bCs/>
@@ -343,47 +268,147 @@
           <w:sz w:val="60"/>
           <w:szCs w:val="60"/>
         </w:rPr>
+      </w:pPr>
+      <w:r>
+        <w:rPr>
+          <w:b/>
+          <w:bCs/>
+          <w:color w:val="EE0000"/>
+          <w:sz w:val="60"/>
+          <w:szCs w:val="60"/>
+        </w:rPr>
+        <w:lastRenderedPageBreak/>
         <w:t>To Do</w:t>
       </w:r>
     </w:p>
     <w:p>
       <w:pPr>
-        <w:rPr>
-          <w:b/>
-          <w:bCs/>
-        </w:rPr>
-      </w:pPr>
-      <w:r>
-        <w:rPr>
-          <w:b/>
-          <w:bCs/>
-        </w:rPr>
-        <w:lastRenderedPageBreak/>
-        <w:t>Create Backup Folder</w:t>
-      </w:r>
-    </w:p>
-    <w:p>
-      <w:pPr>
-        <w:rPr>
-          <w:b/>
-          <w:bCs/>
-        </w:rPr>
-      </w:pPr>
-      <w:r>
-        <w:rPr>
-          <w:b/>
-          <w:bCs/>
-        </w:rPr>
-        <w:t>In Dashboard -&gt; Total Doctors, Pending Approvals Stats not showing</w:t>
-      </w:r>
-    </w:p>
-    <w:p>
-      <w:r>
-        <w:rPr>
-          <w:b/>
-          <w:bCs/>
-        </w:rPr>
-        <w:t>Manage Doctors and Manage Users -&gt; Change Id Column to Sl. No. Like in Dashboard</w:t>
+        <w:pStyle w:val="ListParagraph"/>
+        <w:numPr>
+          <w:ilvl w:val="0"/>
+          <w:numId w:val="1"/>
+        </w:numPr>
+        <w:rPr>
+          <w:b/>
+          <w:bCs/>
+        </w:rPr>
+      </w:pPr>
+      <w:r>
+        <w:rPr>
+          <w:b/>
+          <w:bCs/>
+        </w:rPr>
+        <w:t>Push to Git Hub</w:t>
+      </w:r>
+    </w:p>
+    <w:p>
+      <w:pPr>
+        <w:pStyle w:val="ListParagraph"/>
+        <w:numPr>
+          <w:ilvl w:val="0"/>
+          <w:numId w:val="1"/>
+        </w:numPr>
+        <w:rPr>
+          <w:b/>
+          <w:bCs/>
+        </w:rPr>
+      </w:pPr>
+      <w:r>
+        <w:rPr>
+          <w:b/>
+          <w:bCs/>
+        </w:rPr>
+        <w:t xml:space="preserve">One Admin (a with a@gmail.com) in users list. Another Admin with </w:t>
+      </w:r>
+      <w:hyperlink r:id="rId8" w:history="1">
+        <w:r>
+          <w:rPr>
+            <w:rStyle w:val="Hyperlink"/>
+            <w:b/>
+            <w:bCs/>
+          </w:rPr>
+          <w:t>admin@gmail.com</w:t>
+        </w:r>
+      </w:hyperlink>
+    </w:p>
+    <w:p>
+      <w:pPr>
+        <w:pStyle w:val="ListParagraph"/>
+        <w:numPr>
+          <w:ilvl w:val="0"/>
+          <w:numId w:val="1"/>
+        </w:numPr>
+        <w:rPr>
+          <w:b/>
+          <w:bCs/>
+        </w:rPr>
+      </w:pPr>
+      <w:r>
+        <w:rPr>
+          <w:b/>
+          <w:bCs/>
+        </w:rPr>
+        <w:t>Fix database configuration (MySQL vs SQLite)</w:t>
+      </w:r>
+    </w:p>
+    <w:p>
+      <w:pPr>
+        <w:pStyle w:val="ListParagraph"/>
+        <w:rPr>
+          <w:b/>
+          <w:bCs/>
+        </w:rPr>
+      </w:pPr>
+    </w:p>
+    <w:p>
+      <w:pPr>
+        <w:pStyle w:val="ListParagraph"/>
+        <w:rPr>
+          <w:b/>
+          <w:bCs/>
+        </w:rPr>
+      </w:pPr>
+    </w:p>
+    <w:p>
+      <w:r>
+        <w:rPr>
+          <w:noProof/>
+        </w:rPr>
+        <w:drawing>
+          <wp:inline distT="0" distB="0" distL="0" distR="0" wp14:anchorId="6906AE0B" wp14:editId="3EDC879E">
+            <wp:extent cx="9777730" cy="3923665"/>
+            <wp:effectExtent l="0" t="0" r="0" b="635"/>
+            <wp:docPr id="50341292" name="Picture 1"/>
+            <wp:cNvGraphicFramePr>
+              <a:graphicFrameLocks xmlns:a="http://schemas.openxmlformats.org/drawingml/2006/main" noChangeAspect="1"/>
+            </wp:cNvGraphicFramePr>
+            <a:graphic xmlns:a="http://schemas.openxmlformats.org/drawingml/2006/main">
+              <a:graphicData uri="http://schemas.openxmlformats.org/drawingml/2006/picture">
+                <pic:pic xmlns:pic="http://schemas.openxmlformats.org/drawingml/2006/picture">
+                  <pic:nvPicPr>
+                    <pic:cNvPr id="50341292" name=""/>
+                    <pic:cNvPicPr/>
+                  </pic:nvPicPr>
+                  <pic:blipFill>
+                    <a:blip r:embed="rId9"/>
+                    <a:stretch>
+                      <a:fillRect/>
+                    </a:stretch>
+                  </pic:blipFill>
+                  <pic:spPr>
+                    <a:xfrm>
+                      <a:off x="0" y="0"/>
+                      <a:ext cx="9777730" cy="3923665"/>
+                    </a:xfrm>
+                    <a:prstGeom prst="rect">
+                      <a:avLst/>
+                    </a:prstGeom>
+                  </pic:spPr>
+                </pic:pic>
+              </a:graphicData>
+            </a:graphic>
+          </wp:inline>
+        </w:drawing>
       </w:r>
     </w:p>
     <w:sectPr>
@@ -394,6 +419,103 @@
     </w:sectPr>
   </w:body>
 </w:document>
+</file>
+
+<file path=word/numbering.xml><?xml version="1.0" encoding="utf-8"?>
+<w:numbering xmlns:wpc="http://schemas.microsoft.com/office/word/2010/wordprocessingCanvas" xmlns:cx="http://schemas.microsoft.com/office/drawing/2014/chartex" xmlns:cx1="http://schemas.microsoft.com/office/drawing/2015/9/8/chartex" xmlns:cx2="http://schemas.microsoft.com/office/drawing/2015/10/21/chartex" xmlns:cx3="http://schemas.microsoft.com/office/drawing/2016/5/9/chartex" xmlns:cx4="http://schemas.microsoft.com/office/drawing/2016/5/10/chartex" xmlns:cx5="http://schemas.microsoft.com/office/drawing/2016/5/11/chartex" xmlns:cx6="http://schemas.microsoft.com/office/drawing/2016/5/12/chartex" xmlns:cx7="http://schemas.microsoft.com/office/drawing/2016/5/13/chartex" xmlns:cx8="http://schemas.microsoft.com/office/drawing/2016/5/14/chartex" xmlns:mc="http://schemas.openxmlformats.org/markup-compatibility/2006" xmlns:aink="http://schemas.microsoft.com/office/drawing/2016/ink" xmlns:am3d="http://schemas.microsoft.com/office/drawing/2017/model3d" xmlns:o="urn:schemas-microsoft-com:office:office" xmlns:oel="http://schemas.microsoft.com/office/2019/extlst" xmlns:r="http://schemas.openxmlformats.org/officeDocument/2006/relationships" xmlns:m="http://schemas.openxmlformats.org/officeDocument/2006/math" xmlns:v="urn:schemas-microsoft-com:vml" xmlns:wp14="http://schemas.microsoft.com/office/word/2010/wordprocessingDrawing" xmlns:wp="http://schemas.openxmlformats.org/drawingml/2006/wordprocessingDrawing" xmlns:w10="urn:schemas-microsoft-com:office:word" xmlns:w="http://schemas.openxmlformats.org/wordprocessingml/2006/main" xmlns:w14="http://schemas.microsoft.com/office/word/2010/wordml" xmlns:w15="http://schemas.microsoft.com/office/word/2012/wordml" xmlns:w16cex="http://schemas.microsoft.com/office/word/2018/wordml/cex" xmlns:w16cid="http://schemas.microsoft.com/office/word/2016/wordml/cid" xmlns:w16="http://schemas.microsoft.com/office/word/2018/wordml" xmlns:w16du="http://schemas.microsoft.com/office/word/2023/wordml/word16du" xmlns:w16sdtdh="http://schemas.microsoft.com/office/word/2020/wordml/sdtdatahash" xmlns:w16sdtfl="http://schemas.microsoft.com/office/word/2024/wordml/sdtformatlock" xmlns:w16se="http://schemas.microsoft.com/office/word/2015/wordml/symex" xmlns:wpg="http://schemas.microsoft.com/office/word/2010/wordprocessingGroup" xmlns:wpi="http://schemas.microsoft.com/office/word/2010/wordprocessingInk" xmlns:wne="http://schemas.microsoft.com/office/word/2006/wordml" xmlns:wps="http://schemas.microsoft.com/office/word/2010/wordprocessingShape" mc:Ignorable="w14 w15 w16se w16cid w16 w16cex w16sdtdh w16sdtfl w16du wp14">
+  <w:abstractNum w:abstractNumId="0" w15:restartNumberingAfterBreak="0">
+    <w:nsid w:val="2E3F7448"/>
+    <w:multiLevelType w:val="hybridMultilevel"/>
+    <w:tmpl w:val="C660F5AE"/>
+    <w:lvl w:ilvl="0" w:tplc="4009000F">
+      <w:start w:val="1"/>
+      <w:numFmt w:val="decimal"/>
+      <w:lvlText w:val="%1."/>
+      <w:lvlJc w:val="left"/>
+      <w:pPr>
+        <w:ind w:left="720" w:hanging="360"/>
+      </w:pPr>
+      <w:rPr>
+        <w:rFonts w:hint="default"/>
+      </w:rPr>
+    </w:lvl>
+    <w:lvl w:ilvl="1" w:tplc="40090019" w:tentative="1">
+      <w:start w:val="1"/>
+      <w:numFmt w:val="lowerLetter"/>
+      <w:lvlText w:val="%2."/>
+      <w:lvlJc w:val="left"/>
+      <w:pPr>
+        <w:ind w:left="1440" w:hanging="360"/>
+      </w:pPr>
+    </w:lvl>
+    <w:lvl w:ilvl="2" w:tplc="4009001B" w:tentative="1">
+      <w:start w:val="1"/>
+      <w:numFmt w:val="lowerRoman"/>
+      <w:lvlText w:val="%3."/>
+      <w:lvlJc w:val="right"/>
+      <w:pPr>
+        <w:ind w:left="2160" w:hanging="180"/>
+      </w:pPr>
+    </w:lvl>
+    <w:lvl w:ilvl="3" w:tplc="4009000F" w:tentative="1">
+      <w:start w:val="1"/>
+      <w:numFmt w:val="decimal"/>
+      <w:lvlText w:val="%4."/>
+      <w:lvlJc w:val="left"/>
+      <w:pPr>
+        <w:ind w:left="2880" w:hanging="360"/>
+      </w:pPr>
+    </w:lvl>
+    <w:lvl w:ilvl="4" w:tplc="40090019" w:tentative="1">
+      <w:start w:val="1"/>
+      <w:numFmt w:val="lowerLetter"/>
+      <w:lvlText w:val="%5."/>
+      <w:lvlJc w:val="left"/>
+      <w:pPr>
+        <w:ind w:left="3600" w:hanging="360"/>
+      </w:pPr>
+    </w:lvl>
+    <w:lvl w:ilvl="5" w:tplc="4009001B" w:tentative="1">
+      <w:start w:val="1"/>
+      <w:numFmt w:val="lowerRoman"/>
+      <w:lvlText w:val="%6."/>
+      <w:lvlJc w:val="right"/>
+      <w:pPr>
+        <w:ind w:left="4320" w:hanging="180"/>
+      </w:pPr>
+    </w:lvl>
+    <w:lvl w:ilvl="6" w:tplc="4009000F" w:tentative="1">
+      <w:start w:val="1"/>
+      <w:numFmt w:val="decimal"/>
+      <w:lvlText w:val="%7."/>
+      <w:lvlJc w:val="left"/>
+      <w:pPr>
+        <w:ind w:left="5040" w:hanging="360"/>
+      </w:pPr>
+    </w:lvl>
+    <w:lvl w:ilvl="7" w:tplc="40090019" w:tentative="1">
+      <w:start w:val="1"/>
+      <w:numFmt w:val="lowerLetter"/>
+      <w:lvlText w:val="%8."/>
+      <w:lvlJc w:val="left"/>
+      <w:pPr>
+        <w:ind w:left="5760" w:hanging="360"/>
+      </w:pPr>
+    </w:lvl>
+    <w:lvl w:ilvl="8" w:tplc="4009001B" w:tentative="1">
+      <w:start w:val="1"/>
+      <w:numFmt w:val="lowerRoman"/>
+      <w:lvlText w:val="%9."/>
+      <w:lvlJc w:val="right"/>
+      <w:pPr>
+        <w:ind w:left="6480" w:hanging="180"/>
+      </w:pPr>
+    </w:lvl>
+  </w:abstractNum>
+  <w:num w:numId="1" w16cid:durableId="1153913156">
+    <w:abstractNumId w:val="0"/>
+  </w:num>
+</w:numbering>
 </file>
 
 <file path=word/styles.xml><?xml version="1.0" encoding="utf-8"?>
@@ -999,7 +1121,6 @@
   <w:style w:type="character" w:default="1" w:styleId="DefaultParagraphFont">
     <w:name w:val="Default Paragraph Font"/>
     <w:uiPriority w:val="1"/>
-    <w:semiHidden/>
     <w:unhideWhenUsed/>
   </w:style>
   <w:style w:type="table" w:default="1" w:styleId="TableNormal">

--- a/Frequently Used.docx
+++ b/Frequently Used.docx
@@ -14,6 +14,96 @@
           <w:b/>
           <w:bCs/>
         </w:rPr>
+        <w:t>Project Title:</w:t>
+      </w:r>
+    </w:p>
+    <w:p>
+      <w:pPr>
+        <w:rPr>
+          <w:b/>
+          <w:bCs/>
+        </w:rPr>
+      </w:pPr>
+      <w:r>
+        <w:rPr>
+          <w:b/>
+          <w:bCs/>
+        </w:rPr>
+        <w:t>Serene Space: Comprehensive AI-Powered Mental Wellness Platform</w:t>
+      </w:r>
+    </w:p>
+    <w:p>
+      <w:pPr>
+        <w:rPr>
+          <w:b/>
+          <w:bCs/>
+        </w:rPr>
+      </w:pPr>
+    </w:p>
+    <w:p>
+      <w:pPr>
+        <w:rPr>
+          <w:b/>
+          <w:bCs/>
+        </w:rPr>
+      </w:pPr>
+    </w:p>
+    <w:p>
+      <w:pPr>
+        <w:rPr>
+          <w:b/>
+          <w:bCs/>
+        </w:rPr>
+      </w:pPr>
+      <w:r>
+        <w:rPr>
+          <w:b/>
+          <w:bCs/>
+        </w:rPr>
+        <w:t>Django Super User</w:t>
+      </w:r>
+    </w:p>
+    <w:p>
+      <w:r>
+        <w:t>Name: serene</w:t>
+      </w:r>
+    </w:p>
+    <w:p>
+      <w:r>
+        <w:t xml:space="preserve">Email: </w:t>
+      </w:r>
+      <w:hyperlink r:id="rId5" w:history="1">
+        <w:r>
+          <w:rPr>
+            <w:rStyle w:val="Hyperlink"/>
+          </w:rPr>
+          <w:t>ananyasajan07@gmail.com</w:t>
+        </w:r>
+      </w:hyperlink>
+    </w:p>
+    <w:p>
+      <w:proofErr w:type="spellStart"/>
+      <w:r>
+        <w:t>Pwd</w:t>
+      </w:r>
+      <w:proofErr w:type="spellEnd"/>
+      <w:r>
+        <w:t>: serene</w:t>
+      </w:r>
+    </w:p>
+    <w:p/>
+    <w:p>
+      <w:pPr>
+        <w:rPr>
+          <w:b/>
+          <w:bCs/>
+        </w:rPr>
+      </w:pPr>
+      <w:r>
+        <w:rPr>
+          <w:b/>
+          <w:bCs/>
+        </w:rPr>
         <w:t>Frontend server</w:t>
       </w:r>
     </w:p>
@@ -84,7 +174,7 @@
         </w:rPr>
         <w:t xml:space="preserve"> </w:t>
       </w:r>
-      <w:hyperlink r:id="rId5" w:history="1">
+      <w:hyperlink r:id="rId6" w:history="1">
         <w:r>
           <w:rPr>
             <w:rStyle w:val="Hyperlink"/>
@@ -130,7 +220,7 @@
         </w:rPr>
         <w:t xml:space="preserve"> </w:t>
       </w:r>
-      <w:hyperlink r:id="rId6" w:history="1">
+      <w:hyperlink r:id="rId7" w:history="1">
         <w:r>
           <w:rPr>
             <w:rStyle w:val="Hyperlink"/>
@@ -153,6 +243,7 @@
           <w:b/>
           <w:bCs/>
         </w:rPr>
+        <w:lastRenderedPageBreak/>
         <w:t xml:space="preserve">User - </w:t>
       </w:r>
       <w:r>
@@ -179,7 +270,7 @@
       <w:r>
         <w:t xml:space="preserve"> </w:t>
       </w:r>
-      <w:hyperlink r:id="rId7" w:history="1">
+      <w:hyperlink r:id="rId8" w:history="1">
         <w:r>
           <w:rPr>
             <w:rStyle w:val="Hyperlink"/>
@@ -277,7 +368,6 @@
           <w:sz w:val="60"/>
           <w:szCs w:val="60"/>
         </w:rPr>
-        <w:lastRenderedPageBreak/>
         <w:t>To Do</w:t>
       </w:r>
     </w:p>
@@ -320,7 +410,7 @@
         </w:rPr>
         <w:t xml:space="preserve">One Admin (a with a@gmail.com) in users list. Another Admin with </w:t>
       </w:r>
-      <w:hyperlink r:id="rId8" w:history="1">
+      <w:hyperlink r:id="rId9" w:history="1">
         <w:r>
           <w:rPr>
             <w:rStyle w:val="Hyperlink"/>
@@ -341,14 +431,41 @@
         <w:rPr>
           <w:b/>
           <w:bCs/>
-        </w:rPr>
-      </w:pPr>
-      <w:r>
-        <w:rPr>
-          <w:b/>
-          <w:bCs/>
-        </w:rPr>
-        <w:t>Fix database configuration (MySQL vs SQLite)</w:t>
+          <w:color w:val="70AD47" w:themeColor="accent6"/>
+        </w:rPr>
+      </w:pPr>
+      <w:r>
+        <w:rPr>
+          <w:b/>
+          <w:bCs/>
+          <w:color w:val="70AD47" w:themeColor="accent6"/>
+        </w:rPr>
+        <w:t>Download python 3.10</w:t>
+      </w:r>
+      <w:r>
+        <w:rPr>
+          <w:b/>
+          <w:bCs/>
+          <w:color w:val="70AD47" w:themeColor="accent6"/>
+        </w:rPr>
+        <w:br/>
+        <w:t>Using its path</w:t>
+      </w:r>
+      <w:r>
+        <w:rPr>
+          <w:b/>
+          <w:bCs/>
+          <w:color w:val="70AD47" w:themeColor="accent6"/>
+        </w:rPr>
+        <w:t xml:space="preserve"> (our local laptop folder path written on top)</w:t>
+      </w:r>
+      <w:r>
+        <w:rPr>
+          <w:b/>
+          <w:bCs/>
+          <w:color w:val="70AD47" w:themeColor="accent6"/>
+        </w:rPr>
+        <w:t>, create environment variable</w:t>
       </w:r>
     </w:p>
     <w:p>
@@ -357,12 +474,237 @@
         <w:rPr>
           <w:b/>
           <w:bCs/>
-        </w:rPr>
-      </w:pPr>
+          <w:color w:val="70AD47" w:themeColor="accent6"/>
+        </w:rPr>
+      </w:pPr>
+      <w:r>
+        <w:rPr>
+          <w:b/>
+          <w:bCs/>
+          <w:color w:val="70AD47" w:themeColor="accent6"/>
+        </w:rPr>
+        <w:t>Then install Django, MySQL</w:t>
+      </w:r>
     </w:p>
     <w:p>
       <w:pPr>
         <w:pStyle w:val="ListParagraph"/>
+        <w:numPr>
+          <w:ilvl w:val="0"/>
+          <w:numId w:val="1"/>
+        </w:numPr>
+        <w:rPr>
+          <w:b/>
+          <w:bCs/>
+        </w:rPr>
+      </w:pPr>
+      <w:r>
+        <w:rPr>
+          <w:b/>
+          <w:bCs/>
+        </w:rPr>
+        <w:t xml:space="preserve">Got through the files for </w:t>
+      </w:r>
+      <w:proofErr w:type="spellStart"/>
+      <w:r>
+        <w:rPr>
+          <w:b/>
+          <w:bCs/>
+        </w:rPr>
+        <w:t>adhd</w:t>
+      </w:r>
+      <w:proofErr w:type="spellEnd"/>
+      <w:r>
+        <w:rPr>
+          <w:b/>
+          <w:bCs/>
+        </w:rPr>
+        <w:t>.</w:t>
+      </w:r>
+    </w:p>
+    <w:p>
+      <w:pPr>
+        <w:pStyle w:val="ListParagraph"/>
+        <w:numPr>
+          <w:ilvl w:val="0"/>
+          <w:numId w:val="1"/>
+        </w:numPr>
+        <w:rPr>
+          <w:b/>
+          <w:bCs/>
+        </w:rPr>
+      </w:pPr>
+      <w:r>
+        <w:rPr>
+          <w:b/>
+          <w:bCs/>
+        </w:rPr>
+        <w:t xml:space="preserve">First </w:t>
+      </w:r>
+      <w:proofErr w:type="spellStart"/>
+      <w:r>
+        <w:rPr>
+          <w:b/>
+          <w:bCs/>
+        </w:rPr>
+        <w:t>adhd</w:t>
+      </w:r>
+      <w:proofErr w:type="spellEnd"/>
+    </w:p>
+    <w:p>
+      <w:pPr>
+        <w:pStyle w:val="ListParagraph"/>
+        <w:rPr>
+          <w:b/>
+          <w:bCs/>
+        </w:rPr>
+      </w:pPr>
+      <w:r>
+        <w:rPr>
+          <w:b/>
+          <w:bCs/>
+        </w:rPr>
+        <w:t>For ADHD only need to print: Has ADHD or Doesn’t have ADHD</w:t>
+      </w:r>
+    </w:p>
+    <w:p>
+      <w:pPr>
+        <w:pStyle w:val="ListParagraph"/>
+        <w:rPr>
+          <w:b/>
+          <w:bCs/>
+        </w:rPr>
+      </w:pPr>
+    </w:p>
+    <w:p>
+      <w:pPr>
+        <w:rPr>
+          <w:b/>
+          <w:bCs/>
+          <w:color w:val="EE0000"/>
+          <w:sz w:val="40"/>
+          <w:szCs w:val="40"/>
+        </w:rPr>
+      </w:pPr>
+      <w:r>
+        <w:rPr>
+          <w:b/>
+          <w:bCs/>
+          <w:color w:val="EE0000"/>
+          <w:sz w:val="40"/>
+          <w:szCs w:val="40"/>
+        </w:rPr>
+        <w:t>Tasks Completed</w:t>
+      </w:r>
+    </w:p>
+    <w:p>
+      <w:pPr>
+        <w:rPr>
+          <w:b/>
+          <w:bCs/>
+        </w:rPr>
+      </w:pPr>
+      <w:r>
+        <w:rPr>
+          <w:b/>
+          <w:bCs/>
+        </w:rPr>
+        <w:t>Python 3.10 installed and configured</w:t>
+      </w:r>
+    </w:p>
+    <w:p>
+      <w:pPr>
+        <w:rPr>
+          <w:b/>
+          <w:bCs/>
+        </w:rPr>
+      </w:pPr>
+      <w:r>
+        <w:rPr>
+          <w:b/>
+          <w:bCs/>
+        </w:rPr>
+        <w:t>Django project running with Python 3.10</w:t>
+      </w:r>
+    </w:p>
+    <w:p>
+      <w:pPr>
+        <w:rPr>
+          <w:b/>
+          <w:bCs/>
+        </w:rPr>
+      </w:pPr>
+      <w:r>
+        <w:rPr>
+          <w:b/>
+          <w:bCs/>
+        </w:rPr>
+        <w:lastRenderedPageBreak/>
+        <w:t>ADHD prediction model loaded successfully</w:t>
+      </w:r>
+    </w:p>
+    <w:p>
+      <w:pPr>
+        <w:rPr>
+          <w:b/>
+          <w:bCs/>
+        </w:rPr>
+      </w:pPr>
+      <w:r>
+        <w:rPr>
+          <w:b/>
+          <w:bCs/>
+        </w:rPr>
+        <w:t>Prediction working: 56.39% probability of ADHD for the sample data</w:t>
+      </w:r>
+    </w:p>
+    <w:p>
+      <w:pPr>
+        <w:rPr>
+          <w:b/>
+          <w:bCs/>
+        </w:rPr>
+      </w:pPr>
+      <w:r>
+        <w:rPr>
+          <w:b/>
+          <w:bCs/>
+        </w:rPr>
+        <w:t>ADHD prediction function created</w:t>
+      </w:r>
+    </w:p>
+    <w:p>
+      <w:pPr>
+        <w:rPr>
+          <w:b/>
+          <w:bCs/>
+        </w:rPr>
+      </w:pPr>
+      <w:r>
+        <w:rPr>
+          <w:b/>
+          <w:bCs/>
+        </w:rPr>
+        <w:t>Django API endpoint for ADHD prediction</w:t>
+      </w:r>
+    </w:p>
+    <w:p>
+      <w:pPr>
+        <w:rPr>
+          <w:b/>
+          <w:bCs/>
+        </w:rPr>
+      </w:pPr>
+      <w:r>
+        <w:rPr>
+          <w:b/>
+          <w:bCs/>
+        </w:rPr>
+        <w:t>API tested and working: Returns "Has ADHD" or "Doesn't have ADHD"</w:t>
+      </w:r>
+    </w:p>
+    <w:p>
+      <w:pPr>
         <w:rPr>
           <w:b/>
           <w:bCs/>
@@ -390,7 +732,7 @@
                     <pic:cNvPicPr/>
                   </pic:nvPicPr>
                   <pic:blipFill>
-                    <a:blip r:embed="rId9"/>
+                    <a:blip r:embed="rId10"/>
                     <a:stretch>
                       <a:fillRect/>
                     </a:stretch>
@@ -512,8 +854,124 @@
       </w:pPr>
     </w:lvl>
   </w:abstractNum>
+  <w:abstractNum w:abstractNumId="1" w15:restartNumberingAfterBreak="0">
+    <w:nsid w:val="4EFB4430"/>
+    <w:multiLevelType w:val="multilevel"/>
+    <w:tmpl w:val="6330B17A"/>
+    <w:lvl w:ilvl="0">
+      <w:start w:val="1"/>
+      <w:numFmt w:val="decimal"/>
+      <w:lvlText w:val="%1."/>
+      <w:lvlJc w:val="left"/>
+      <w:pPr>
+        <w:tabs>
+          <w:tab w:val="num" w:pos="720"/>
+        </w:tabs>
+        <w:ind w:left="720" w:hanging="360"/>
+      </w:pPr>
+    </w:lvl>
+    <w:lvl w:ilvl="1" w:tentative="1">
+      <w:start w:val="1"/>
+      <w:numFmt w:val="decimal"/>
+      <w:lvlText w:val="%2."/>
+      <w:lvlJc w:val="left"/>
+      <w:pPr>
+        <w:tabs>
+          <w:tab w:val="num" w:pos="1440"/>
+        </w:tabs>
+        <w:ind w:left="1440" w:hanging="360"/>
+      </w:pPr>
+    </w:lvl>
+    <w:lvl w:ilvl="2" w:tentative="1">
+      <w:start w:val="1"/>
+      <w:numFmt w:val="decimal"/>
+      <w:lvlText w:val="%3."/>
+      <w:lvlJc w:val="left"/>
+      <w:pPr>
+        <w:tabs>
+          <w:tab w:val="num" w:pos="2160"/>
+        </w:tabs>
+        <w:ind w:left="2160" w:hanging="360"/>
+      </w:pPr>
+    </w:lvl>
+    <w:lvl w:ilvl="3" w:tentative="1">
+      <w:start w:val="1"/>
+      <w:numFmt w:val="decimal"/>
+      <w:lvlText w:val="%4."/>
+      <w:lvlJc w:val="left"/>
+      <w:pPr>
+        <w:tabs>
+          <w:tab w:val="num" w:pos="2880"/>
+        </w:tabs>
+        <w:ind w:left="2880" w:hanging="360"/>
+      </w:pPr>
+    </w:lvl>
+    <w:lvl w:ilvl="4" w:tentative="1">
+      <w:start w:val="1"/>
+      <w:numFmt w:val="decimal"/>
+      <w:lvlText w:val="%5."/>
+      <w:lvlJc w:val="left"/>
+      <w:pPr>
+        <w:tabs>
+          <w:tab w:val="num" w:pos="3600"/>
+        </w:tabs>
+        <w:ind w:left="3600" w:hanging="360"/>
+      </w:pPr>
+    </w:lvl>
+    <w:lvl w:ilvl="5" w:tentative="1">
+      <w:start w:val="1"/>
+      <w:numFmt w:val="decimal"/>
+      <w:lvlText w:val="%6."/>
+      <w:lvlJc w:val="left"/>
+      <w:pPr>
+        <w:tabs>
+          <w:tab w:val="num" w:pos="4320"/>
+        </w:tabs>
+        <w:ind w:left="4320" w:hanging="360"/>
+      </w:pPr>
+    </w:lvl>
+    <w:lvl w:ilvl="6" w:tentative="1">
+      <w:start w:val="1"/>
+      <w:numFmt w:val="decimal"/>
+      <w:lvlText w:val="%7."/>
+      <w:lvlJc w:val="left"/>
+      <w:pPr>
+        <w:tabs>
+          <w:tab w:val="num" w:pos="5040"/>
+        </w:tabs>
+        <w:ind w:left="5040" w:hanging="360"/>
+      </w:pPr>
+    </w:lvl>
+    <w:lvl w:ilvl="7" w:tentative="1">
+      <w:start w:val="1"/>
+      <w:numFmt w:val="decimal"/>
+      <w:lvlText w:val="%8."/>
+      <w:lvlJc w:val="left"/>
+      <w:pPr>
+        <w:tabs>
+          <w:tab w:val="num" w:pos="5760"/>
+        </w:tabs>
+        <w:ind w:left="5760" w:hanging="360"/>
+      </w:pPr>
+    </w:lvl>
+    <w:lvl w:ilvl="8" w:tentative="1">
+      <w:start w:val="1"/>
+      <w:numFmt w:val="decimal"/>
+      <w:lvlText w:val="%9."/>
+      <w:lvlJc w:val="left"/>
+      <w:pPr>
+        <w:tabs>
+          <w:tab w:val="num" w:pos="6480"/>
+        </w:tabs>
+        <w:ind w:left="6480" w:hanging="360"/>
+      </w:pPr>
+    </w:lvl>
+  </w:abstractNum>
   <w:num w:numId="1" w16cid:durableId="1153913156">
     <w:abstractNumId w:val="0"/>
+  </w:num>
+  <w:num w:numId="2" w16cid:durableId="530651646">
+    <w:abstractNumId w:val="1"/>
   </w:num>
 </w:numbering>
 </file>

--- a/Frequently Used.docx
+++ b/Frequently Used.docx
@@ -4,30 +4,20 @@
   <w:body>
     <w:p>
       <w:pPr>
-        <w:rPr>
-          <w:b/>
-          <w:bCs/>
-        </w:rPr>
-      </w:pPr>
-      <w:r>
-        <w:rPr>
-          <w:b/>
-          <w:bCs/>
-        </w:rPr>
-        <w:t>Project Title:</w:t>
-      </w:r>
-    </w:p>
-    <w:p>
-      <w:pPr>
-        <w:rPr>
-          <w:b/>
-          <w:bCs/>
-        </w:rPr>
-      </w:pPr>
-      <w:r>
-        <w:rPr>
-          <w:b/>
-          <w:bCs/>
+        <w:jc w:val="center"/>
+        <w:rPr>
+          <w:b/>
+          <w:bCs/>
+          <w:sz w:val="50"/>
+          <w:szCs w:val="50"/>
+        </w:rPr>
+      </w:pPr>
+      <w:r>
+        <w:rPr>
+          <w:b/>
+          <w:bCs/>
+          <w:sz w:val="50"/>
+          <w:szCs w:val="50"/>
         </w:rPr>
         <w:t>Serene Space: Comprehensive AI-Powered Mental Wellness Platform</w:t>
       </w:r>
@@ -64,6 +54,16 @@
       </w:r>
     </w:p>
     <w:p>
+      <w:hyperlink r:id="rId5" w:history="1">
+        <w:r>
+          <w:rPr>
+            <w:rStyle w:val="Hyperlink"/>
+          </w:rPr>
+          <w:t>http://127.0.0.1:8001/django-admin/</w:t>
+        </w:r>
+      </w:hyperlink>
+    </w:p>
+    <w:p>
       <w:r>
         <w:t>Name: serene</w:t>
       </w:r>
@@ -72,7 +72,7 @@
       <w:r>
         <w:t xml:space="preserve">Email: </w:t>
       </w:r>
-      <w:hyperlink r:id="rId5" w:history="1">
+      <w:hyperlink r:id="rId6" w:history="1">
         <w:r>
           <w:rPr>
             <w:rStyle w:val="Hyperlink"/>
@@ -82,16 +82,32 @@
       </w:hyperlink>
     </w:p>
     <w:p>
-      <w:proofErr w:type="spellStart"/>
-      <w:r>
-        <w:t>Pwd</w:t>
-      </w:r>
-      <w:proofErr w:type="spellEnd"/>
-      <w:r>
-        <w:t>: serene</w:t>
-      </w:r>
-    </w:p>
-    <w:p/>
+      <w:r>
+        <w:t>Pwd: serene</w:t>
+      </w:r>
+    </w:p>
+    <w:p>
+      <w:pPr>
+        <w:rPr>
+          <w:b/>
+          <w:bCs/>
+        </w:rPr>
+      </w:pPr>
+      <w:r>
+        <w:rPr>
+          <w:b/>
+          <w:bCs/>
+        </w:rPr>
+        <w:t>___________________________________________</w:t>
+      </w:r>
+      <w:r>
+        <w:rPr>
+          <w:b/>
+          <w:bCs/>
+        </w:rPr>
+        <w:t>_____________________________________________________________________________________</w:t>
+      </w:r>
+    </w:p>
     <w:p>
       <w:pPr>
         <w:rPr>
@@ -119,6 +135,20 @@
           <w:bCs/>
         </w:rPr>
       </w:pPr>
+      <w:r>
+        <w:rPr>
+          <w:b/>
+          <w:bCs/>
+        </w:rPr>
+        <w:t>___________________________________________</w:t>
+      </w:r>
+      <w:r>
+        <w:rPr>
+          <w:b/>
+          <w:bCs/>
+        </w:rPr>
+        <w:t>_____________________________________________________________________________________</w:t>
+      </w:r>
     </w:p>
     <w:p>
       <w:pPr>
@@ -147,18 +177,34 @@
     </w:p>
     <w:p>
       <w:r>
-        <w:t xml:space="preserve">python manage.py </w:t>
-      </w:r>
-      <w:proofErr w:type="spellStart"/>
-      <w:r>
-        <w:t>runserver</w:t>
-      </w:r>
-      <w:proofErr w:type="spellEnd"/>
+        <w:t>python manage.py runserver</w:t>
+      </w:r>
       <w:r>
         <w:t xml:space="preserve"> 8001</w:t>
       </w:r>
     </w:p>
-    <w:p/>
+    <w:p>
+      <w:pPr>
+        <w:rPr>
+          <w:b/>
+          <w:bCs/>
+        </w:rPr>
+      </w:pPr>
+      <w:r>
+        <w:rPr>
+          <w:b/>
+          <w:bCs/>
+        </w:rPr>
+        <w:t>___________________________________________</w:t>
+      </w:r>
+      <w:r>
+        <w:rPr>
+          <w:b/>
+          <w:bCs/>
+        </w:rPr>
+        <w:t>_____________________________________________________________________________________</w:t>
+      </w:r>
+    </w:p>
     <w:p>
       <w:r>
         <w:rPr>
@@ -174,7 +220,7 @@
         </w:rPr>
         <w:t xml:space="preserve"> </w:t>
       </w:r>
-      <w:hyperlink r:id="rId6" w:history="1">
+      <w:hyperlink r:id="rId7" w:history="1">
         <w:r>
           <w:rPr>
             <w:rStyle w:val="Hyperlink"/>
@@ -183,7 +229,28 @@
         </w:r>
       </w:hyperlink>
     </w:p>
-    <w:p/>
+    <w:p>
+      <w:pPr>
+        <w:rPr>
+          <w:b/>
+          <w:bCs/>
+        </w:rPr>
+      </w:pPr>
+      <w:r>
+        <w:rPr>
+          <w:b/>
+          <w:bCs/>
+        </w:rPr>
+        <w:t>___________________________________________</w:t>
+      </w:r>
+      <w:r>
+        <w:rPr>
+          <w:b/>
+          <w:bCs/>
+        </w:rPr>
+        <w:t>_____________________________________________________________________________________</w:t>
+      </w:r>
+    </w:p>
     <w:p>
       <w:r>
         <w:rPr>
@@ -220,7 +287,7 @@
         </w:rPr>
         <w:t xml:space="preserve"> </w:t>
       </w:r>
-      <w:hyperlink r:id="rId7" w:history="1">
+      <w:hyperlink r:id="rId8" w:history="1">
         <w:r>
           <w:rPr>
             <w:rStyle w:val="Hyperlink"/>
@@ -236,14 +303,28 @@
           <w:bCs/>
         </w:rPr>
       </w:pPr>
-    </w:p>
-    <w:p>
       <w:r>
         <w:rPr>
           <w:b/>
           <w:bCs/>
         </w:rPr>
         <w:lastRenderedPageBreak/>
+        <w:t>___________________________________________</w:t>
+      </w:r>
+      <w:r>
+        <w:rPr>
+          <w:b/>
+          <w:bCs/>
+        </w:rPr>
+        <w:t>_____________________________________________________________________________________</w:t>
+      </w:r>
+    </w:p>
+    <w:p>
+      <w:r>
+        <w:rPr>
+          <w:b/>
+          <w:bCs/>
+        </w:rPr>
         <w:t xml:space="preserve">User - </w:t>
       </w:r>
       <w:r>
@@ -270,7 +351,7 @@
       <w:r>
         <w:t xml:space="preserve"> </w:t>
       </w:r>
-      <w:hyperlink r:id="rId8" w:history="1">
+      <w:hyperlink r:id="rId9" w:history="1">
         <w:r>
           <w:rPr>
             <w:rStyle w:val="Hyperlink"/>
@@ -279,6 +360,377 @@
         </w:r>
       </w:hyperlink>
     </w:p>
+    <w:p>
+      <w:pPr>
+        <w:rPr>
+          <w:b/>
+          <w:bCs/>
+        </w:rPr>
+      </w:pPr>
+      <w:r>
+        <w:rPr>
+          <w:b/>
+          <w:bCs/>
+        </w:rPr>
+        <w:t>___________________________________________</w:t>
+      </w:r>
+      <w:r>
+        <w:rPr>
+          <w:b/>
+          <w:bCs/>
+        </w:rPr>
+        <w:t>_____________________________________________________________________________________</w:t>
+      </w:r>
+    </w:p>
+    <w:p>
+      <w:pPr>
+        <w:rPr>
+          <w:b/>
+          <w:bCs/>
+        </w:rPr>
+      </w:pPr>
+      <w:r>
+        <w:rPr>
+          <w:b/>
+          <w:bCs/>
+        </w:rPr>
+        <w:t>Pu</w:t>
+      </w:r>
+      <w:r>
+        <w:rPr>
+          <w:b/>
+          <w:bCs/>
+        </w:rPr>
+        <w:t>sh to Github</w:t>
+      </w:r>
+    </w:p>
+    <w:p>
+      <w:r>
+        <w:t>E:\serene_space&gt;git add .</w:t>
+      </w:r>
+    </w:p>
+    <w:p>
+      <w:r>
+        <w:t>E:\serene_space&gt;git commit -m "Updated Manage Users"</w:t>
+      </w:r>
+    </w:p>
+    <w:p>
+      <w:r>
+        <w:t>E:\serene_space&gt;git push</w:t>
+      </w:r>
+    </w:p>
+    <w:p>
+      <w:pPr>
+        <w:rPr>
+          <w:b/>
+          <w:bCs/>
+        </w:rPr>
+      </w:pPr>
+      <w:r>
+        <w:rPr>
+          <w:b/>
+          <w:bCs/>
+        </w:rPr>
+        <w:t>___________________________________________</w:t>
+      </w:r>
+      <w:r>
+        <w:rPr>
+          <w:b/>
+          <w:bCs/>
+        </w:rPr>
+        <w:t>_____________________________________________________________________________________</w:t>
+      </w:r>
+    </w:p>
+    <w:p>
+      <w:pPr>
+        <w:rPr>
+          <w:b/>
+          <w:bCs/>
+        </w:rPr>
+      </w:pPr>
+      <w:r>
+        <w:rPr>
+          <w:b/>
+          <w:bCs/>
+        </w:rPr>
+        <w:t>ADHD prediction API endpoint</w:t>
+      </w:r>
+    </w:p>
+    <w:p>
+      <w:hyperlink r:id="rId10" w:history="1">
+        <w:r>
+          <w:rPr>
+            <w:rStyle w:val="Hyperlink"/>
+          </w:rPr>
+          <w:t>http://127.0.0.1:8001/api/predict_adhd/</w:t>
+        </w:r>
+      </w:hyperlink>
+    </w:p>
+    <w:p>
+      <w:r>
+        <w:t>Content:</w:t>
+      </w:r>
+    </w:p>
+    <w:p>
+      <w:r>
+        <w:t>{</w:t>
+      </w:r>
+    </w:p>
+    <w:p>
+      <w:r>
+        <w:t xml:space="preserve">    "gender": "Male",</w:t>
+      </w:r>
+    </w:p>
+    <w:p>
+      <w:r>
+        <w:t xml:space="preserve">    "easily_distracted": 2,</w:t>
+      </w:r>
+    </w:p>
+    <w:p>
+      <w:r>
+        <w:t xml:space="preserve">    "forgetful_daily_tasks": 1,</w:t>
+      </w:r>
+    </w:p>
+    <w:p>
+      <w:r>
+        <w:t xml:space="preserve">    "poor_organization": 2,</w:t>
+      </w:r>
+    </w:p>
+    <w:p>
+      <w:r>
+        <w:t xml:space="preserve">    "difficulty_sustaining_attention": 3,</w:t>
+      </w:r>
+    </w:p>
+    <w:p>
+      <w:r>
+        <w:t xml:space="preserve">    "restlessness": 2,</w:t>
+      </w:r>
+    </w:p>
+    <w:p>
+      <w:r>
+        <w:t xml:space="preserve">    "impulsivity_score": 1,</w:t>
+      </w:r>
+    </w:p>
+    <w:p>
+      <w:r>
+        <w:t xml:space="preserve">    "screen_time_daily": 7.8,</w:t>
+      </w:r>
+    </w:p>
+    <w:p>
+      <w:r>
+        <w:t xml:space="preserve">    "phone_unlocks_per_day": 120,</w:t>
+      </w:r>
+    </w:p>
+    <w:p>
+      <w:r>
+        <w:lastRenderedPageBreak/>
+        <w:t xml:space="preserve">    "working_memory_score": 45</w:t>
+      </w:r>
+    </w:p>
+    <w:p>
+      <w:r>
+        <w:t>}</w:t>
+      </w:r>
+      <w:r>
+        <w:br/>
+      </w:r>
+      <w:r>
+        <w:br/>
+        <w:t>Response:</w:t>
+      </w:r>
+    </w:p>
+    <w:p>
+      <w:r>
+        <w:t>{</w:t>
+      </w:r>
+    </w:p>
+    <w:p>
+      <w:r>
+        <w:t xml:space="preserve">    "prediction": "Has ADHD",</w:t>
+      </w:r>
+    </w:p>
+    <w:p>
+      <w:r>
+        <w:t xml:space="preserve">    "message": "ADHD prediction completed successfully"</w:t>
+      </w:r>
+    </w:p>
+    <w:p>
+      <w:r>
+        <w:t>}</w:t>
+      </w:r>
+    </w:p>
+    <w:p>
+      <w:pPr>
+        <w:rPr>
+          <w:b/>
+          <w:bCs/>
+        </w:rPr>
+      </w:pPr>
+      <w:r>
+        <w:rPr>
+          <w:b/>
+          <w:bCs/>
+        </w:rPr>
+        <w:t>___________________________________________</w:t>
+      </w:r>
+      <w:r>
+        <w:rPr>
+          <w:b/>
+          <w:bCs/>
+        </w:rPr>
+        <w:t>_____________________________________________________________________________________</w:t>
+      </w:r>
+    </w:p>
+    <w:p>
+      <w:pPr>
+        <w:rPr>
+          <w:b/>
+          <w:bCs/>
+        </w:rPr>
+      </w:pPr>
+      <w:r>
+        <w:rPr>
+          <w:b/>
+          <w:bCs/>
+        </w:rPr>
+        <w:t xml:space="preserve">Changed available field </w:t>
+      </w:r>
+      <w:r>
+        <w:rPr>
+          <w:b/>
+          <w:bCs/>
+        </w:rPr>
+        <w:t xml:space="preserve">of doctors -&gt; </w:t>
+      </w:r>
+      <w:r>
+        <w:rPr>
+          <w:b/>
+          <w:bCs/>
+        </w:rPr>
+        <w:t>default from True to False</w:t>
+      </w:r>
+    </w:p>
+    <w:p>
+      <w:pPr>
+        <w:ind w:left="720"/>
+      </w:pPr>
+      <w:r>
+        <w:rPr>
+          <w:b/>
+          <w:bCs/>
+        </w:rPr>
+        <w:t xml:space="preserve">Step </w:t>
+      </w:r>
+      <w:r>
+        <w:rPr>
+          <w:b/>
+          <w:bCs/>
+        </w:rPr>
+        <w:t>1</w:t>
+      </w:r>
+      <w:r>
+        <w:rPr>
+          <w:b/>
+          <w:bCs/>
+        </w:rPr>
+        <w:t xml:space="preserve">: </w:t>
+      </w:r>
+      <w:r>
+        <w:rPr>
+          <w:b/>
+          <w:bCs/>
+        </w:rPr>
+        <w:t>View all Doctors’</w:t>
+      </w:r>
+      <w:r>
+        <w:rPr>
+          <w:b/>
+          <w:bCs/>
+        </w:rPr>
+        <w:t xml:space="preserve"> availability</w:t>
+      </w:r>
+      <w:r>
+        <w:rPr>
+          <w:b/>
+          <w:bCs/>
+        </w:rPr>
+        <w:t xml:space="preserve">: </w:t>
+      </w:r>
+      <w:hyperlink r:id="rId11" w:history="1">
+        <w:r>
+          <w:rPr>
+            <w:rStyle w:val="Hyperlink"/>
+          </w:rPr>
+          <w:t>http://127.0.0.1:8001/api/doctors/</w:t>
+        </w:r>
+      </w:hyperlink>
+    </w:p>
+    <w:p>
+      <w:pPr>
+        <w:ind w:firstLine="720"/>
+      </w:pPr>
+      <w:r>
+        <w:rPr>
+          <w:b/>
+          <w:bCs/>
+        </w:rPr>
+        <w:t>Step 2: Change availability</w:t>
+      </w:r>
+    </w:p>
+    <w:p>
+      <w:pPr>
+        <w:numPr>
+          <w:ilvl w:val="0"/>
+          <w:numId w:val="3"/>
+        </w:numPr>
+      </w:pPr>
+      <w:r>
+        <w:t>URL: http://127.0.0.1:8001/api/doctors/2/availability/</w:t>
+      </w:r>
+    </w:p>
+    <w:p>
+      <w:pPr>
+        <w:numPr>
+          <w:ilvl w:val="0"/>
+          <w:numId w:val="3"/>
+        </w:numPr>
+      </w:pPr>
+      <w:r>
+        <w:t>"Content" box</w:t>
+      </w:r>
+      <w:r>
+        <w:t xml:space="preserve"> - </w:t>
+      </w:r>
+      <w:r>
+        <w:t>Enter: {"available": true} or {"available": false}</w:t>
+      </w:r>
+    </w:p>
+    <w:p>
+      <w:pPr>
+        <w:numPr>
+          <w:ilvl w:val="0"/>
+          <w:numId w:val="3"/>
+        </w:numPr>
+      </w:pPr>
+      <w:r>
+        <w:t>Output: {"message": "Doctor d2 availability updated", "doctor_id": 2, "name": "d2", "available": true}"</w:t>
+      </w:r>
+    </w:p>
+    <w:p>
+      <w:pPr>
+        <w:rPr>
+          <w:b/>
+          <w:bCs/>
+        </w:rPr>
+      </w:pPr>
+      <w:r>
+        <w:rPr>
+          <w:b/>
+          <w:bCs/>
+        </w:rPr>
+        <w:t>________________________________________________________________________________________________________________________________</w:t>
+      </w:r>
+    </w:p>
     <w:p/>
     <w:p>
       <w:pPr>
@@ -292,58 +744,20 @@
           <w:b/>
           <w:bCs/>
         </w:rPr>
-        <w:t>Pu</w:t>
-      </w:r>
-      <w:r>
-        <w:rPr>
-          <w:b/>
-          <w:bCs/>
-        </w:rPr>
-        <w:t xml:space="preserve">sh to </w:t>
-      </w:r>
-      <w:proofErr w:type="spellStart"/>
-      <w:r>
-        <w:rPr>
-          <w:b/>
-          <w:bCs/>
-        </w:rPr>
-        <w:t>Github</w:t>
-      </w:r>
-      <w:proofErr w:type="spellEnd"/>
-    </w:p>
-    <w:p>
-      <w:r>
-        <w:t xml:space="preserve">E:\serene_space&gt;git </w:t>
-      </w:r>
-      <w:proofErr w:type="gramStart"/>
-      <w:r>
-        <w:t>add .</w:t>
-      </w:r>
-      <w:proofErr w:type="gramEnd"/>
-    </w:p>
-    <w:p>
-      <w:r>
-        <w:t>E:\serene_space&gt;git commit -m "Updated Manage Users"</w:t>
-      </w:r>
-    </w:p>
-    <w:p>
-      <w:r>
-        <w:t>E:\serene_space&gt;git push</w:t>
-      </w:r>
-    </w:p>
-    <w:p>
-      <w:pPr>
-        <w:rPr>
-          <w:b/>
-          <w:bCs/>
-        </w:rPr>
-      </w:pPr>
-    </w:p>
-    <w:p>
-      <w:pPr>
-        <w:rPr>
-          <w:b/>
-          <w:bCs/>
+        <w:t>___________________________________________</w:t>
+      </w:r>
+      <w:r>
+        <w:rPr>
+          <w:b/>
+          <w:bCs/>
+        </w:rPr>
+        <w:t>_____________________________________________________________________________________</w:t>
+      </w:r>
+    </w:p>
+    <w:p/>
+    <w:p>
+      <w:pPr>
+        <w:rPr>
           <w:color w:val="EE0000"/>
           <w:sz w:val="60"/>
           <w:szCs w:val="60"/>
@@ -356,8 +770,8 @@
           <w:b/>
           <w:bCs/>
           <w:color w:val="EE0000"/>
-          <w:sz w:val="60"/>
-          <w:szCs w:val="60"/>
+          <w:sz w:val="40"/>
+          <w:szCs w:val="40"/>
         </w:rPr>
       </w:pPr>
       <w:r>
@@ -365,9 +779,10 @@
           <w:b/>
           <w:bCs/>
           <w:color w:val="EE0000"/>
-          <w:sz w:val="60"/>
-          <w:szCs w:val="60"/>
-        </w:rPr>
+          <w:sz w:val="40"/>
+          <w:szCs w:val="40"/>
+        </w:rPr>
+        <w:lastRenderedPageBreak/>
         <w:t>To Do</w:t>
       </w:r>
     </w:p>
@@ -410,7 +825,7 @@
         </w:rPr>
         <w:t xml:space="preserve">One Admin (a with a@gmail.com) in users list. Another Admin with </w:t>
       </w:r>
-      <w:hyperlink r:id="rId9" w:history="1">
+      <w:hyperlink r:id="rId12" w:history="1">
         <w:r>
           <w:rPr>
             <w:rStyle w:val="Hyperlink"/>
@@ -431,59 +846,21 @@
         <w:rPr>
           <w:b/>
           <w:bCs/>
-          <w:color w:val="70AD47" w:themeColor="accent6"/>
-        </w:rPr>
-      </w:pPr>
-      <w:r>
-        <w:rPr>
-          <w:b/>
-          <w:bCs/>
-          <w:color w:val="70AD47" w:themeColor="accent6"/>
-        </w:rPr>
-        <w:t>Download python 3.10</w:t>
-      </w:r>
-      <w:r>
-        <w:rPr>
-          <w:b/>
-          <w:bCs/>
-          <w:color w:val="70AD47" w:themeColor="accent6"/>
-        </w:rPr>
-        <w:br/>
-        <w:t>Using its path</w:t>
-      </w:r>
-      <w:r>
-        <w:rPr>
-          <w:b/>
-          <w:bCs/>
-          <w:color w:val="70AD47" w:themeColor="accent6"/>
-        </w:rPr>
-        <w:t xml:space="preserve"> (our local laptop folder path written on top)</w:t>
-      </w:r>
-      <w:r>
-        <w:rPr>
-          <w:b/>
-          <w:bCs/>
-          <w:color w:val="70AD47" w:themeColor="accent6"/>
-        </w:rPr>
-        <w:t>, create environment variable</w:t>
-      </w:r>
-    </w:p>
-    <w:p>
-      <w:pPr>
-        <w:pStyle w:val="ListParagraph"/>
-        <w:rPr>
-          <w:b/>
-          <w:bCs/>
-          <w:color w:val="70AD47" w:themeColor="accent6"/>
-        </w:rPr>
-      </w:pPr>
-      <w:r>
-        <w:rPr>
-          <w:b/>
-          <w:bCs/>
-          <w:color w:val="70AD47" w:themeColor="accent6"/>
-        </w:rPr>
-        <w:t>Then install Django, MySQL</w:t>
+        </w:rPr>
+      </w:pPr>
+      <w:r>
+        <w:rPr>
+          <w:b/>
+          <w:bCs/>
+        </w:rPr>
+        <w:t>Image</w:t>
+      </w:r>
+      <w:r>
+        <w:rPr>
+          <w:b/>
+          <w:bCs/>
+        </w:rPr>
+        <w:t xml:space="preserve"> not showing</w:t>
       </w:r>
     </w:p>
     <w:p>
@@ -503,23 +880,7 @@
           <w:b/>
           <w:bCs/>
         </w:rPr>
-        <w:t xml:space="preserve">Got through the files for </w:t>
-      </w:r>
-      <w:proofErr w:type="spellStart"/>
-      <w:r>
-        <w:rPr>
-          <w:b/>
-          <w:bCs/>
-        </w:rPr>
-        <w:t>adhd</w:t>
-      </w:r>
-      <w:proofErr w:type="spellEnd"/>
-      <w:r>
-        <w:rPr>
-          <w:b/>
-          <w:bCs/>
-        </w:rPr>
-        <w:t>.</w:t>
+        <w:t>Edit button click -&gt; should appear current values in field column. Then the user can edit only the field they want to not all fields type from starting</w:t>
       </w:r>
     </w:p>
     <w:p>
@@ -539,42 +900,8 @@
           <w:b/>
           <w:bCs/>
         </w:rPr>
-        <w:t xml:space="preserve">First </w:t>
-      </w:r>
-      <w:proofErr w:type="spellStart"/>
-      <w:r>
-        <w:rPr>
-          <w:b/>
-          <w:bCs/>
-        </w:rPr>
-        <w:t>adhd</w:t>
-      </w:r>
-      <w:proofErr w:type="spellEnd"/>
-    </w:p>
-    <w:p>
-      <w:pPr>
-        <w:pStyle w:val="ListParagraph"/>
-        <w:rPr>
-          <w:b/>
-          <w:bCs/>
-        </w:rPr>
-      </w:pPr>
-      <w:r>
-        <w:rPr>
-          <w:b/>
-          <w:bCs/>
-        </w:rPr>
-        <w:t>For ADHD only need to print: Has ADHD or Doesn’t have ADHD</w:t>
-      </w:r>
-    </w:p>
-    <w:p>
-      <w:pPr>
-        <w:pStyle w:val="ListParagraph"/>
-        <w:rPr>
-          <w:b/>
-          <w:bCs/>
-        </w:rPr>
-      </w:pPr>
+        <w:t>Manage Books – sl no. instead of ID</w:t>
+      </w:r>
     </w:p>
     <w:p>
       <w:pPr>
@@ -586,7 +913,9 @@
           <w:szCs w:val="40"/>
         </w:rPr>
       </w:pPr>
-      <w:r>
+    </w:p>
+    <w:p>
+      <w:pPr>
         <w:rPr>
           <w:b/>
           <w:bCs/>
@@ -594,6 +923,26 @@
           <w:sz w:val="40"/>
           <w:szCs w:val="40"/>
         </w:rPr>
+      </w:pPr>
+    </w:p>
+    <w:p>
+      <w:pPr>
+        <w:rPr>
+          <w:b/>
+          <w:bCs/>
+          <w:color w:val="EE0000"/>
+          <w:sz w:val="40"/>
+          <w:szCs w:val="40"/>
+        </w:rPr>
+      </w:pPr>
+      <w:r>
+        <w:rPr>
+          <w:b/>
+          <w:bCs/>
+          <w:color w:val="EE0000"/>
+          <w:sz w:val="40"/>
+          <w:szCs w:val="40"/>
+        </w:rPr>
         <w:t>Tasks Completed</w:t>
       </w:r>
     </w:p>
@@ -639,69 +988,369 @@
           <w:b/>
           <w:bCs/>
         </w:rPr>
+        <w:t>ADHD prediction model loaded successfully</w:t>
+      </w:r>
+    </w:p>
+    <w:p>
+      <w:pPr>
+        <w:rPr>
+          <w:b/>
+          <w:bCs/>
+        </w:rPr>
+      </w:pPr>
+      <w:r>
+        <w:rPr>
+          <w:b/>
+          <w:bCs/>
+        </w:rPr>
+        <w:t>Prediction working: 56.39% probability of ADHD for the sample data</w:t>
+      </w:r>
+    </w:p>
+    <w:p>
+      <w:pPr>
+        <w:rPr>
+          <w:b/>
+          <w:bCs/>
+        </w:rPr>
+      </w:pPr>
+      <w:r>
+        <w:rPr>
+          <w:b/>
+          <w:bCs/>
+        </w:rPr>
+        <w:t>ADHD prediction function created</w:t>
+      </w:r>
+    </w:p>
+    <w:p>
+      <w:pPr>
+        <w:rPr>
+          <w:b/>
+          <w:bCs/>
+        </w:rPr>
+      </w:pPr>
+      <w:r>
+        <w:rPr>
+          <w:b/>
+          <w:bCs/>
+        </w:rPr>
+        <w:t>Django API endpoint for ADHD prediction</w:t>
+      </w:r>
+    </w:p>
+    <w:p>
+      <w:pPr>
+        <w:rPr>
+          <w:b/>
+          <w:bCs/>
+        </w:rPr>
+      </w:pPr>
+      <w:r>
+        <w:rPr>
+          <w:b/>
+          <w:bCs/>
+        </w:rPr>
+        <w:t>API tested and working: Returns "Has ADHD" or "Doesn't have ADHD"</w:t>
+      </w:r>
+    </w:p>
+    <w:p>
+      <w:pPr>
+        <w:rPr>
+          <w:b/>
+          <w:bCs/>
+          <w:color w:val="70AD47" w:themeColor="accent6"/>
+        </w:rPr>
+      </w:pPr>
+      <w:r>
+        <w:rPr>
+          <w:b/>
+          <w:bCs/>
+          <w:color w:val="70AD47" w:themeColor="accent6"/>
+        </w:rPr>
+        <w:t xml:space="preserve">Okay so you have printed it in vs code. </w:t>
+      </w:r>
+      <w:r>
+        <w:rPr>
+          <w:b/>
+          <w:bCs/>
+          <w:color w:val="70AD47" w:themeColor="accent6"/>
+        </w:rPr>
+        <w:t>Instead,</w:t>
+      </w:r>
+      <w:r>
+        <w:rPr>
+          <w:b/>
+          <w:bCs/>
+          <w:color w:val="70AD47" w:themeColor="accent6"/>
+        </w:rPr>
+        <w:t xml:space="preserve"> </w:t>
+      </w:r>
+      <w:r>
+        <w:rPr>
+          <w:b/>
+          <w:bCs/>
+          <w:color w:val="70AD47" w:themeColor="accent6"/>
+        </w:rPr>
+        <w:t>should</w:t>
+      </w:r>
+      <w:r>
+        <w:rPr>
+          <w:b/>
+          <w:bCs/>
+          <w:color w:val="70AD47" w:themeColor="accent6"/>
+        </w:rPr>
+        <w:t xml:space="preserve"> print in JSON because we give JSON. Drf is for that.</w:t>
+      </w:r>
+    </w:p>
+    <w:p>
+      <w:pPr>
+        <w:pStyle w:val="ListParagraph"/>
+        <w:rPr>
+          <w:b/>
+          <w:bCs/>
+          <w:color w:val="70AD47" w:themeColor="accent6"/>
+        </w:rPr>
+      </w:pPr>
+      <w:r>
+        <w:rPr>
+          <w:b/>
+          <w:bCs/>
+          <w:color w:val="70AD47" w:themeColor="accent6"/>
+        </w:rPr>
+        <w:t>Urls.py code</w:t>
+      </w:r>
+      <w:r>
+        <w:rPr>
+          <w:b/>
+          <w:bCs/>
+          <w:color w:val="70AD47" w:themeColor="accent6"/>
+        </w:rPr>
+        <w:br/>
+        <w:t>This is swagger right. Like this predict_adhd in browser, by giving request and response</w:t>
+      </w:r>
+    </w:p>
+    <w:p>
+      <w:pPr>
+        <w:rPr>
+          <w:b/>
+          <w:bCs/>
+        </w:rPr>
+      </w:pPr>
+    </w:p>
+    <w:p>
+      <w:pPr>
+        <w:rPr>
+          <w:b/>
+          <w:bCs/>
+        </w:rPr>
+      </w:pPr>
+      <w:r>
+        <w:rPr>
+          <w:b/>
+          <w:bCs/>
+        </w:rPr>
+        <w:t>Doctor Module</w:t>
+      </w:r>
+    </w:p>
+    <w:p>
+      <w:pPr>
+        <w:pStyle w:val="ListParagraph"/>
+        <w:rPr>
+          <w:b/>
+          <w:bCs/>
+        </w:rPr>
+      </w:pPr>
+      <w:r>
+        <w:rPr>
+          <w:b/>
+          <w:bCs/>
+        </w:rPr>
         <w:lastRenderedPageBreak/>
-        <w:t>ADHD prediction model loaded successfully</w:t>
-      </w:r>
-    </w:p>
-    <w:p>
-      <w:pPr>
-        <w:rPr>
-          <w:b/>
-          <w:bCs/>
-        </w:rPr>
-      </w:pPr>
-      <w:r>
-        <w:rPr>
-          <w:b/>
-          <w:bCs/>
-        </w:rPr>
-        <w:t>Prediction working: 56.39% probability of ADHD for the sample data</w:t>
-      </w:r>
-    </w:p>
-    <w:p>
-      <w:pPr>
-        <w:rPr>
-          <w:b/>
-          <w:bCs/>
-        </w:rPr>
-      </w:pPr>
-      <w:r>
-        <w:rPr>
-          <w:b/>
-          <w:bCs/>
-        </w:rPr>
-        <w:t>ADHD prediction function created</w:t>
-      </w:r>
-    </w:p>
-    <w:p>
-      <w:pPr>
-        <w:rPr>
-          <w:b/>
-          <w:bCs/>
-        </w:rPr>
-      </w:pPr>
-      <w:r>
-        <w:rPr>
-          <w:b/>
-          <w:bCs/>
-        </w:rPr>
-        <w:t>Django API endpoint for ADHD prediction</w:t>
-      </w:r>
-    </w:p>
-    <w:p>
-      <w:pPr>
-        <w:rPr>
-          <w:b/>
-          <w:bCs/>
-        </w:rPr>
-      </w:pPr>
-      <w:r>
-        <w:rPr>
-          <w:b/>
-          <w:bCs/>
-        </w:rPr>
-        <w:t>API tested and working: Returns "Has ADHD" or "Doesn't have ADHD"</w:t>
-      </w:r>
+        <w:t>Registration and Login over.</w:t>
+      </w:r>
+      <w:r>
+        <w:rPr>
+          <w:b/>
+          <w:bCs/>
+        </w:rPr>
+        <w:br/>
+        <w:t xml:space="preserve">Need to change availability. Default will be 1. Change that to 0. That is available or not change Boolean field. Need </w:t>
+      </w:r>
+      <w:r>
+        <w:rPr>
+          <w:b/>
+          <w:bCs/>
+        </w:rPr>
+        <w:t>an</w:t>
+      </w:r>
+      <w:r>
+        <w:rPr>
+          <w:b/>
+          <w:bCs/>
+        </w:rPr>
+        <w:t xml:space="preserve"> API for that</w:t>
+      </w:r>
+      <w:r>
+        <w:rPr>
+          <w:b/>
+          <w:bCs/>
+        </w:rPr>
+        <w:t>.</w:t>
+      </w:r>
+    </w:p>
+    <w:p>
+      <w:pPr>
+        <w:pStyle w:val="ListParagraph"/>
+        <w:rPr>
+          <w:b/>
+          <w:bCs/>
+        </w:rPr>
+      </w:pPr>
+    </w:p>
+    <w:p>
+      <w:pPr>
+        <w:pStyle w:val="ListParagraph"/>
+        <w:numPr>
+          <w:ilvl w:val="0"/>
+          <w:numId w:val="1"/>
+        </w:numPr>
+        <w:rPr>
+          <w:b/>
+          <w:bCs/>
+        </w:rPr>
+      </w:pPr>
+      <w:r>
+        <w:rPr>
+          <w:b/>
+          <w:bCs/>
+        </w:rPr>
+        <w:t xml:space="preserve">Admin - </w:t>
+      </w:r>
+      <w:r>
+        <w:rPr>
+          <w:b/>
+          <w:bCs/>
+        </w:rPr>
+        <w:t>Its that Admin adds some books like depression based, adhd based. So add, edit, delete, update. User can just view</w:t>
+      </w:r>
+    </w:p>
+    <w:p>
+      <w:pPr>
+        <w:pStyle w:val="ListParagraph"/>
+        <w:numPr>
+          <w:ilvl w:val="0"/>
+          <w:numId w:val="1"/>
+        </w:numPr>
+        <w:rPr>
+          <w:b/>
+          <w:bCs/>
+        </w:rPr>
+      </w:pPr>
+      <w:r>
+        <w:rPr>
+          <w:b/>
+          <w:bCs/>
+        </w:rPr>
+        <w:t>Buttons workin</w:t>
+      </w:r>
+      <w:r>
+        <w:rPr>
+          <w:b/>
+          <w:bCs/>
+        </w:rPr>
+        <w:t>g</w:t>
+      </w:r>
+    </w:p>
+    <w:p>
+      <w:pPr>
+        <w:pStyle w:val="ListParagraph"/>
+        <w:numPr>
+          <w:ilvl w:val="0"/>
+          <w:numId w:val="1"/>
+        </w:numPr>
+        <w:rPr>
+          <w:b/>
+          <w:bCs/>
+        </w:rPr>
+      </w:pPr>
+      <w:r>
+        <w:rPr>
+          <w:b/>
+          <w:bCs/>
+        </w:rPr>
+        <w:t>Book – added depression, anxiety</w:t>
+      </w:r>
+    </w:p>
+    <w:p>
+      <w:pPr>
+        <w:pStyle w:val="ListParagraph"/>
+        <w:rPr>
+          <w:b/>
+          <w:bCs/>
+        </w:rPr>
+      </w:pPr>
+    </w:p>
+    <w:p>
+      <w:pPr>
+        <w:rPr>
+          <w:b/>
+          <w:bCs/>
+        </w:rPr>
+      </w:pPr>
+    </w:p>
+    <w:p>
+      <w:pPr>
+        <w:rPr>
+          <w:b/>
+          <w:bCs/>
+        </w:rPr>
+      </w:pPr>
+    </w:p>
+    <w:p>
+      <w:pPr>
+        <w:rPr>
+          <w:b/>
+          <w:bCs/>
+        </w:rPr>
+      </w:pPr>
+    </w:p>
+    <w:p>
+      <w:pPr>
+        <w:rPr>
+          <w:b/>
+          <w:bCs/>
+        </w:rPr>
+      </w:pPr>
+    </w:p>
+    <w:p>
+      <w:pPr>
+        <w:rPr>
+          <w:b/>
+          <w:bCs/>
+        </w:rPr>
+      </w:pPr>
+    </w:p>
+    <w:p>
+      <w:pPr>
+        <w:rPr>
+          <w:b/>
+          <w:bCs/>
+        </w:rPr>
+      </w:pPr>
+    </w:p>
+    <w:p>
+      <w:pPr>
+        <w:rPr>
+          <w:b/>
+          <w:bCs/>
+        </w:rPr>
+      </w:pPr>
+    </w:p>
+    <w:p>
+      <w:pPr>
+        <w:rPr>
+          <w:b/>
+          <w:bCs/>
+        </w:rPr>
+      </w:pPr>
     </w:p>
     <w:p>
       <w:pPr>
@@ -716,6 +1365,7 @@
         <w:rPr>
           <w:noProof/>
         </w:rPr>
+        <w:lastRenderedPageBreak/>
         <w:drawing>
           <wp:inline distT="0" distB="0" distL="0" distR="0" wp14:anchorId="6906AE0B" wp14:editId="3EDC879E">
             <wp:extent cx="9777730" cy="3923665"/>
@@ -732,7 +1382,7 @@
                     <pic:cNvPicPr/>
                   </pic:nvPicPr>
                   <pic:blipFill>
-                    <a:blip r:embed="rId10"/>
+                    <a:blip r:embed="rId13"/>
                     <a:stretch>
                       <a:fillRect/>
                     </a:stretch>
@@ -855,6 +1505,208 @@
     </w:lvl>
   </w:abstractNum>
   <w:abstractNum w:abstractNumId="1" w15:restartNumberingAfterBreak="0">
+    <w:nsid w:val="350406A6"/>
+    <w:multiLevelType w:val="hybridMultilevel"/>
+    <w:tmpl w:val="C660F5AE"/>
+    <w:lvl w:ilvl="0" w:tplc="FFFFFFFF">
+      <w:start w:val="1"/>
+      <w:numFmt w:val="decimal"/>
+      <w:lvlText w:val="%1."/>
+      <w:lvlJc w:val="left"/>
+      <w:pPr>
+        <w:ind w:left="720" w:hanging="360"/>
+      </w:pPr>
+      <w:rPr>
+        <w:rFonts w:hint="default"/>
+      </w:rPr>
+    </w:lvl>
+    <w:lvl w:ilvl="1" w:tplc="FFFFFFFF" w:tentative="1">
+      <w:start w:val="1"/>
+      <w:numFmt w:val="lowerLetter"/>
+      <w:lvlText w:val="%2."/>
+      <w:lvlJc w:val="left"/>
+      <w:pPr>
+        <w:ind w:left="1440" w:hanging="360"/>
+      </w:pPr>
+    </w:lvl>
+    <w:lvl w:ilvl="2" w:tplc="FFFFFFFF" w:tentative="1">
+      <w:start w:val="1"/>
+      <w:numFmt w:val="lowerRoman"/>
+      <w:lvlText w:val="%3."/>
+      <w:lvlJc w:val="right"/>
+      <w:pPr>
+        <w:ind w:left="2160" w:hanging="180"/>
+      </w:pPr>
+    </w:lvl>
+    <w:lvl w:ilvl="3" w:tplc="FFFFFFFF" w:tentative="1">
+      <w:start w:val="1"/>
+      <w:numFmt w:val="decimal"/>
+      <w:lvlText w:val="%4."/>
+      <w:lvlJc w:val="left"/>
+      <w:pPr>
+        <w:ind w:left="2880" w:hanging="360"/>
+      </w:pPr>
+    </w:lvl>
+    <w:lvl w:ilvl="4" w:tplc="FFFFFFFF" w:tentative="1">
+      <w:start w:val="1"/>
+      <w:numFmt w:val="lowerLetter"/>
+      <w:lvlText w:val="%5."/>
+      <w:lvlJc w:val="left"/>
+      <w:pPr>
+        <w:ind w:left="3600" w:hanging="360"/>
+      </w:pPr>
+    </w:lvl>
+    <w:lvl w:ilvl="5" w:tplc="FFFFFFFF" w:tentative="1">
+      <w:start w:val="1"/>
+      <w:numFmt w:val="lowerRoman"/>
+      <w:lvlText w:val="%6."/>
+      <w:lvlJc w:val="right"/>
+      <w:pPr>
+        <w:ind w:left="4320" w:hanging="180"/>
+      </w:pPr>
+    </w:lvl>
+    <w:lvl w:ilvl="6" w:tplc="FFFFFFFF" w:tentative="1">
+      <w:start w:val="1"/>
+      <w:numFmt w:val="decimal"/>
+      <w:lvlText w:val="%7."/>
+      <w:lvlJc w:val="left"/>
+      <w:pPr>
+        <w:ind w:left="5040" w:hanging="360"/>
+      </w:pPr>
+    </w:lvl>
+    <w:lvl w:ilvl="7" w:tplc="FFFFFFFF" w:tentative="1">
+      <w:start w:val="1"/>
+      <w:numFmt w:val="lowerLetter"/>
+      <w:lvlText w:val="%8."/>
+      <w:lvlJc w:val="left"/>
+      <w:pPr>
+        <w:ind w:left="5760" w:hanging="360"/>
+      </w:pPr>
+    </w:lvl>
+    <w:lvl w:ilvl="8" w:tplc="FFFFFFFF" w:tentative="1">
+      <w:start w:val="1"/>
+      <w:numFmt w:val="lowerRoman"/>
+      <w:lvlText w:val="%9."/>
+      <w:lvlJc w:val="right"/>
+      <w:pPr>
+        <w:ind w:left="6480" w:hanging="180"/>
+      </w:pPr>
+    </w:lvl>
+  </w:abstractNum>
+  <w:abstractNum w:abstractNumId="2" w15:restartNumberingAfterBreak="0">
+    <w:nsid w:val="3F1F4BCE"/>
+    <w:multiLevelType w:val="multilevel"/>
+    <w:tmpl w:val="AC246E0C"/>
+    <w:lvl w:ilvl="0">
+      <w:start w:val="1"/>
+      <w:numFmt w:val="decimal"/>
+      <w:lvlText w:val="%1."/>
+      <w:lvlJc w:val="left"/>
+      <w:pPr>
+        <w:tabs>
+          <w:tab w:val="num" w:pos="720"/>
+        </w:tabs>
+        <w:ind w:left="720" w:hanging="360"/>
+      </w:pPr>
+    </w:lvl>
+    <w:lvl w:ilvl="1" w:tentative="1">
+      <w:start w:val="1"/>
+      <w:numFmt w:val="decimal"/>
+      <w:lvlText w:val="%2."/>
+      <w:lvlJc w:val="left"/>
+      <w:pPr>
+        <w:tabs>
+          <w:tab w:val="num" w:pos="1440"/>
+        </w:tabs>
+        <w:ind w:left="1440" w:hanging="360"/>
+      </w:pPr>
+    </w:lvl>
+    <w:lvl w:ilvl="2" w:tentative="1">
+      <w:start w:val="1"/>
+      <w:numFmt w:val="decimal"/>
+      <w:lvlText w:val="%3."/>
+      <w:lvlJc w:val="left"/>
+      <w:pPr>
+        <w:tabs>
+          <w:tab w:val="num" w:pos="2160"/>
+        </w:tabs>
+        <w:ind w:left="2160" w:hanging="360"/>
+      </w:pPr>
+    </w:lvl>
+    <w:lvl w:ilvl="3" w:tentative="1">
+      <w:start w:val="1"/>
+      <w:numFmt w:val="decimal"/>
+      <w:lvlText w:val="%4."/>
+      <w:lvlJc w:val="left"/>
+      <w:pPr>
+        <w:tabs>
+          <w:tab w:val="num" w:pos="2880"/>
+        </w:tabs>
+        <w:ind w:left="2880" w:hanging="360"/>
+      </w:pPr>
+    </w:lvl>
+    <w:lvl w:ilvl="4" w:tentative="1">
+      <w:start w:val="1"/>
+      <w:numFmt w:val="decimal"/>
+      <w:lvlText w:val="%5."/>
+      <w:lvlJc w:val="left"/>
+      <w:pPr>
+        <w:tabs>
+          <w:tab w:val="num" w:pos="3600"/>
+        </w:tabs>
+        <w:ind w:left="3600" w:hanging="360"/>
+      </w:pPr>
+    </w:lvl>
+    <w:lvl w:ilvl="5" w:tentative="1">
+      <w:start w:val="1"/>
+      <w:numFmt w:val="decimal"/>
+      <w:lvlText w:val="%6."/>
+      <w:lvlJc w:val="left"/>
+      <w:pPr>
+        <w:tabs>
+          <w:tab w:val="num" w:pos="4320"/>
+        </w:tabs>
+        <w:ind w:left="4320" w:hanging="360"/>
+      </w:pPr>
+    </w:lvl>
+    <w:lvl w:ilvl="6" w:tentative="1">
+      <w:start w:val="1"/>
+      <w:numFmt w:val="decimal"/>
+      <w:lvlText w:val="%7."/>
+      <w:lvlJc w:val="left"/>
+      <w:pPr>
+        <w:tabs>
+          <w:tab w:val="num" w:pos="5040"/>
+        </w:tabs>
+        <w:ind w:left="5040" w:hanging="360"/>
+      </w:pPr>
+    </w:lvl>
+    <w:lvl w:ilvl="7" w:tentative="1">
+      <w:start w:val="1"/>
+      <w:numFmt w:val="decimal"/>
+      <w:lvlText w:val="%8."/>
+      <w:lvlJc w:val="left"/>
+      <w:pPr>
+        <w:tabs>
+          <w:tab w:val="num" w:pos="5760"/>
+        </w:tabs>
+        <w:ind w:left="5760" w:hanging="360"/>
+      </w:pPr>
+    </w:lvl>
+    <w:lvl w:ilvl="8" w:tentative="1">
+      <w:start w:val="1"/>
+      <w:numFmt w:val="decimal"/>
+      <w:lvlText w:val="%9."/>
+      <w:lvlJc w:val="left"/>
+      <w:pPr>
+        <w:tabs>
+          <w:tab w:val="num" w:pos="6480"/>
+        </w:tabs>
+        <w:ind w:left="6480" w:hanging="360"/>
+      </w:pPr>
+    </w:lvl>
+  </w:abstractNum>
+  <w:abstractNum w:abstractNumId="3" w15:restartNumberingAfterBreak="0">
     <w:nsid w:val="4EFB4430"/>
     <w:multiLevelType w:val="multilevel"/>
     <w:tmpl w:val="6330B17A"/>
@@ -964,6 +1816,244 @@
           <w:tab w:val="num" w:pos="6480"/>
         </w:tabs>
         <w:ind w:left="6480" w:hanging="360"/>
+      </w:pPr>
+    </w:lvl>
+  </w:abstractNum>
+  <w:abstractNum w:abstractNumId="4" w15:restartNumberingAfterBreak="0">
+    <w:nsid w:val="50870F09"/>
+    <w:multiLevelType w:val="multilevel"/>
+    <w:tmpl w:val="E28E2822"/>
+    <w:lvl w:ilvl="0">
+      <w:start w:val="1"/>
+      <w:numFmt w:val="bullet"/>
+      <w:lvlText w:val=""/>
+      <w:lvlJc w:val="left"/>
+      <w:pPr>
+        <w:tabs>
+          <w:tab w:val="num" w:pos="720"/>
+        </w:tabs>
+        <w:ind w:left="720" w:hanging="360"/>
+      </w:pPr>
+      <w:rPr>
+        <w:rFonts w:ascii="Symbol" w:hAnsi="Symbol" w:hint="default"/>
+        <w:sz w:val="20"/>
+      </w:rPr>
+    </w:lvl>
+    <w:lvl w:ilvl="1" w:tentative="1">
+      <w:start w:val="1"/>
+      <w:numFmt w:val="bullet"/>
+      <w:lvlText w:val="o"/>
+      <w:lvlJc w:val="left"/>
+      <w:pPr>
+        <w:tabs>
+          <w:tab w:val="num" w:pos="1440"/>
+        </w:tabs>
+        <w:ind w:left="1440" w:hanging="360"/>
+      </w:pPr>
+      <w:rPr>
+        <w:rFonts w:ascii="Courier New" w:hAnsi="Courier New" w:hint="default"/>
+        <w:sz w:val="20"/>
+      </w:rPr>
+    </w:lvl>
+    <w:lvl w:ilvl="2" w:tentative="1">
+      <w:start w:val="1"/>
+      <w:numFmt w:val="bullet"/>
+      <w:lvlText w:val=""/>
+      <w:lvlJc w:val="left"/>
+      <w:pPr>
+        <w:tabs>
+          <w:tab w:val="num" w:pos="2160"/>
+        </w:tabs>
+        <w:ind w:left="2160" w:hanging="360"/>
+      </w:pPr>
+      <w:rPr>
+        <w:rFonts w:ascii="Wingdings" w:hAnsi="Wingdings" w:hint="default"/>
+        <w:sz w:val="20"/>
+      </w:rPr>
+    </w:lvl>
+    <w:lvl w:ilvl="3" w:tentative="1">
+      <w:start w:val="1"/>
+      <w:numFmt w:val="bullet"/>
+      <w:lvlText w:val=""/>
+      <w:lvlJc w:val="left"/>
+      <w:pPr>
+        <w:tabs>
+          <w:tab w:val="num" w:pos="2880"/>
+        </w:tabs>
+        <w:ind w:left="2880" w:hanging="360"/>
+      </w:pPr>
+      <w:rPr>
+        <w:rFonts w:ascii="Wingdings" w:hAnsi="Wingdings" w:hint="default"/>
+        <w:sz w:val="20"/>
+      </w:rPr>
+    </w:lvl>
+    <w:lvl w:ilvl="4" w:tentative="1">
+      <w:start w:val="1"/>
+      <w:numFmt w:val="bullet"/>
+      <w:lvlText w:val=""/>
+      <w:lvlJc w:val="left"/>
+      <w:pPr>
+        <w:tabs>
+          <w:tab w:val="num" w:pos="3600"/>
+        </w:tabs>
+        <w:ind w:left="3600" w:hanging="360"/>
+      </w:pPr>
+      <w:rPr>
+        <w:rFonts w:ascii="Wingdings" w:hAnsi="Wingdings" w:hint="default"/>
+        <w:sz w:val="20"/>
+      </w:rPr>
+    </w:lvl>
+    <w:lvl w:ilvl="5" w:tentative="1">
+      <w:start w:val="1"/>
+      <w:numFmt w:val="bullet"/>
+      <w:lvlText w:val=""/>
+      <w:lvlJc w:val="left"/>
+      <w:pPr>
+        <w:tabs>
+          <w:tab w:val="num" w:pos="4320"/>
+        </w:tabs>
+        <w:ind w:left="4320" w:hanging="360"/>
+      </w:pPr>
+      <w:rPr>
+        <w:rFonts w:ascii="Wingdings" w:hAnsi="Wingdings" w:hint="default"/>
+        <w:sz w:val="20"/>
+      </w:rPr>
+    </w:lvl>
+    <w:lvl w:ilvl="6" w:tentative="1">
+      <w:start w:val="1"/>
+      <w:numFmt w:val="bullet"/>
+      <w:lvlText w:val=""/>
+      <w:lvlJc w:val="left"/>
+      <w:pPr>
+        <w:tabs>
+          <w:tab w:val="num" w:pos="5040"/>
+        </w:tabs>
+        <w:ind w:left="5040" w:hanging="360"/>
+      </w:pPr>
+      <w:rPr>
+        <w:rFonts w:ascii="Wingdings" w:hAnsi="Wingdings" w:hint="default"/>
+        <w:sz w:val="20"/>
+      </w:rPr>
+    </w:lvl>
+    <w:lvl w:ilvl="7" w:tentative="1">
+      <w:start w:val="1"/>
+      <w:numFmt w:val="bullet"/>
+      <w:lvlText w:val=""/>
+      <w:lvlJc w:val="left"/>
+      <w:pPr>
+        <w:tabs>
+          <w:tab w:val="num" w:pos="5760"/>
+        </w:tabs>
+        <w:ind w:left="5760" w:hanging="360"/>
+      </w:pPr>
+      <w:rPr>
+        <w:rFonts w:ascii="Wingdings" w:hAnsi="Wingdings" w:hint="default"/>
+        <w:sz w:val="20"/>
+      </w:rPr>
+    </w:lvl>
+    <w:lvl w:ilvl="8" w:tentative="1">
+      <w:start w:val="1"/>
+      <w:numFmt w:val="bullet"/>
+      <w:lvlText w:val=""/>
+      <w:lvlJc w:val="left"/>
+      <w:pPr>
+        <w:tabs>
+          <w:tab w:val="num" w:pos="6480"/>
+        </w:tabs>
+        <w:ind w:left="6480" w:hanging="360"/>
+      </w:pPr>
+      <w:rPr>
+        <w:rFonts w:ascii="Wingdings" w:hAnsi="Wingdings" w:hint="default"/>
+        <w:sz w:val="20"/>
+      </w:rPr>
+    </w:lvl>
+  </w:abstractNum>
+  <w:abstractNum w:abstractNumId="5" w15:restartNumberingAfterBreak="0">
+    <w:nsid w:val="6E02130E"/>
+    <w:multiLevelType w:val="hybridMultilevel"/>
+    <w:tmpl w:val="C660F5AE"/>
+    <w:lvl w:ilvl="0" w:tplc="FFFFFFFF">
+      <w:start w:val="1"/>
+      <w:numFmt w:val="decimal"/>
+      <w:lvlText w:val="%1."/>
+      <w:lvlJc w:val="left"/>
+      <w:pPr>
+        <w:ind w:left="720" w:hanging="360"/>
+      </w:pPr>
+      <w:rPr>
+        <w:rFonts w:hint="default"/>
+      </w:rPr>
+    </w:lvl>
+    <w:lvl w:ilvl="1" w:tplc="FFFFFFFF" w:tentative="1">
+      <w:start w:val="1"/>
+      <w:numFmt w:val="lowerLetter"/>
+      <w:lvlText w:val="%2."/>
+      <w:lvlJc w:val="left"/>
+      <w:pPr>
+        <w:ind w:left="1440" w:hanging="360"/>
+      </w:pPr>
+    </w:lvl>
+    <w:lvl w:ilvl="2" w:tplc="FFFFFFFF" w:tentative="1">
+      <w:start w:val="1"/>
+      <w:numFmt w:val="lowerRoman"/>
+      <w:lvlText w:val="%3."/>
+      <w:lvlJc w:val="right"/>
+      <w:pPr>
+        <w:ind w:left="2160" w:hanging="180"/>
+      </w:pPr>
+    </w:lvl>
+    <w:lvl w:ilvl="3" w:tplc="FFFFFFFF" w:tentative="1">
+      <w:start w:val="1"/>
+      <w:numFmt w:val="decimal"/>
+      <w:lvlText w:val="%4."/>
+      <w:lvlJc w:val="left"/>
+      <w:pPr>
+        <w:ind w:left="2880" w:hanging="360"/>
+      </w:pPr>
+    </w:lvl>
+    <w:lvl w:ilvl="4" w:tplc="FFFFFFFF" w:tentative="1">
+      <w:start w:val="1"/>
+      <w:numFmt w:val="lowerLetter"/>
+      <w:lvlText w:val="%5."/>
+      <w:lvlJc w:val="left"/>
+      <w:pPr>
+        <w:ind w:left="3600" w:hanging="360"/>
+      </w:pPr>
+    </w:lvl>
+    <w:lvl w:ilvl="5" w:tplc="FFFFFFFF" w:tentative="1">
+      <w:start w:val="1"/>
+      <w:numFmt w:val="lowerRoman"/>
+      <w:lvlText w:val="%6."/>
+      <w:lvlJc w:val="right"/>
+      <w:pPr>
+        <w:ind w:left="4320" w:hanging="180"/>
+      </w:pPr>
+    </w:lvl>
+    <w:lvl w:ilvl="6" w:tplc="FFFFFFFF" w:tentative="1">
+      <w:start w:val="1"/>
+      <w:numFmt w:val="decimal"/>
+      <w:lvlText w:val="%7."/>
+      <w:lvlJc w:val="left"/>
+      <w:pPr>
+        <w:ind w:left="5040" w:hanging="360"/>
+      </w:pPr>
+    </w:lvl>
+    <w:lvl w:ilvl="7" w:tplc="FFFFFFFF" w:tentative="1">
+      <w:start w:val="1"/>
+      <w:numFmt w:val="lowerLetter"/>
+      <w:lvlText w:val="%8."/>
+      <w:lvlJc w:val="left"/>
+      <w:pPr>
+        <w:ind w:left="5760" w:hanging="360"/>
+      </w:pPr>
+    </w:lvl>
+    <w:lvl w:ilvl="8" w:tplc="FFFFFFFF" w:tentative="1">
+      <w:start w:val="1"/>
+      <w:numFmt w:val="lowerRoman"/>
+      <w:lvlText w:val="%9."/>
+      <w:lvlJc w:val="right"/>
+      <w:pPr>
+        <w:ind w:left="6480" w:hanging="180"/>
       </w:pPr>
     </w:lvl>
   </w:abstractNum>
@@ -971,7 +2061,19 @@
     <w:abstractNumId w:val="0"/>
   </w:num>
   <w:num w:numId="2" w16cid:durableId="530651646">
+    <w:abstractNumId w:val="3"/>
+  </w:num>
+  <w:num w:numId="3" w16cid:durableId="167184225">
+    <w:abstractNumId w:val="4"/>
+  </w:num>
+  <w:num w:numId="4" w16cid:durableId="498353247">
+    <w:abstractNumId w:val="2"/>
+  </w:num>
+  <w:num w:numId="5" w16cid:durableId="795484594">
     <w:abstractNumId w:val="1"/>
+  </w:num>
+  <w:num w:numId="6" w16cid:durableId="863398544">
+    <w:abstractNumId w:val="5"/>
   </w:num>
 </w:numbering>
 </file>

--- a/Frequently Used.docx
+++ b/Frequently Used.docx
@@ -4,6 +4,7 @@
   <w:body>
     <w:p>
       <w:pPr>
+        <w:ind w:right="-195"/>
         <w:jc w:val="center"/>
         <w:rPr>
           <w:b/>
@@ -19,27 +20,130 @@
           <w:sz w:val="50"/>
           <w:szCs w:val="50"/>
         </w:rPr>
-        <w:t>Serene Space: Comprehensive AI-Powered Mental Wellness Platform</w:t>
-      </w:r>
-    </w:p>
-    <w:p>
-      <w:pPr>
-        <w:rPr>
-          <w:b/>
-          <w:bCs/>
-        </w:rPr>
-      </w:pPr>
-    </w:p>
-    <w:p>
-      <w:pPr>
-        <w:rPr>
-          <w:b/>
-          <w:bCs/>
-        </w:rPr>
-      </w:pPr>
-    </w:p>
-    <w:p>
-      <w:pPr>
+        <w:t xml:space="preserve">Serene Space: </w:t>
+      </w:r>
+      <w:r>
+        <w:rPr>
+          <w:b/>
+          <w:bCs/>
+          <w:sz w:val="50"/>
+          <w:szCs w:val="50"/>
+        </w:rPr>
+        <w:t xml:space="preserve">A </w:t>
+      </w:r>
+      <w:r>
+        <w:rPr>
+          <w:b/>
+          <w:bCs/>
+          <w:sz w:val="50"/>
+          <w:szCs w:val="50"/>
+        </w:rPr>
+        <w:t>Comprehensive AI-Powered Mental Wellness Platform</w:t>
+      </w:r>
+    </w:p>
+    <w:p>
+      <w:pPr>
+        <w:ind w:right="-195"/>
+        <w:rPr>
+          <w:b/>
+          <w:bCs/>
+        </w:rPr>
+      </w:pPr>
+    </w:p>
+    <w:p>
+      <w:pPr>
+        <w:ind w:right="-195"/>
+      </w:pPr>
+      <w:r>
+        <w:rPr>
+          <w:b/>
+          <w:bCs/>
+        </w:rPr>
+        <w:t xml:space="preserve">done. </w:t>
+      </w:r>
+      <w:r>
+        <w:rPr>
+          <w:b/>
+          <w:bCs/>
+        </w:rPr>
+        <w:t>strictly give</w:t>
+      </w:r>
+      <w:r>
+        <w:rPr>
+          <w:b/>
+          <w:bCs/>
+        </w:rPr>
+        <w:t xml:space="preserve"> only one</w:t>
+      </w:r>
+      <w:r>
+        <w:rPr>
+          <w:b/>
+          <w:bCs/>
+        </w:rPr>
+        <w:t xml:space="preserve"> instruction </w:t>
+      </w:r>
+      <w:r>
+        <w:rPr>
+          <w:b/>
+          <w:bCs/>
+        </w:rPr>
+        <w:t xml:space="preserve">at a time </w:t>
+      </w:r>
+      <w:r>
+        <w:rPr>
+          <w:b/>
+          <w:bCs/>
+        </w:rPr>
+        <w:t>for only one change.</w:t>
+      </w:r>
+      <w:r>
+        <w:rPr>
+          <w:b/>
+          <w:bCs/>
+        </w:rPr>
+        <w:t xml:space="preserve"> Also say which</w:t>
+      </w:r>
+      <w:r>
+        <w:rPr>
+          <w:b/>
+          <w:bCs/>
+        </w:rPr>
+        <w:t xml:space="preserve"> specific</w:t>
+      </w:r>
+      <w:r>
+        <w:rPr>
+          <w:b/>
+          <w:bCs/>
+        </w:rPr>
+        <w:t xml:space="preserve"> line of code to find/change</w:t>
+      </w:r>
+      <w:r>
+        <w:rPr>
+          <w:b/>
+          <w:bCs/>
+        </w:rPr>
+        <w:t xml:space="preserve">. </w:t>
+      </w:r>
+      <w:r>
+        <w:rPr>
+          <w:b/>
+          <w:bCs/>
+        </w:rPr>
+        <w:t>don't say line no.</w:t>
+      </w:r>
+    </w:p>
+    <w:p>
+      <w:pPr>
+        <w:ind w:right="-195"/>
+        <w:rPr>
+          <w:b/>
+          <w:bCs/>
+        </w:rPr>
+      </w:pPr>
+    </w:p>
+    <w:p>
+      <w:pPr>
+        <w:ind w:right="-195"/>
         <w:rPr>
           <w:b/>
           <w:bCs/>
@@ -54,6 +158,9 @@
       </w:r>
     </w:p>
     <w:p>
+      <w:pPr>
+        <w:ind w:right="-195"/>
+      </w:pPr>
       <w:hyperlink r:id="rId5" w:history="1">
         <w:r>
           <w:rPr>
@@ -64,11 +171,17 @@
       </w:hyperlink>
     </w:p>
     <w:p>
+      <w:pPr>
+        <w:ind w:right="-195"/>
+      </w:pPr>
       <w:r>
         <w:t>Name: serene</w:t>
       </w:r>
     </w:p>
     <w:p>
+      <w:pPr>
+        <w:ind w:right="-195"/>
+      </w:pPr>
       <w:r>
         <w:t xml:space="preserve">Email: </w:t>
       </w:r>
@@ -82,12 +195,16 @@
       </w:hyperlink>
     </w:p>
     <w:p>
+      <w:pPr>
+        <w:ind w:right="-195"/>
+      </w:pPr>
       <w:r>
         <w:t>Pwd: serene</w:t>
       </w:r>
     </w:p>
     <w:p>
       <w:pPr>
+        <w:ind w:right="-195"/>
         <w:rPr>
           <w:b/>
           <w:bCs/>
@@ -110,6 +227,7 @@
     </w:p>
     <w:p>
       <w:pPr>
+        <w:ind w:right="-195"/>
         <w:rPr>
           <w:b/>
           <w:bCs/>
@@ -124,12 +242,16 @@
       </w:r>
     </w:p>
     <w:p>
+      <w:pPr>
+        <w:ind w:right="-195"/>
+      </w:pPr>
       <w:r>
         <w:t>Port (beside Terminal) -&gt; 8001 -&gt; Visibility: Public</w:t>
       </w:r>
     </w:p>
     <w:p>
       <w:pPr>
+        <w:ind w:right="-195"/>
         <w:rPr>
           <w:b/>
           <w:bCs/>
@@ -152,6 +274,7 @@
     </w:p>
     <w:p>
       <w:pPr>
+        <w:ind w:right="-195"/>
         <w:rPr>
           <w:b/>
           <w:bCs/>
@@ -166,16 +289,25 @@
       </w:r>
     </w:p>
     <w:p>
+      <w:pPr>
+        <w:ind w:right="-195"/>
+      </w:pPr>
       <w:r>
         <w:t>Run WAMP server</w:t>
       </w:r>
     </w:p>
     <w:p>
+      <w:pPr>
+        <w:ind w:right="-195"/>
+      </w:pPr>
       <w:r>
         <w:t>cd E:\serene_space\backend</w:t>
       </w:r>
     </w:p>
     <w:p>
+      <w:pPr>
+        <w:ind w:right="-195"/>
+      </w:pPr>
       <w:r>
         <w:t>python manage.py runserver</w:t>
       </w:r>
@@ -185,6 +317,7 @@
     </w:p>
     <w:p>
       <w:pPr>
+        <w:ind w:right="-195"/>
         <w:rPr>
           <w:b/>
           <w:bCs/>
@@ -206,6 +339,9 @@
       </w:r>
     </w:p>
     <w:p>
+      <w:pPr>
+        <w:ind w:right="-195"/>
+      </w:pPr>
       <w:r>
         <w:rPr>
           <w:b/>
@@ -231,77 +367,27 @@
     </w:p>
     <w:p>
       <w:pPr>
-        <w:rPr>
-          <w:b/>
-          <w:bCs/>
-        </w:rPr>
-      </w:pPr>
-      <w:r>
-        <w:rPr>
-          <w:b/>
-          <w:bCs/>
-        </w:rPr>
-        <w:t>___________________________________________</w:t>
-      </w:r>
-      <w:r>
-        <w:rPr>
-          <w:b/>
-          <w:bCs/>
-        </w:rPr>
-        <w:t>_____________________________________________________________________________________</w:t>
-      </w:r>
-    </w:p>
-    <w:p>
-      <w:r>
-        <w:rPr>
-          <w:b/>
-          <w:bCs/>
-        </w:rPr>
-        <w:t xml:space="preserve">Doctor - </w:t>
-      </w:r>
-      <w:r>
-        <w:rPr>
-          <w:b/>
-          <w:bCs/>
-        </w:rPr>
-        <w:t>Registration</w:t>
-      </w:r>
-      <w:r>
-        <w:rPr>
-          <w:b/>
-          <w:bCs/>
-        </w:rPr>
-        <w:t>/Login/Edit</w:t>
-      </w:r>
-      <w:r>
-        <w:rPr>
-          <w:b/>
-          <w:bCs/>
-        </w:rPr>
-        <w:t xml:space="preserve"> Page:</w:t>
-      </w:r>
-      <w:r>
-        <w:rPr>
-          <w:b/>
-          <w:bCs/>
-        </w:rPr>
-        <w:t xml:space="preserve"> </w:t>
+        <w:ind w:right="-195"/>
+      </w:pPr>
+      <w:r>
+        <w:rPr>
+          <w:b/>
+          <w:bCs/>
+        </w:rPr>
+        <w:t xml:space="preserve">User Auth: </w:t>
       </w:r>
       <w:hyperlink r:id="rId8" w:history="1">
         <w:r>
           <w:rPr>
             <w:rStyle w:val="Hyperlink"/>
           </w:rPr>
-          <w:t>http://127.0.0.1:8001/admin/doctor_registration_page/</w:t>
+          <w:t>http://localhost:8001/admin/user_auth/</w:t>
         </w:r>
       </w:hyperlink>
     </w:p>
     <w:p>
       <w:pPr>
-        <w:rPr>
-          <w:b/>
-          <w:bCs/>
-        </w:rPr>
+        <w:ind w:right="-195"/>
       </w:pPr>
       <w:r>
         <w:rPr>
@@ -309,59 +395,20 @@
           <w:bCs/>
         </w:rPr>
         <w:lastRenderedPageBreak/>
-        <w:t>___________________________________________</w:t>
-      </w:r>
-      <w:r>
-        <w:rPr>
-          <w:b/>
-          <w:bCs/>
-        </w:rPr>
-        <w:t>_____________________________________________________________________________________</w:t>
-      </w:r>
-    </w:p>
-    <w:p>
-      <w:r>
-        <w:rPr>
-          <w:b/>
-          <w:bCs/>
-        </w:rPr>
-        <w:t xml:space="preserve">User - </w:t>
-      </w:r>
-      <w:r>
-        <w:rPr>
-          <w:b/>
-          <w:bCs/>
-        </w:rPr>
-        <w:t>Registration</w:t>
-      </w:r>
-      <w:r>
-        <w:rPr>
-          <w:b/>
-          <w:bCs/>
-        </w:rPr>
-        <w:t>/Login/Edit</w:t>
-      </w:r>
-      <w:r>
-        <w:rPr>
-          <w:b/>
-          <w:bCs/>
-        </w:rPr>
-        <w:t xml:space="preserve"> Page:</w:t>
-      </w:r>
-      <w:r>
-        <w:t xml:space="preserve"> </w:t>
+        <w:t xml:space="preserve">Doctor Auth: </w:t>
       </w:r>
       <w:hyperlink r:id="rId9" w:history="1">
         <w:r>
           <w:rPr>
             <w:rStyle w:val="Hyperlink"/>
           </w:rPr>
-          <w:t>http://127.0.0.1:8001/admin/user_registration_page/</w:t>
+          <w:t>http://localhost:8001/admin/doctor_auth/</w:t>
         </w:r>
       </w:hyperlink>
     </w:p>
     <w:p>
       <w:pPr>
+        <w:ind w:right="-195"/>
         <w:rPr>
           <w:b/>
           <w:bCs/>
@@ -384,6 +431,7 @@
     </w:p>
     <w:p>
       <w:pPr>
+        <w:ind w:right="-195"/>
         <w:rPr>
           <w:b/>
           <w:bCs/>
@@ -405,22 +453,32 @@
       </w:r>
     </w:p>
     <w:p>
+      <w:pPr>
+        <w:ind w:right="-195"/>
+      </w:pPr>
       <w:r>
         <w:t>E:\serene_space&gt;git add .</w:t>
       </w:r>
     </w:p>
     <w:p>
+      <w:pPr>
+        <w:ind w:right="-195"/>
+      </w:pPr>
       <w:r>
         <w:t>E:\serene_space&gt;git commit -m "Updated Manage Users"</w:t>
       </w:r>
     </w:p>
     <w:p>
+      <w:pPr>
+        <w:ind w:right="-195"/>
+      </w:pPr>
       <w:r>
         <w:t>E:\serene_space&gt;git push</w:t>
       </w:r>
     </w:p>
     <w:p>
       <w:pPr>
+        <w:ind w:right="-195"/>
         <w:rPr>
           <w:b/>
           <w:bCs/>
@@ -443,6 +501,7 @@
     </w:p>
     <w:p>
       <w:pPr>
+        <w:ind w:right="-195"/>
         <w:rPr>
           <w:b/>
           <w:bCs/>
@@ -457,6 +516,9 @@
       </w:r>
     </w:p>
     <w:p>
+      <w:pPr>
+        <w:ind w:right="-195"/>
+      </w:pPr>
       <w:hyperlink r:id="rId10" w:history="1">
         <w:r>
           <w:rPr>
@@ -467,68 +529,107 @@
       </w:hyperlink>
     </w:p>
     <w:p>
+      <w:pPr>
+        <w:ind w:right="-195"/>
+      </w:pPr>
       <w:r>
         <w:t>Content:</w:t>
       </w:r>
     </w:p>
     <w:p>
+      <w:pPr>
+        <w:ind w:right="-195"/>
+      </w:pPr>
       <w:r>
         <w:t>{</w:t>
       </w:r>
     </w:p>
     <w:p>
+      <w:pPr>
+        <w:ind w:right="-195"/>
+      </w:pPr>
       <w:r>
         <w:t xml:space="preserve">    "gender": "Male",</w:t>
       </w:r>
     </w:p>
     <w:p>
+      <w:pPr>
+        <w:ind w:right="-195"/>
+      </w:pPr>
       <w:r>
         <w:t xml:space="preserve">    "easily_distracted": 2,</w:t>
       </w:r>
     </w:p>
     <w:p>
+      <w:pPr>
+        <w:ind w:right="-195"/>
+      </w:pPr>
       <w:r>
         <w:t xml:space="preserve">    "forgetful_daily_tasks": 1,</w:t>
       </w:r>
     </w:p>
     <w:p>
+      <w:pPr>
+        <w:ind w:right="-195"/>
+      </w:pPr>
       <w:r>
         <w:t xml:space="preserve">    "poor_organization": 2,</w:t>
       </w:r>
     </w:p>
     <w:p>
+      <w:pPr>
+        <w:ind w:right="-195"/>
+      </w:pPr>
       <w:r>
         <w:t xml:space="preserve">    "difficulty_sustaining_attention": 3,</w:t>
       </w:r>
     </w:p>
     <w:p>
+      <w:pPr>
+        <w:ind w:right="-195"/>
+      </w:pPr>
       <w:r>
         <w:t xml:space="preserve">    "restlessness": 2,</w:t>
       </w:r>
     </w:p>
     <w:p>
+      <w:pPr>
+        <w:ind w:right="-195"/>
+      </w:pPr>
       <w:r>
         <w:t xml:space="preserve">    "impulsivity_score": 1,</w:t>
       </w:r>
     </w:p>
     <w:p>
+      <w:pPr>
+        <w:ind w:right="-195"/>
+      </w:pPr>
       <w:r>
         <w:t xml:space="preserve">    "screen_time_daily": 7.8,</w:t>
       </w:r>
     </w:p>
     <w:p>
+      <w:pPr>
+        <w:ind w:right="-195"/>
+      </w:pPr>
       <w:r>
         <w:t xml:space="preserve">    "phone_unlocks_per_day": 120,</w:t>
       </w:r>
     </w:p>
     <w:p>
+      <w:pPr>
+        <w:ind w:right="-195"/>
+      </w:pPr>
+      <w:r>
+        <w:t xml:space="preserve">    "working_memory_score": 45</w:t>
+      </w:r>
+    </w:p>
+    <w:p>
+      <w:pPr>
+        <w:ind w:right="-195"/>
+      </w:pPr>
       <w:r>
         <w:lastRenderedPageBreak/>
-        <w:t xml:space="preserve">    "working_memory_score": 45</w:t>
-      </w:r>
-    </w:p>
-    <w:p>
-      <w:r>
         <w:t>}</w:t>
       </w:r>
       <w:r>
@@ -540,27 +641,40 @@
       </w:r>
     </w:p>
     <w:p>
+      <w:pPr>
+        <w:ind w:right="-195"/>
+      </w:pPr>
       <w:r>
         <w:t>{</w:t>
       </w:r>
     </w:p>
     <w:p>
+      <w:pPr>
+        <w:ind w:right="-195"/>
+      </w:pPr>
       <w:r>
         <w:t xml:space="preserve">    "prediction": "Has ADHD",</w:t>
       </w:r>
     </w:p>
     <w:p>
+      <w:pPr>
+        <w:ind w:right="-195"/>
+      </w:pPr>
       <w:r>
         <w:t xml:space="preserve">    "message": "ADHD prediction completed successfully"</w:t>
       </w:r>
     </w:p>
     <w:p>
+      <w:pPr>
+        <w:ind w:right="-195"/>
+      </w:pPr>
       <w:r>
         <w:t>}</w:t>
       </w:r>
     </w:p>
     <w:p>
       <w:pPr>
+        <w:ind w:right="-195"/>
         <w:rPr>
           <w:b/>
           <w:bCs/>
@@ -583,6 +697,7 @@
     </w:p>
     <w:p>
       <w:pPr>
+        <w:ind w:right="-195"/>
         <w:rPr>
           <w:b/>
           <w:bCs/>
@@ -612,7 +727,7 @@
     </w:p>
     <w:p>
       <w:pPr>
-        <w:ind w:left="720"/>
+        <w:ind w:left="720" w:right="-195"/>
       </w:pPr>
       <w:r>
         <w:rPr>
@@ -667,7 +782,7 @@
     </w:p>
     <w:p>
       <w:pPr>
-        <w:ind w:firstLine="720"/>
+        <w:ind w:right="-195" w:firstLine="720"/>
       </w:pPr>
       <w:r>
         <w:rPr>
@@ -683,6 +798,7 @@
           <w:ilvl w:val="0"/>
           <w:numId w:val="3"/>
         </w:numPr>
+        <w:ind w:right="-195"/>
       </w:pPr>
       <w:r>
         <w:t>URL: http://127.0.0.1:8001/api/doctors/2/availability/</w:t>
@@ -694,6 +810,7 @@
           <w:ilvl w:val="0"/>
           <w:numId w:val="3"/>
         </w:numPr>
+        <w:ind w:right="-195"/>
       </w:pPr>
       <w:r>
         <w:t>"Content" box</w:t>
@@ -711,6 +828,7 @@
           <w:ilvl w:val="0"/>
           <w:numId w:val="3"/>
         </w:numPr>
+        <w:ind w:right="-195"/>
       </w:pPr>
       <w:r>
         <w:t>Output: {"message": "Doctor d2 availability updated", "doctor_id": 2, "name": "d2", "available": true}"</w:t>
@@ -718,6 +836,7 @@
     </w:p>
     <w:p>
       <w:pPr>
+        <w:ind w:right="-195"/>
         <w:rPr>
           <w:b/>
           <w:bCs/>
@@ -731,41 +850,77 @@
         <w:t>________________________________________________________________________________________________________________________________</w:t>
       </w:r>
     </w:p>
-    <w:p/>
-    <w:p>
-      <w:pPr>
-        <w:rPr>
-          <w:b/>
-          <w:bCs/>
-        </w:rPr>
-      </w:pPr>
-      <w:r>
-        <w:rPr>
-          <w:b/>
-          <w:bCs/>
-        </w:rPr>
-        <w:t>___________________________________________</w:t>
-      </w:r>
-      <w:r>
-        <w:rPr>
-          <w:b/>
-          <w:bCs/>
-        </w:rPr>
-        <w:t>_____________________________________________________________________________________</w:t>
-      </w:r>
-    </w:p>
-    <w:p/>
-    <w:p>
-      <w:pPr>
-        <w:rPr>
-          <w:color w:val="EE0000"/>
-          <w:sz w:val="60"/>
-          <w:szCs w:val="60"/>
-        </w:rPr>
-      </w:pPr>
-    </w:p>
-    <w:p>
-      <w:pPr>
+    <w:p>
+      <w:pPr>
+        <w:ind w:right="-195"/>
+      </w:pPr>
+      <w:proofErr w:type="spellStart"/>
+      <w:r>
+        <w:t>Maam</w:t>
+      </w:r>
+      <w:proofErr w:type="spellEnd"/>
+      <w:r>
+        <w:t xml:space="preserve"> had said in the beginning:</w:t>
+      </w:r>
+    </w:p>
+    <w:p>
+      <w:pPr>
+        <w:ind w:right="-195"/>
+      </w:pPr>
+      <w:r>
+        <w:t>Pages only for Admin modules wanted not for ordinary users. No registration for Admin only Login. Data directly passed. User and Doctors are APIs.</w:t>
+      </w:r>
+    </w:p>
+    <w:p>
+      <w:pPr>
+        <w:ind w:right="-195"/>
+      </w:pPr>
+    </w:p>
+    <w:p>
+      <w:pPr>
+        <w:ind w:right="-195"/>
+      </w:pPr>
+      <w:r>
+        <w:t>but then she said:</w:t>
+      </w:r>
+    </w:p>
+    <w:p>
+      <w:pPr>
+        <w:ind w:right="-195"/>
+      </w:pPr>
+      <w:r>
+        <w:t>only one view login</w:t>
+      </w:r>
+    </w:p>
+    <w:p>
+      <w:pPr>
+        <w:ind w:right="-195"/>
+      </w:pPr>
+      <w:r>
+        <w:t>for user checks ..... role ="user"</w:t>
+      </w:r>
+    </w:p>
+    <w:p>
+      <w:pPr>
+        <w:ind w:right="-195"/>
+      </w:pPr>
+      <w:r>
+        <w:t>doctor ....... role="doctor", status = "approved"</w:t>
+      </w:r>
+    </w:p>
+    <w:p>
+      <w:pPr>
+        <w:ind w:right="-195"/>
+      </w:pPr>
+    </w:p>
+    <w:p>
+      <w:pPr>
+        <w:ind w:right="-195"/>
+      </w:pPr>
+    </w:p>
+    <w:p>
+      <w:pPr>
+        <w:ind w:right="-195"/>
         <w:rPr>
           <w:b/>
           <w:bCs/>
@@ -782,7 +937,6 @@
           <w:sz w:val="40"/>
           <w:szCs w:val="40"/>
         </w:rPr>
-        <w:lastRenderedPageBreak/>
         <w:t>To Do</w:t>
       </w:r>
     </w:p>
@@ -793,6 +947,7 @@
           <w:ilvl w:val="0"/>
           <w:numId w:val="1"/>
         </w:numPr>
+        <w:ind w:right="-195"/>
         <w:rPr>
           <w:b/>
           <w:bCs/>
@@ -805,6 +960,16 @@
         </w:rPr>
         <w:t>Push to Git Hub</w:t>
       </w:r>
+    </w:p>
+    <w:p>
+      <w:pPr>
+        <w:pStyle w:val="ListParagraph"/>
+        <w:ind w:right="-195"/>
+        <w:rPr>
+          <w:b/>
+          <w:bCs/>
+        </w:rPr>
+      </w:pPr>
     </w:p>
     <w:p>
       <w:pPr>
@@ -813,28 +978,97 @@
           <w:ilvl w:val="0"/>
           <w:numId w:val="1"/>
         </w:numPr>
-        <w:rPr>
-          <w:b/>
-          <w:bCs/>
-        </w:rPr>
-      </w:pPr>
-      <w:r>
-        <w:rPr>
-          <w:b/>
-          <w:bCs/>
-        </w:rPr>
-        <w:t xml:space="preserve">One Admin (a with a@gmail.com) in users list. Another Admin with </w:t>
-      </w:r>
-      <w:hyperlink r:id="rId12" w:history="1">
-        <w:r>
-          <w:rPr>
-            <w:rStyle w:val="Hyperlink"/>
-            <w:b/>
-            <w:bCs/>
-          </w:rPr>
-          <w:t>admin@gmail.com</w:t>
-        </w:r>
-      </w:hyperlink>
+        <w:ind w:right="-195"/>
+        <w:rPr>
+          <w:b/>
+          <w:bCs/>
+        </w:rPr>
+      </w:pPr>
+      <w:r>
+        <w:rPr>
+          <w:b/>
+          <w:bCs/>
+        </w:rPr>
+        <w:t xml:space="preserve">new task: Mentor: Doctor should set a time slot. What they do is. They come today and then set today’s time slot. So, what do we need -&gt; doctor id, able to choose date. Actually, it is given from frontend but we need field to set start time and end time. </w:t>
+      </w:r>
+    </w:p>
+    <w:p>
+      <w:pPr>
+        <w:pStyle w:val="ListParagraph"/>
+        <w:rPr>
+          <w:b/>
+          <w:bCs/>
+        </w:rPr>
+      </w:pPr>
+    </w:p>
+    <w:p>
+      <w:pPr>
+        <w:pStyle w:val="ListParagraph"/>
+        <w:ind w:right="-195"/>
+        <w:rPr>
+          <w:b/>
+          <w:bCs/>
+        </w:rPr>
+      </w:pPr>
+      <w:r>
+        <w:rPr>
+          <w:b/>
+          <w:bCs/>
+        </w:rPr>
+        <w:t xml:space="preserve">Me: Like interval </w:t>
+      </w:r>
+    </w:p>
+    <w:p>
+      <w:pPr>
+        <w:pStyle w:val="ListParagraph"/>
+        <w:rPr>
+          <w:b/>
+          <w:bCs/>
+        </w:rPr>
+      </w:pPr>
+    </w:p>
+    <w:p>
+      <w:pPr>
+        <w:pStyle w:val="ListParagraph"/>
+        <w:ind w:right="-195"/>
+        <w:rPr>
+          <w:b/>
+          <w:bCs/>
+        </w:rPr>
+      </w:pPr>
+      <w:r>
+        <w:rPr>
+          <w:b/>
+          <w:bCs/>
+        </w:rPr>
+        <w:t xml:space="preserve">Mentor: yes, like interval but don’t do it like interval. Do it like two fields. Then we need some date and sometime like 9.00, 10.00 like that not interval. Store it as Json in one field using </w:t>
+      </w:r>
+      <w:proofErr w:type="spellStart"/>
+      <w:r>
+        <w:rPr>
+          <w:b/>
+          <w:bCs/>
+        </w:rPr>
+        <w:t>json</w:t>
+      </w:r>
+      <w:proofErr w:type="spellEnd"/>
+      <w:r>
+        <w:rPr>
+          <w:b/>
+          <w:bCs/>
+        </w:rPr>
+        <w:t xml:space="preserve"> field store it in that.</w:t>
+      </w:r>
+    </w:p>
+    <w:p>
+      <w:pPr>
+        <w:pStyle w:val="ListParagraph"/>
+        <w:ind w:right="-195"/>
+        <w:rPr>
+          <w:b/>
+          <w:bCs/>
+        </w:rPr>
+      </w:pPr>
     </w:p>
     <w:p>
       <w:pPr>
@@ -843,25 +1077,136 @@
           <w:ilvl w:val="0"/>
           <w:numId w:val="1"/>
         </w:numPr>
-        <w:rPr>
-          <w:b/>
-          <w:bCs/>
-        </w:rPr>
-      </w:pPr>
-      <w:r>
-        <w:rPr>
-          <w:b/>
-          <w:bCs/>
-        </w:rPr>
-        <w:t>Image</w:t>
-      </w:r>
-      <w:r>
-        <w:rPr>
-          <w:b/>
-          <w:bCs/>
-        </w:rPr>
-        <w:t xml:space="preserve"> not showing</w:t>
-      </w:r>
+        <w:ind w:right="-195"/>
+        <w:rPr>
+          <w:b/>
+          <w:bCs/>
+        </w:rPr>
+      </w:pPr>
+      <w:r>
+        <w:rPr>
+          <w:b/>
+          <w:bCs/>
+        </w:rPr>
+        <w:t xml:space="preserve">See booking and also see feedback. These are the things that come in doctor. Feedback is given by user about that Doctor. </w:t>
+      </w:r>
+    </w:p>
+    <w:p>
+      <w:pPr>
+        <w:pStyle w:val="ListParagraph"/>
+        <w:ind w:right="-195"/>
+        <w:rPr>
+          <w:b/>
+          <w:bCs/>
+        </w:rPr>
+      </w:pPr>
+      <w:r>
+        <w:rPr>
+          <w:b/>
+          <w:bCs/>
+        </w:rPr>
+        <w:t>So user will chose a doctor who is nearby. Nearby means doctor’s and user’s ‘place field’ should be same. Like if user from Thrissur then show doctor’s from Thrissur. So we need an API for that.</w:t>
+      </w:r>
+      <w:r>
+        <w:rPr>
+          <w:b/>
+          <w:bCs/>
+        </w:rPr>
+        <w:br/>
+        <w:t>so user sees:</w:t>
+      </w:r>
+    </w:p>
+    <w:p>
+      <w:pPr>
+        <w:pStyle w:val="ListParagraph"/>
+        <w:ind w:right="-195"/>
+        <w:rPr>
+          <w:b/>
+          <w:bCs/>
+        </w:rPr>
+      </w:pPr>
+      <w:r>
+        <w:rPr>
+          <w:b/>
+          <w:bCs/>
+        </w:rPr>
+        <w:t>Doctor</w:t>
+      </w:r>
+    </w:p>
+    <w:p>
+      <w:pPr>
+        <w:pStyle w:val="ListParagraph"/>
+        <w:ind w:right="-195"/>
+        <w:rPr>
+          <w:b/>
+          <w:bCs/>
+        </w:rPr>
+      </w:pPr>
+      <w:r>
+        <w:rPr>
+          <w:b/>
+          <w:bCs/>
+        </w:rPr>
+        <w:t>Doctor time slot when the user selects date</w:t>
+      </w:r>
+      <w:r>
+        <w:rPr>
+          <w:b/>
+          <w:bCs/>
+        </w:rPr>
+        <w:br/>
+        <w:t>book a doctor for a date a time slot</w:t>
+      </w:r>
+      <w:r>
+        <w:rPr>
+          <w:b/>
+          <w:bCs/>
+        </w:rPr>
+        <w:br/>
+        <w:t>then give user feedback like ordinary</w:t>
+      </w:r>
+    </w:p>
+    <w:p>
+      <w:pPr>
+        <w:pStyle w:val="ListParagraph"/>
+        <w:ind w:right="-195"/>
+        <w:rPr>
+          <w:b/>
+          <w:bCs/>
+        </w:rPr>
+      </w:pPr>
+      <w:r>
+        <w:rPr>
+          <w:b/>
+          <w:bCs/>
+        </w:rPr>
+        <w:t>All will be able to see feedback right, so give using that doctor’s id</w:t>
+      </w:r>
+      <w:r>
+        <w:rPr>
+          <w:b/>
+          <w:bCs/>
+        </w:rPr>
+        <w:br/>
+        <w:t xml:space="preserve">User will be able to see all previous feedbacks from other users </w:t>
+      </w:r>
+      <w:r>
+        <w:rPr>
+          <w:b/>
+          <w:bCs/>
+        </w:rPr>
+        <w:t>of the doctor they choose</w:t>
+      </w:r>
+    </w:p>
+    <w:p>
+      <w:pPr>
+        <w:pStyle w:val="ListParagraph"/>
+        <w:ind w:right="-195"/>
+        <w:rPr>
+          <w:b/>
+          <w:bCs/>
+        </w:rPr>
+      </w:pPr>
     </w:p>
     <w:p>
       <w:pPr>
@@ -870,17 +1215,39 @@
           <w:ilvl w:val="0"/>
           <w:numId w:val="1"/>
         </w:numPr>
-        <w:rPr>
-          <w:b/>
-          <w:bCs/>
-        </w:rPr>
-      </w:pPr>
-      <w:r>
-        <w:rPr>
-          <w:b/>
-          <w:bCs/>
-        </w:rPr>
-        <w:t>Edit button click -&gt; should appear current values in field column. Then the user can edit only the field they want to not all fields type from starting</w:t>
+        <w:ind w:right="-195"/>
+        <w:rPr>
+          <w:b/>
+          <w:bCs/>
+        </w:rPr>
+      </w:pPr>
+      <w:r>
+        <w:rPr>
+          <w:b/>
+          <w:bCs/>
+        </w:rPr>
+        <w:t xml:space="preserve">User </w:t>
+      </w:r>
+      <w:r>
+        <w:rPr>
+          <w:b/>
+          <w:bCs/>
+        </w:rPr>
+        <w:t xml:space="preserve">Page </w:t>
+      </w:r>
+      <w:r>
+        <w:rPr>
+          <w:b/>
+          <w:bCs/>
+        </w:rPr>
+        <w:t xml:space="preserve">- </w:t>
+      </w:r>
+      <w:r>
+        <w:rPr>
+          <w:b/>
+          <w:bCs/>
+        </w:rPr>
+        <w:t>Improve booking UI (select from available time slots, not hardcoded)</w:t>
       </w:r>
     </w:p>
     <w:p>
@@ -890,320 +1257,19 @@
           <w:ilvl w:val="0"/>
           <w:numId w:val="1"/>
         </w:numPr>
-        <w:rPr>
-          <w:b/>
-          <w:bCs/>
-        </w:rPr>
-      </w:pPr>
-      <w:r>
-        <w:rPr>
-          <w:b/>
-          <w:bCs/>
-        </w:rPr>
-        <w:t>Manage Books – sl no. instead of ID</w:t>
-      </w:r>
-    </w:p>
-    <w:p>
-      <w:pPr>
-        <w:rPr>
-          <w:b/>
-          <w:bCs/>
-          <w:color w:val="EE0000"/>
-          <w:sz w:val="40"/>
-          <w:szCs w:val="40"/>
-        </w:rPr>
-      </w:pPr>
-    </w:p>
-    <w:p>
-      <w:pPr>
-        <w:rPr>
-          <w:b/>
-          <w:bCs/>
-          <w:color w:val="EE0000"/>
-          <w:sz w:val="40"/>
-          <w:szCs w:val="40"/>
-        </w:rPr>
-      </w:pPr>
-    </w:p>
-    <w:p>
-      <w:pPr>
-        <w:rPr>
-          <w:b/>
-          <w:bCs/>
-          <w:color w:val="EE0000"/>
-          <w:sz w:val="40"/>
-          <w:szCs w:val="40"/>
-        </w:rPr>
-      </w:pPr>
-      <w:r>
-        <w:rPr>
-          <w:b/>
-          <w:bCs/>
-          <w:color w:val="EE0000"/>
-          <w:sz w:val="40"/>
-          <w:szCs w:val="40"/>
-        </w:rPr>
-        <w:t>Tasks Completed</w:t>
-      </w:r>
-    </w:p>
-    <w:p>
-      <w:pPr>
-        <w:rPr>
-          <w:b/>
-          <w:bCs/>
-        </w:rPr>
-      </w:pPr>
-      <w:r>
-        <w:rPr>
-          <w:b/>
-          <w:bCs/>
-        </w:rPr>
-        <w:t>Python 3.10 installed and configured</w:t>
-      </w:r>
-    </w:p>
-    <w:p>
-      <w:pPr>
-        <w:rPr>
-          <w:b/>
-          <w:bCs/>
-        </w:rPr>
-      </w:pPr>
-      <w:r>
-        <w:rPr>
-          <w:b/>
-          <w:bCs/>
-        </w:rPr>
-        <w:t>Django project running with Python 3.10</w:t>
-      </w:r>
-    </w:p>
-    <w:p>
-      <w:pPr>
-        <w:rPr>
-          <w:b/>
-          <w:bCs/>
-        </w:rPr>
-      </w:pPr>
-      <w:r>
-        <w:rPr>
-          <w:b/>
-          <w:bCs/>
-        </w:rPr>
-        <w:t>ADHD prediction model loaded successfully</w:t>
-      </w:r>
-    </w:p>
-    <w:p>
-      <w:pPr>
-        <w:rPr>
-          <w:b/>
-          <w:bCs/>
-        </w:rPr>
-      </w:pPr>
-      <w:r>
-        <w:rPr>
-          <w:b/>
-          <w:bCs/>
-        </w:rPr>
-        <w:t>Prediction working: 56.39% probability of ADHD for the sample data</w:t>
-      </w:r>
-    </w:p>
-    <w:p>
-      <w:pPr>
-        <w:rPr>
-          <w:b/>
-          <w:bCs/>
-        </w:rPr>
-      </w:pPr>
-      <w:r>
-        <w:rPr>
-          <w:b/>
-          <w:bCs/>
-        </w:rPr>
-        <w:t>ADHD prediction function created</w:t>
-      </w:r>
-    </w:p>
-    <w:p>
-      <w:pPr>
-        <w:rPr>
-          <w:b/>
-          <w:bCs/>
-        </w:rPr>
-      </w:pPr>
-      <w:r>
-        <w:rPr>
-          <w:b/>
-          <w:bCs/>
-        </w:rPr>
-        <w:t>Django API endpoint for ADHD prediction</w:t>
-      </w:r>
-    </w:p>
-    <w:p>
-      <w:pPr>
-        <w:rPr>
-          <w:b/>
-          <w:bCs/>
-        </w:rPr>
-      </w:pPr>
-      <w:r>
-        <w:rPr>
-          <w:b/>
-          <w:bCs/>
-        </w:rPr>
-        <w:t>API tested and working: Returns "Has ADHD" or "Doesn't have ADHD"</w:t>
-      </w:r>
-    </w:p>
-    <w:p>
-      <w:pPr>
-        <w:rPr>
-          <w:b/>
-          <w:bCs/>
-          <w:color w:val="70AD47" w:themeColor="accent6"/>
-        </w:rPr>
-      </w:pPr>
-      <w:r>
-        <w:rPr>
-          <w:b/>
-          <w:bCs/>
-          <w:color w:val="70AD47" w:themeColor="accent6"/>
-        </w:rPr>
-        <w:t xml:space="preserve">Okay so you have printed it in vs code. </w:t>
-      </w:r>
-      <w:r>
-        <w:rPr>
-          <w:b/>
-          <w:bCs/>
-          <w:color w:val="70AD47" w:themeColor="accent6"/>
-        </w:rPr>
-        <w:t>Instead,</w:t>
-      </w:r>
-      <w:r>
-        <w:rPr>
-          <w:b/>
-          <w:bCs/>
-          <w:color w:val="70AD47" w:themeColor="accent6"/>
-        </w:rPr>
-        <w:t xml:space="preserve"> </w:t>
-      </w:r>
-      <w:r>
-        <w:rPr>
-          <w:b/>
-          <w:bCs/>
-          <w:color w:val="70AD47" w:themeColor="accent6"/>
-        </w:rPr>
-        <w:t>should</w:t>
-      </w:r>
-      <w:r>
-        <w:rPr>
-          <w:b/>
-          <w:bCs/>
-          <w:color w:val="70AD47" w:themeColor="accent6"/>
-        </w:rPr>
-        <w:t xml:space="preserve"> print in JSON because we give JSON. Drf is for that.</w:t>
-      </w:r>
-    </w:p>
-    <w:p>
-      <w:pPr>
-        <w:pStyle w:val="ListParagraph"/>
-        <w:rPr>
-          <w:b/>
-          <w:bCs/>
-          <w:color w:val="70AD47" w:themeColor="accent6"/>
-        </w:rPr>
-      </w:pPr>
-      <w:r>
-        <w:rPr>
-          <w:b/>
-          <w:bCs/>
-          <w:color w:val="70AD47" w:themeColor="accent6"/>
-        </w:rPr>
-        <w:t>Urls.py code</w:t>
-      </w:r>
-      <w:r>
-        <w:rPr>
-          <w:b/>
-          <w:bCs/>
-          <w:color w:val="70AD47" w:themeColor="accent6"/>
-        </w:rPr>
-        <w:br/>
-        <w:t>This is swagger right. Like this predict_adhd in browser, by giving request and response</w:t>
-      </w:r>
-    </w:p>
-    <w:p>
-      <w:pPr>
-        <w:rPr>
-          <w:b/>
-          <w:bCs/>
-        </w:rPr>
-      </w:pPr>
-    </w:p>
-    <w:p>
-      <w:pPr>
-        <w:rPr>
-          <w:b/>
-          <w:bCs/>
-        </w:rPr>
-      </w:pPr>
-      <w:r>
-        <w:rPr>
-          <w:b/>
-          <w:bCs/>
-        </w:rPr>
-        <w:t>Doctor Module</w:t>
-      </w:r>
-    </w:p>
-    <w:p>
-      <w:pPr>
-        <w:pStyle w:val="ListParagraph"/>
-        <w:rPr>
-          <w:b/>
-          <w:bCs/>
-        </w:rPr>
-      </w:pPr>
-      <w:r>
-        <w:rPr>
-          <w:b/>
-          <w:bCs/>
-        </w:rPr>
-        <w:lastRenderedPageBreak/>
-        <w:t>Registration and Login over.</w:t>
-      </w:r>
-      <w:r>
-        <w:rPr>
-          <w:b/>
-          <w:bCs/>
-        </w:rPr>
-        <w:br/>
-        <w:t xml:space="preserve">Need to change availability. Default will be 1. Change that to 0. That is available or not change Boolean field. Need </w:t>
-      </w:r>
-      <w:r>
-        <w:rPr>
-          <w:b/>
-          <w:bCs/>
-        </w:rPr>
-        <w:t>an</w:t>
-      </w:r>
-      <w:r>
-        <w:rPr>
-          <w:b/>
-          <w:bCs/>
-        </w:rPr>
-        <w:t xml:space="preserve"> API for that</w:t>
-      </w:r>
-      <w:r>
-        <w:rPr>
-          <w:b/>
-          <w:bCs/>
-        </w:rPr>
-        <w:t>.</w:t>
-      </w:r>
-    </w:p>
-    <w:p>
-      <w:pPr>
-        <w:pStyle w:val="ListParagraph"/>
-        <w:rPr>
-          <w:b/>
-          <w:bCs/>
-        </w:rPr>
-      </w:pPr>
+        <w:ind w:right="-195"/>
+        <w:rPr>
+          <w:b/>
+          <w:bCs/>
+        </w:rPr>
+      </w:pPr>
+      <w:r>
+        <w:rPr>
+          <w:b/>
+          <w:bCs/>
+        </w:rPr>
+        <w:t>Doctor page – edit profile not working</w:t>
+      </w:r>
     </w:p>
     <w:p>
       <w:pPr>
@@ -1212,25 +1278,29 @@
           <w:ilvl w:val="0"/>
           <w:numId w:val="1"/>
         </w:numPr>
-        <w:rPr>
-          <w:b/>
-          <w:bCs/>
-        </w:rPr>
-      </w:pPr>
-      <w:r>
-        <w:rPr>
-          <w:b/>
-          <w:bCs/>
-        </w:rPr>
-        <w:t xml:space="preserve">Admin - </w:t>
-      </w:r>
-      <w:r>
-        <w:rPr>
-          <w:b/>
-          <w:bCs/>
-        </w:rPr>
-        <w:t>Its that Admin adds some books like depression based, adhd based. So add, edit, delete, update. User can just view</w:t>
-      </w:r>
+        <w:ind w:right="-195"/>
+        <w:rPr>
+          <w:b/>
+          <w:bCs/>
+        </w:rPr>
+      </w:pPr>
+      <w:r>
+        <w:rPr>
+          <w:b/>
+          <w:bCs/>
+        </w:rPr>
+        <w:t>Serene Admin – User Delete button not working</w:t>
+      </w:r>
+    </w:p>
+    <w:p>
+      <w:pPr>
+        <w:pStyle w:val="ListParagraph"/>
+        <w:ind w:right="-195"/>
+        <w:rPr>
+          <w:b/>
+          <w:bCs/>
+        </w:rPr>
+      </w:pPr>
     </w:p>
     <w:p>
       <w:pPr>
@@ -1239,25 +1309,36 @@
           <w:ilvl w:val="0"/>
           <w:numId w:val="1"/>
         </w:numPr>
-        <w:rPr>
-          <w:b/>
-          <w:bCs/>
-        </w:rPr>
-      </w:pPr>
-      <w:r>
-        <w:rPr>
-          <w:b/>
-          <w:bCs/>
-        </w:rPr>
-        <w:t>Buttons workin</w:t>
-      </w:r>
-      <w:r>
-        <w:rPr>
-          <w:b/>
-          <w:bCs/>
-        </w:rPr>
-        <w:t>g</w:t>
-      </w:r>
+        <w:ind w:right="-195"/>
+        <w:rPr>
+          <w:b/>
+          <w:bCs/>
+        </w:rPr>
+      </w:pPr>
+      <w:r>
+        <w:rPr>
+          <w:b/>
+          <w:bCs/>
+        </w:rPr>
+        <w:lastRenderedPageBreak/>
+        <w:t>My bookings</w:t>
+      </w:r>
+      <w:r>
+        <w:rPr>
+          <w:b/>
+          <w:bCs/>
+        </w:rPr>
+        <w:t xml:space="preserve"> </w:t>
+      </w:r>
+    </w:p>
+    <w:p>
+      <w:pPr>
+        <w:pStyle w:val="ListParagraph"/>
+        <w:rPr>
+          <w:b/>
+          <w:bCs/>
+        </w:rPr>
+      </w:pPr>
     </w:p>
     <w:p>
       <w:pPr>
@@ -1266,17 +1347,35 @@
           <w:ilvl w:val="0"/>
           <w:numId w:val="1"/>
         </w:numPr>
-        <w:rPr>
-          <w:b/>
-          <w:bCs/>
-        </w:rPr>
-      </w:pPr>
-      <w:r>
-        <w:rPr>
-          <w:b/>
-          <w:bCs/>
-        </w:rPr>
-        <w:t>Book – added depression, anxiety</w:t>
+        <w:ind w:right="-195"/>
+        <w:rPr>
+          <w:b/>
+          <w:bCs/>
+        </w:rPr>
+      </w:pPr>
+      <w:r>
+        <w:rPr>
+          <w:b/>
+          <w:bCs/>
+        </w:rPr>
+        <w:t xml:space="preserve">Feedback from </w:t>
+      </w:r>
+      <w:proofErr w:type="spellStart"/>
+      <w:r>
+        <w:rPr>
+          <w:b/>
+          <w:bCs/>
+        </w:rPr>
+        <w:t>Maam</w:t>
+      </w:r>
+      <w:proofErr w:type="spellEnd"/>
+      <w:r>
+        <w:rPr>
+          <w:b/>
+          <w:bCs/>
+        </w:rPr>
+        <w:br/>
+        <w:t>Time Slot:</w:t>
       </w:r>
     </w:p>
     <w:p>
@@ -1290,77 +1389,1752 @@
     </w:p>
     <w:p>
       <w:pPr>
-        <w:rPr>
-          <w:b/>
-          <w:bCs/>
-        </w:rPr>
-      </w:pPr>
-    </w:p>
-    <w:p>
-      <w:pPr>
-        <w:rPr>
-          <w:b/>
-          <w:bCs/>
-        </w:rPr>
-      </w:pPr>
-    </w:p>
-    <w:p>
-      <w:pPr>
-        <w:rPr>
-          <w:b/>
-          <w:bCs/>
-        </w:rPr>
-      </w:pPr>
-    </w:p>
-    <w:p>
-      <w:pPr>
-        <w:rPr>
-          <w:b/>
-          <w:bCs/>
-        </w:rPr>
-      </w:pPr>
-    </w:p>
-    <w:p>
-      <w:pPr>
-        <w:rPr>
-          <w:b/>
-          <w:bCs/>
-        </w:rPr>
-      </w:pPr>
-    </w:p>
-    <w:p>
-      <w:pPr>
-        <w:rPr>
-          <w:b/>
-          <w:bCs/>
-        </w:rPr>
-      </w:pPr>
-    </w:p>
-    <w:p>
-      <w:pPr>
-        <w:rPr>
-          <w:b/>
-          <w:bCs/>
-        </w:rPr>
-      </w:pPr>
-    </w:p>
-    <w:p>
-      <w:pPr>
-        <w:rPr>
-          <w:b/>
-          <w:bCs/>
-        </w:rPr>
-      </w:pPr>
-    </w:p>
-    <w:p>
-      <w:pPr>
-        <w:rPr>
-          <w:b/>
-          <w:bCs/>
-        </w:rPr>
-      </w:pPr>
-    </w:p>
-    <w:p>
+        <w:pStyle w:val="ListParagraph"/>
+        <w:ind w:right="-195"/>
+        <w:rPr>
+          <w:b/>
+          <w:bCs/>
+        </w:rPr>
+      </w:pPr>
+      <w:proofErr w:type="spellStart"/>
+      <w:r>
+        <w:rPr>
+          <w:b/>
+          <w:bCs/>
+        </w:rPr>
+        <w:t>Maam</w:t>
+      </w:r>
+      <w:proofErr w:type="spellEnd"/>
+      <w:r>
+        <w:rPr>
+          <w:b/>
+          <w:bCs/>
+        </w:rPr>
+        <w:t xml:space="preserve"> - Don’t do like this. Don’t want this. Is it Added by admin?</w:t>
+      </w:r>
+    </w:p>
+    <w:p>
+      <w:pPr>
+        <w:pStyle w:val="ListParagraph"/>
+        <w:ind w:right="-195"/>
+        <w:rPr>
+          <w:b/>
+          <w:bCs/>
+        </w:rPr>
+      </w:pPr>
+      <w:r>
+        <w:rPr>
+          <w:b/>
+          <w:bCs/>
+        </w:rPr>
+        <w:t>Me – Now that there are no other pages. Doctor is giving time slot.</w:t>
+      </w:r>
+    </w:p>
+    <w:p>
+      <w:pPr>
+        <w:pStyle w:val="ListParagraph"/>
+        <w:ind w:right="-195"/>
+        <w:rPr>
+          <w:b/>
+          <w:bCs/>
+        </w:rPr>
+      </w:pPr>
+      <w:proofErr w:type="spellStart"/>
+      <w:r>
+        <w:rPr>
+          <w:b/>
+          <w:bCs/>
+        </w:rPr>
+        <w:t>Maam</w:t>
+      </w:r>
+      <w:proofErr w:type="spellEnd"/>
+      <w:r>
+        <w:rPr>
+          <w:b/>
+          <w:bCs/>
+        </w:rPr>
+        <w:t xml:space="preserve"> – It is wanted as API</w:t>
+      </w:r>
+    </w:p>
+    <w:p>
+      <w:pPr>
+        <w:pStyle w:val="ListParagraph"/>
+        <w:ind w:right="-195"/>
+        <w:rPr>
+          <w:b/>
+          <w:bCs/>
+        </w:rPr>
+      </w:pPr>
+      <w:r>
+        <w:rPr>
+          <w:b/>
+          <w:bCs/>
+        </w:rPr>
+        <w:t xml:space="preserve">Me – </w:t>
+      </w:r>
+      <w:proofErr w:type="spellStart"/>
+      <w:r>
+        <w:rPr>
+          <w:b/>
+          <w:bCs/>
+        </w:rPr>
+        <w:t>maam</w:t>
+      </w:r>
+      <w:proofErr w:type="spellEnd"/>
+      <w:r>
+        <w:rPr>
+          <w:b/>
+          <w:bCs/>
+        </w:rPr>
+        <w:t xml:space="preserve"> said that day right to give in one field as Json.</w:t>
+      </w:r>
+    </w:p>
+    <w:p>
+      <w:pPr>
+        <w:pStyle w:val="ListParagraph"/>
+        <w:ind w:right="-195"/>
+        <w:rPr>
+          <w:b/>
+          <w:bCs/>
+        </w:rPr>
+      </w:pPr>
+      <w:proofErr w:type="spellStart"/>
+      <w:r>
+        <w:rPr>
+          <w:b/>
+          <w:bCs/>
+        </w:rPr>
+        <w:t>Maam</w:t>
+      </w:r>
+      <w:proofErr w:type="spellEnd"/>
+      <w:r>
+        <w:rPr>
+          <w:b/>
+          <w:bCs/>
+        </w:rPr>
+        <w:t xml:space="preserve"> – you can do it like that.</w:t>
+      </w:r>
+    </w:p>
+    <w:p>
+      <w:pPr>
+        <w:pStyle w:val="ListParagraph"/>
+        <w:ind w:right="-195"/>
+        <w:rPr>
+          <w:b/>
+          <w:bCs/>
+        </w:rPr>
+      </w:pPr>
+      <w:r>
+        <w:rPr>
+          <w:b/>
+          <w:bCs/>
+        </w:rPr>
+        <w:t xml:space="preserve">Show Django admin time slot </w:t>
+      </w:r>
+    </w:p>
+    <w:p>
+      <w:pPr>
+        <w:pStyle w:val="ListParagraph"/>
+        <w:ind w:right="-195"/>
+        <w:rPr>
+          <w:b/>
+          <w:bCs/>
+        </w:rPr>
+      </w:pPr>
+      <w:proofErr w:type="spellStart"/>
+      <w:r>
+        <w:rPr>
+          <w:b/>
+          <w:bCs/>
+        </w:rPr>
+        <w:t>Maam</w:t>
+      </w:r>
+      <w:proofErr w:type="spellEnd"/>
+      <w:r>
+        <w:rPr>
+          <w:b/>
+          <w:bCs/>
+        </w:rPr>
+        <w:t xml:space="preserve"> – can give like this no problem. But, we don’t want it like this. It is wanted as API.</w:t>
+      </w:r>
+    </w:p>
+    <w:p>
+      <w:pPr>
+        <w:pStyle w:val="ListParagraph"/>
+        <w:ind w:right="-195"/>
+        <w:rPr>
+          <w:b/>
+          <w:bCs/>
+        </w:rPr>
+      </w:pPr>
+      <w:r>
+        <w:rPr>
+          <w:b/>
+          <w:bCs/>
+        </w:rPr>
+        <w:t>Me – Time slot?</w:t>
+      </w:r>
+    </w:p>
+    <w:p>
+      <w:pPr>
+        <w:pStyle w:val="ListParagraph"/>
+        <w:ind w:right="-195"/>
+        <w:rPr>
+          <w:b/>
+          <w:bCs/>
+        </w:rPr>
+      </w:pPr>
+      <w:proofErr w:type="spellStart"/>
+      <w:r>
+        <w:rPr>
+          <w:b/>
+          <w:bCs/>
+        </w:rPr>
+        <w:t>Maam</w:t>
+      </w:r>
+      <w:proofErr w:type="spellEnd"/>
+      <w:r>
+        <w:rPr>
+          <w:b/>
+          <w:bCs/>
+        </w:rPr>
+        <w:t xml:space="preserve"> – yes. It is not done in Django Administration. It is done in app. This is not how it is wanted.</w:t>
+      </w:r>
+    </w:p>
+    <w:p>
+      <w:pPr>
+        <w:pStyle w:val="ListParagraph"/>
+        <w:ind w:right="-195"/>
+        <w:rPr>
+          <w:b/>
+          <w:bCs/>
+        </w:rPr>
+      </w:pPr>
+      <w:r>
+        <w:rPr>
+          <w:b/>
+          <w:bCs/>
+        </w:rPr>
+        <w:t>Okay so date is chose.</w:t>
+      </w:r>
+    </w:p>
+    <w:p>
+      <w:pPr>
+        <w:pStyle w:val="ListParagraph"/>
+        <w:ind w:right="-195"/>
+        <w:rPr>
+          <w:b/>
+          <w:bCs/>
+        </w:rPr>
+      </w:pPr>
+      <w:r>
+        <w:rPr>
+          <w:b/>
+          <w:bCs/>
+        </w:rPr>
+        <w:t>Start time and end time is given.</w:t>
+      </w:r>
+    </w:p>
+    <w:p>
+      <w:pPr>
+        <w:pStyle w:val="ListParagraph"/>
+        <w:ind w:right="-195"/>
+        <w:rPr>
+          <w:b/>
+          <w:bCs/>
+        </w:rPr>
+      </w:pPr>
+      <w:r>
+        <w:rPr>
+          <w:b/>
+          <w:bCs/>
+        </w:rPr>
+        <w:t>Now one more field is needed.</w:t>
+      </w:r>
+    </w:p>
+    <w:p>
+      <w:pPr>
+        <w:pStyle w:val="ListParagraph"/>
+        <w:ind w:right="-195"/>
+        <w:rPr>
+          <w:b/>
+          <w:bCs/>
+        </w:rPr>
+      </w:pPr>
+      <w:r>
+        <w:rPr>
+          <w:b/>
+          <w:bCs/>
+        </w:rPr>
+        <w:t xml:space="preserve">Only slot time is given right. Apart from that, need time slot. Like 11.00. It will be intervals right. Sometimes 9.00 10.00 11.30 doctor goes to have food. So </w:t>
+      </w:r>
+      <w:r>
+        <w:rPr>
+          <w:b/>
+          <w:bCs/>
+        </w:rPr>
+        <w:t>break</w:t>
+      </w:r>
+      <w:r>
+        <w:rPr>
+          <w:b/>
+          <w:bCs/>
+        </w:rPr>
+        <w:t xml:space="preserve"> will be there right.</w:t>
+      </w:r>
+    </w:p>
+    <w:p>
+      <w:pPr>
+        <w:pStyle w:val="ListParagraph"/>
+        <w:ind w:right="-195"/>
+        <w:rPr>
+          <w:b/>
+          <w:bCs/>
+        </w:rPr>
+      </w:pPr>
+      <w:r>
+        <w:rPr>
+          <w:b/>
+          <w:bCs/>
+        </w:rPr>
+        <w:t>Me – so multiple time slot?</w:t>
+      </w:r>
+    </w:p>
+    <w:p>
+      <w:pPr>
+        <w:pStyle w:val="ListParagraph"/>
+        <w:ind w:right="-195"/>
+        <w:rPr>
+          <w:b/>
+          <w:bCs/>
+        </w:rPr>
+      </w:pPr>
+      <w:proofErr w:type="spellStart"/>
+      <w:r>
+        <w:rPr>
+          <w:b/>
+          <w:bCs/>
+        </w:rPr>
+        <w:t>Maam</w:t>
+      </w:r>
+      <w:proofErr w:type="spellEnd"/>
+      <w:r>
+        <w:rPr>
+          <w:b/>
+          <w:bCs/>
+        </w:rPr>
+        <w:t xml:space="preserve"> – yes multiple time slot. It can be stored in single like this itself(Django admin time slot field)</w:t>
+      </w:r>
+    </w:p>
+    <w:p>
+      <w:pPr>
+        <w:pStyle w:val="ListParagraph"/>
+        <w:ind w:right="-195"/>
+        <w:rPr>
+          <w:b/>
+          <w:bCs/>
+        </w:rPr>
+      </w:pPr>
+      <w:r>
+        <w:rPr>
+          <w:b/>
+          <w:bCs/>
+        </w:rPr>
+        <w:t>9.00, 10.00, 11.00 like that can give by separating by commas. So do it like that.</w:t>
+      </w:r>
+    </w:p>
+    <w:p>
+      <w:pPr>
+        <w:pStyle w:val="ListParagraph"/>
+        <w:ind w:right="-195"/>
+        <w:rPr>
+          <w:b/>
+          <w:bCs/>
+        </w:rPr>
+      </w:pPr>
+    </w:p>
+    <w:p>
+      <w:pPr>
+        <w:pStyle w:val="ListParagraph"/>
+        <w:ind w:right="-195"/>
+        <w:rPr>
+          <w:b/>
+          <w:bCs/>
+        </w:rPr>
+      </w:pPr>
+      <w:r>
+        <w:rPr>
+          <w:b/>
+          <w:bCs/>
+        </w:rPr>
+        <w:t>Feedback:</w:t>
+      </w:r>
+    </w:p>
+    <w:p>
+      <w:pPr>
+        <w:pStyle w:val="ListParagraph"/>
+        <w:ind w:right="-195"/>
+        <w:rPr>
+          <w:b/>
+          <w:bCs/>
+        </w:rPr>
+      </w:pPr>
+      <w:r>
+        <w:rPr>
+          <w:b/>
+          <w:bCs/>
+        </w:rPr>
+        <w:t>Me - Shows Django admin</w:t>
+      </w:r>
+    </w:p>
+    <w:p>
+      <w:pPr>
+        <w:pStyle w:val="ListParagraph"/>
+        <w:ind w:right="-195"/>
+        <w:rPr>
+          <w:b/>
+          <w:bCs/>
+        </w:rPr>
+      </w:pPr>
+      <w:proofErr w:type="spellStart"/>
+      <w:r>
+        <w:rPr>
+          <w:b/>
+          <w:bCs/>
+        </w:rPr>
+        <w:t>Maam</w:t>
+      </w:r>
+      <w:proofErr w:type="spellEnd"/>
+      <w:r>
+        <w:rPr>
+          <w:b/>
+          <w:bCs/>
+        </w:rPr>
+        <w:t xml:space="preserve"> – all this are API okay?? Don’t need a site like this.</w:t>
+      </w:r>
+    </w:p>
+    <w:p>
+      <w:pPr>
+        <w:pStyle w:val="ListParagraph"/>
+        <w:ind w:right="-195"/>
+        <w:rPr>
+          <w:b/>
+          <w:bCs/>
+        </w:rPr>
+      </w:pPr>
+      <w:r>
+        <w:rPr>
+          <w:b/>
+          <w:bCs/>
+        </w:rPr>
+        <w:t>Me – Django administration?</w:t>
+      </w:r>
+    </w:p>
+    <w:p>
+      <w:pPr>
+        <w:pStyle w:val="ListParagraph"/>
+        <w:ind w:right="-195"/>
+        <w:rPr>
+          <w:b/>
+          <w:bCs/>
+        </w:rPr>
+      </w:pPr>
+      <w:proofErr w:type="spellStart"/>
+      <w:r>
+        <w:rPr>
+          <w:b/>
+          <w:bCs/>
+        </w:rPr>
+        <w:t>Maam</w:t>
+      </w:r>
+      <w:proofErr w:type="spellEnd"/>
+      <w:r>
+        <w:rPr>
+          <w:b/>
+          <w:bCs/>
+        </w:rPr>
+        <w:t xml:space="preserve"> – yes. Don’t want this. Admin side is this (serene admin). Only addition to left panel is view bookings. That is each time a user books a doctor. Admin can see it here. Should be able to view all bookings. Doctor will only be able to see Doctor’s booking. For admin only this much. Rest everything is done using API</w:t>
+      </w:r>
+    </w:p>
+    <w:p>
+      <w:pPr>
+        <w:pStyle w:val="ListParagraph"/>
+        <w:ind w:right="-195"/>
+        <w:rPr>
+          <w:b/>
+          <w:bCs/>
+        </w:rPr>
+      </w:pPr>
+      <w:r>
+        <w:rPr>
+          <w:b/>
+          <w:bCs/>
+        </w:rPr>
+        <w:lastRenderedPageBreak/>
+        <w:t>Me – so feedback..</w:t>
+      </w:r>
+    </w:p>
+    <w:p>
+      <w:pPr>
+        <w:pStyle w:val="ListParagraph"/>
+        <w:ind w:right="-195"/>
+        <w:rPr>
+          <w:b/>
+          <w:bCs/>
+        </w:rPr>
+      </w:pPr>
+      <w:proofErr w:type="spellStart"/>
+      <w:r>
+        <w:rPr>
+          <w:b/>
+          <w:bCs/>
+        </w:rPr>
+        <w:t>Maam</w:t>
+      </w:r>
+      <w:proofErr w:type="spellEnd"/>
+      <w:r>
+        <w:rPr>
+          <w:b/>
+          <w:bCs/>
+        </w:rPr>
+        <w:t xml:space="preserve"> – all </w:t>
+      </w:r>
+      <w:proofErr w:type="spellStart"/>
+      <w:r>
+        <w:rPr>
+          <w:b/>
+          <w:bCs/>
+        </w:rPr>
+        <w:t>api</w:t>
+      </w:r>
+      <w:proofErr w:type="spellEnd"/>
+      <w:r>
+        <w:rPr>
+          <w:b/>
+          <w:bCs/>
+        </w:rPr>
+        <w:t>. Feedback viewing and all API. Admin side only using pages. Everything else using REST API</w:t>
+      </w:r>
+      <w:r>
+        <w:rPr>
+          <w:b/>
+          <w:bCs/>
+        </w:rPr>
+        <w:br/>
+      </w:r>
+    </w:p>
+    <w:p>
+      <w:pPr>
+        <w:pStyle w:val="ListParagraph"/>
+        <w:numPr>
+          <w:ilvl w:val="0"/>
+          <w:numId w:val="1"/>
+        </w:numPr>
+        <w:ind w:right="-195"/>
+        <w:rPr>
+          <w:b/>
+          <w:bCs/>
+        </w:rPr>
+      </w:pPr>
+      <w:r>
+        <w:rPr>
+          <w:b/>
+          <w:bCs/>
+        </w:rPr>
+        <w:t xml:space="preserve">Change #19: Now we need to think about one issue - when a time slot has multiple slots (like ["9.00", "10.00", "11.00"]), and someone books "10.00", the entire </w:t>
+      </w:r>
+      <w:proofErr w:type="spellStart"/>
+      <w:r>
+        <w:rPr>
+          <w:b/>
+          <w:bCs/>
+        </w:rPr>
+        <w:t>TimeSlot</w:t>
+      </w:r>
+      <w:proofErr w:type="spellEnd"/>
+      <w:r>
+        <w:rPr>
+          <w:b/>
+          <w:bCs/>
+        </w:rPr>
+        <w:t xml:space="preserve"> is marked as </w:t>
+      </w:r>
+      <w:proofErr w:type="spellStart"/>
+      <w:r>
+        <w:rPr>
+          <w:b/>
+          <w:bCs/>
+        </w:rPr>
+        <w:t>is_booked</w:t>
+      </w:r>
+      <w:proofErr w:type="spellEnd"/>
+      <w:r>
+        <w:rPr>
+          <w:b/>
+          <w:bCs/>
+        </w:rPr>
+        <w:t xml:space="preserve"> = True. This is wrong because other times (9.00, 11.00) are still available.</w:t>
+      </w:r>
+    </w:p>
+    <w:p>
+      <w:pPr>
+        <w:pStyle w:val="ListParagraph"/>
+        <w:ind w:right="-195"/>
+        <w:rPr>
+          <w:b/>
+          <w:bCs/>
+        </w:rPr>
+      </w:pPr>
+      <w:r>
+        <w:rPr>
+          <w:b/>
+          <w:bCs/>
+        </w:rPr>
+        <w:t xml:space="preserve">We need to change the logic. Instead of marking the entire </w:t>
+      </w:r>
+      <w:proofErr w:type="spellStart"/>
+      <w:r>
+        <w:rPr>
+          <w:b/>
+          <w:bCs/>
+        </w:rPr>
+        <w:t>TimeSlot</w:t>
+      </w:r>
+      <w:proofErr w:type="spellEnd"/>
+      <w:r>
+        <w:rPr>
+          <w:b/>
+          <w:bCs/>
+        </w:rPr>
+        <w:t xml:space="preserve"> as booked, we should:</w:t>
+      </w:r>
+    </w:p>
+    <w:p>
+      <w:pPr>
+        <w:pStyle w:val="ListParagraph"/>
+        <w:ind w:right="-195"/>
+        <w:rPr>
+          <w:b/>
+          <w:bCs/>
+        </w:rPr>
+      </w:pPr>
+      <w:r>
+        <w:rPr>
+          <w:b/>
+          <w:bCs/>
+        </w:rPr>
+        <w:t>Remove the booked time from the slots array</w:t>
+      </w:r>
+    </w:p>
+    <w:p>
+      <w:pPr>
+        <w:pStyle w:val="ListParagraph"/>
+        <w:ind w:right="-195"/>
+        <w:rPr>
+          <w:b/>
+          <w:bCs/>
+        </w:rPr>
+      </w:pPr>
+      <w:r>
+        <w:rPr>
+          <w:b/>
+          <w:bCs/>
+        </w:rPr>
+        <w:t>Only mark as booked when ALL slots are taken</w:t>
+      </w:r>
+    </w:p>
+    <w:p>
+      <w:pPr>
+        <w:pStyle w:val="ListParagraph"/>
+        <w:ind w:right="-195"/>
+        <w:rPr>
+          <w:b/>
+          <w:bCs/>
+        </w:rPr>
+      </w:pPr>
+      <w:r>
+        <w:rPr>
+          <w:b/>
+          <w:bCs/>
+        </w:rPr>
+        <w:t>But for now, let's keep it simple for demonstration. We'll just note this limitation.</w:t>
+      </w:r>
+    </w:p>
+    <w:p>
+      <w:pPr>
+        <w:pStyle w:val="ListParagraph"/>
+        <w:ind w:right="-195"/>
+        <w:rPr>
+          <w:b/>
+          <w:bCs/>
+        </w:rPr>
+      </w:pPr>
+    </w:p>
+    <w:p>
+      <w:pPr>
+        <w:ind w:right="-195"/>
+        <w:rPr>
+          <w:b/>
+          <w:bCs/>
+          <w:color w:val="EE0000"/>
+          <w:sz w:val="40"/>
+          <w:szCs w:val="40"/>
+        </w:rPr>
+      </w:pPr>
+      <w:r>
+        <w:rPr>
+          <w:b/>
+          <w:bCs/>
+          <w:color w:val="EE0000"/>
+          <w:sz w:val="40"/>
+          <w:szCs w:val="40"/>
+        </w:rPr>
+        <w:t>Tasks Completed</w:t>
+      </w:r>
+    </w:p>
+    <w:p>
+      <w:pPr>
+        <w:ind w:right="-195"/>
+        <w:rPr>
+          <w:b/>
+          <w:bCs/>
+        </w:rPr>
+      </w:pPr>
+      <w:r>
+        <w:rPr>
+          <w:b/>
+          <w:bCs/>
+        </w:rPr>
+        <w:t xml:space="preserve">Book </w:t>
+      </w:r>
+      <w:r>
+        <w:rPr>
+          <w:b/>
+          <w:bCs/>
+        </w:rPr>
+        <w:t>Image showing</w:t>
+      </w:r>
+      <w:r>
+        <w:rPr>
+          <w:b/>
+          <w:bCs/>
+        </w:rPr>
+        <w:t xml:space="preserve"> – Web admin</w:t>
+      </w:r>
+    </w:p>
+    <w:p>
+      <w:pPr>
+        <w:ind w:right="-195"/>
+        <w:rPr>
+          <w:b/>
+          <w:bCs/>
+        </w:rPr>
+      </w:pPr>
+      <w:r>
+        <w:rPr>
+          <w:b/>
+          <w:bCs/>
+        </w:rPr>
+        <w:t>Nearby Doctors</w:t>
+      </w:r>
+      <w:r>
+        <w:rPr>
+          <w:b/>
+          <w:bCs/>
+        </w:rPr>
+        <w:t xml:space="preserve"> – core -&gt; views.py (function -&gt; </w:t>
+      </w:r>
+      <w:proofErr w:type="spellStart"/>
+      <w:r>
+        <w:rPr>
+          <w:b/>
+          <w:bCs/>
+        </w:rPr>
+        <w:t>find_nearby_doctors_api</w:t>
+      </w:r>
+      <w:proofErr w:type="spellEnd"/>
+      <w:r>
+        <w:rPr>
+          <w:b/>
+          <w:bCs/>
+        </w:rPr>
+        <w:t xml:space="preserve">) </w:t>
+      </w:r>
+    </w:p>
+    <w:p>
+      <w:pPr>
+        <w:ind w:right="-195"/>
+        <w:rPr>
+          <w:b/>
+          <w:bCs/>
+        </w:rPr>
+      </w:pPr>
+      <w:r>
+        <w:rPr>
+          <w:b/>
+          <w:bCs/>
+        </w:rPr>
+        <w:t>Time Sot – through Django administration</w:t>
+      </w:r>
+    </w:p>
+    <w:p>
+      <w:pPr>
+        <w:ind w:right="-195"/>
+        <w:rPr>
+          <w:b/>
+          <w:bCs/>
+        </w:rPr>
+      </w:pPr>
+      <w:r>
+        <w:rPr>
+          <w:b/>
+          <w:bCs/>
+        </w:rPr>
+        <w:t>Doctor Feedback</w:t>
+      </w:r>
+    </w:p>
+    <w:p>
+      <w:pPr>
+        <w:ind w:right="-195"/>
+        <w:rPr>
+          <w:b/>
+          <w:bCs/>
+        </w:rPr>
+      </w:pPr>
+      <w:r>
+        <w:rPr>
+          <w:b/>
+          <w:bCs/>
+        </w:rPr>
+        <w:t>Doctor set time slot</w:t>
+      </w:r>
+      <w:r>
+        <w:rPr>
+          <w:b/>
+          <w:bCs/>
+        </w:rPr>
+        <w:br/>
+        <w:t>User book appointments</w:t>
+      </w:r>
+    </w:p>
+    <w:p>
+      <w:pPr>
+        <w:ind w:right="-195"/>
+        <w:rPr>
+          <w:b/>
+          <w:bCs/>
+        </w:rPr>
+      </w:pPr>
+    </w:p>
+    <w:p>
+      <w:pPr>
+        <w:ind w:right="-195"/>
+        <w:rPr>
+          <w:b/>
+          <w:bCs/>
+        </w:rPr>
+      </w:pPr>
+    </w:p>
+    <w:p>
+      <w:pPr>
+        <w:ind w:right="-195"/>
+        <w:rPr>
+          <w:b/>
+          <w:bCs/>
+        </w:rPr>
+      </w:pPr>
+    </w:p>
+    <w:p>
+      <w:pPr>
+        <w:ind w:right="-195"/>
+        <w:rPr>
+          <w:b/>
+          <w:bCs/>
+        </w:rPr>
+      </w:pPr>
+    </w:p>
+    <w:p>
+      <w:pPr>
+        <w:ind w:right="-195"/>
+        <w:rPr>
+          <w:b/>
+          <w:bCs/>
+        </w:rPr>
+      </w:pPr>
+    </w:p>
+    <w:p>
+      <w:pPr>
+        <w:ind w:right="-195"/>
+        <w:rPr>
+          <w:b/>
+          <w:bCs/>
+        </w:rPr>
+      </w:pPr>
+    </w:p>
+    <w:p>
+      <w:pPr>
+        <w:ind w:right="-195"/>
+        <w:rPr>
+          <w:b/>
+          <w:bCs/>
+        </w:rPr>
+      </w:pPr>
+    </w:p>
+    <w:p>
+      <w:pPr>
+        <w:ind w:right="-195"/>
+        <w:jc w:val="center"/>
+        <w:rPr>
+          <w:b/>
+          <w:bCs/>
+          <w:sz w:val="40"/>
+          <w:szCs w:val="40"/>
+        </w:rPr>
+      </w:pPr>
+      <w:r>
+        <w:rPr>
+          <w:b/>
+          <w:bCs/>
+          <w:color w:val="EE0000"/>
+          <w:sz w:val="40"/>
+          <w:szCs w:val="40"/>
+        </w:rPr>
+        <w:lastRenderedPageBreak/>
+        <w:t>API checks</w:t>
+      </w:r>
+    </w:p>
+    <w:p>
+      <w:pPr>
+        <w:ind w:right="-195"/>
+        <w:rPr>
+          <w:b/>
+          <w:bCs/>
+        </w:rPr>
+      </w:pPr>
+    </w:p>
+    <w:p>
+      <w:pPr>
+        <w:ind w:right="-195"/>
+        <w:rPr>
+          <w:b/>
+          <w:bCs/>
+          <w:u w:val="single"/>
+        </w:rPr>
+      </w:pPr>
+      <w:r>
+        <w:rPr>
+          <w:b/>
+          <w:bCs/>
+        </w:rPr>
+        <w:br/>
+      </w:r>
+      <w:proofErr w:type="spellStart"/>
+      <w:r>
+        <w:rPr>
+          <w:b/>
+          <w:bCs/>
+          <w:u w:val="single"/>
+        </w:rPr>
+        <w:t>TimeSlot</w:t>
+      </w:r>
+      <w:proofErr w:type="spellEnd"/>
+      <w:r>
+        <w:rPr>
+          <w:b/>
+          <w:bCs/>
+          <w:u w:val="single"/>
+        </w:rPr>
+        <w:t xml:space="preserve"> API (Multiple Slots)</w:t>
+      </w:r>
+    </w:p>
+    <w:p>
+      <w:pPr>
+        <w:numPr>
+          <w:ilvl w:val="0"/>
+          <w:numId w:val="14"/>
+        </w:numPr>
+        <w:tabs>
+          <w:tab w:val="clear" w:pos="720"/>
+          <w:tab w:val="num" w:pos="426"/>
+        </w:tabs>
+        <w:ind w:left="426" w:right="-195"/>
+      </w:pPr>
+      <w:r>
+        <w:t>Method: POST</w:t>
+      </w:r>
+    </w:p>
+    <w:p>
+      <w:pPr>
+        <w:numPr>
+          <w:ilvl w:val="0"/>
+          <w:numId w:val="14"/>
+        </w:numPr>
+        <w:tabs>
+          <w:tab w:val="clear" w:pos="720"/>
+          <w:tab w:val="num" w:pos="426"/>
+        </w:tabs>
+        <w:ind w:left="426" w:right="-195"/>
+      </w:pPr>
+      <w:r>
+        <w:t>URL: http://127.0.0.1:8001/api/doctors/5/time_slots/</w:t>
+      </w:r>
+    </w:p>
+    <w:p>
+      <w:pPr>
+        <w:numPr>
+          <w:ilvl w:val="0"/>
+          <w:numId w:val="14"/>
+        </w:numPr>
+        <w:tabs>
+          <w:tab w:val="clear" w:pos="720"/>
+          <w:tab w:val="num" w:pos="426"/>
+        </w:tabs>
+        <w:ind w:left="426" w:right="-195"/>
+      </w:pPr>
+      <w:r>
+        <w:t>Body:</w:t>
+      </w:r>
+    </w:p>
+    <w:p>
+      <w:pPr>
+        <w:tabs>
+          <w:tab w:val="num" w:pos="426"/>
+        </w:tabs>
+        <w:ind w:left="426" w:right="-195"/>
+      </w:pPr>
+      <w:proofErr w:type="spellStart"/>
+      <w:r>
+        <w:t>json</w:t>
+      </w:r>
+      <w:proofErr w:type="spellEnd"/>
+    </w:p>
+    <w:p>
+      <w:pPr>
+        <w:tabs>
+          <w:tab w:val="num" w:pos="426"/>
+        </w:tabs>
+        <w:ind w:left="426" w:right="-195"/>
+      </w:pPr>
+      <w:r>
+        <w:t>{</w:t>
+      </w:r>
+    </w:p>
+    <w:p>
+      <w:pPr>
+        <w:tabs>
+          <w:tab w:val="num" w:pos="426"/>
+        </w:tabs>
+        <w:ind w:left="426" w:right="-195"/>
+      </w:pPr>
+      <w:r>
+        <w:t xml:space="preserve">  "date": "2025-12-31",</w:t>
+      </w:r>
+    </w:p>
+    <w:p>
+      <w:pPr>
+        <w:tabs>
+          <w:tab w:val="num" w:pos="426"/>
+        </w:tabs>
+        <w:ind w:left="426" w:right="-195"/>
+      </w:pPr>
+      <w:r>
+        <w:t xml:space="preserve">  "slots": ["9.00", "10.00", "11.00", "14.00", "15.00"]</w:t>
+      </w:r>
+    </w:p>
+    <w:p>
+      <w:pPr>
+        <w:tabs>
+          <w:tab w:val="num" w:pos="426"/>
+        </w:tabs>
+        <w:ind w:left="426" w:right="-195"/>
+      </w:pPr>
+      <w:r>
+        <w:t>}</w:t>
+      </w:r>
+    </w:p>
+    <w:p>
+      <w:pPr>
+        <w:ind w:right="-195"/>
+        <w:rPr>
+          <w:b/>
+          <w:bCs/>
+        </w:rPr>
+      </w:pPr>
+    </w:p>
+    <w:p>
+      <w:pPr>
+        <w:ind w:right="-195"/>
+        <w:rPr>
+          <w:b/>
+          <w:bCs/>
+          <w:u w:val="single"/>
+        </w:rPr>
+      </w:pPr>
+      <w:r>
+        <w:rPr>
+          <w:b/>
+          <w:bCs/>
+          <w:u w:val="single"/>
+        </w:rPr>
+        <w:t>Booking API</w:t>
+      </w:r>
+    </w:p>
+    <w:p>
+      <w:pPr>
+        <w:ind w:right="-195"/>
+      </w:pPr>
+      <w:r>
+        <w:t xml:space="preserve">POST </w:t>
+      </w:r>
+    </w:p>
+    <w:p>
+      <w:pPr>
+        <w:ind w:right="-195"/>
+      </w:pPr>
+      <w:r>
+        <w:t>http://127.0.0.1:8001</w:t>
+      </w:r>
+      <w:r>
+        <w:t>/api/users/11/bookings/</w:t>
+      </w:r>
+    </w:p>
+    <w:p>
+      <w:pPr>
+        <w:ind w:right="-195"/>
+      </w:pPr>
+      <w:r>
+        <w:t>{</w:t>
+      </w:r>
+    </w:p>
+    <w:p>
+      <w:pPr>
+        <w:ind w:right="-195"/>
+      </w:pPr>
+      <w:r>
+        <w:t xml:space="preserve">  "</w:t>
+      </w:r>
+      <w:proofErr w:type="spellStart"/>
+      <w:r>
+        <w:t>doctor_id</w:t>
+      </w:r>
+      <w:proofErr w:type="spellEnd"/>
+      <w:r>
+        <w:t>": 5,</w:t>
+      </w:r>
+    </w:p>
+    <w:p>
+      <w:pPr>
+        <w:ind w:right="-195"/>
+      </w:pPr>
+      <w:r>
+        <w:t xml:space="preserve">  "</w:t>
+      </w:r>
+      <w:proofErr w:type="spellStart"/>
+      <w:r>
+        <w:t>time_slot_id</w:t>
+      </w:r>
+      <w:proofErr w:type="spellEnd"/>
+      <w:r>
+        <w:t>": 8,</w:t>
+      </w:r>
+    </w:p>
+    <w:p>
+      <w:pPr>
+        <w:ind w:right="-195"/>
+      </w:pPr>
+      <w:r>
+        <w:t xml:space="preserve">  "</w:t>
+      </w:r>
+      <w:proofErr w:type="spellStart"/>
+      <w:r>
+        <w:t>booked_time</w:t>
+      </w:r>
+      <w:proofErr w:type="spellEnd"/>
+      <w:r>
+        <w:t>": "10.00"</w:t>
+      </w:r>
+    </w:p>
+    <w:p>
+      <w:pPr>
+        <w:ind w:right="-195"/>
+      </w:pPr>
+      <w:r>
+        <w:t>}</w:t>
+      </w:r>
+    </w:p>
+    <w:p>
+      <w:pPr>
+        <w:ind w:right="-195"/>
+        <w:rPr>
+          <w:b/>
+          <w:bCs/>
+          <w:u w:val="single"/>
+        </w:rPr>
+      </w:pPr>
+    </w:p>
+    <w:p>
+      <w:pPr>
+        <w:ind w:right="-195"/>
+        <w:rPr>
+          <w:b/>
+          <w:bCs/>
+          <w:u w:val="single"/>
+        </w:rPr>
+      </w:pPr>
+    </w:p>
+    <w:p>
+      <w:pPr>
+        <w:ind w:right="-195"/>
+        <w:rPr>
+          <w:b/>
+          <w:bCs/>
+          <w:u w:val="single"/>
+        </w:rPr>
+      </w:pPr>
+      <w:r>
+        <w:rPr>
+          <w:b/>
+          <w:bCs/>
+          <w:u w:val="single"/>
+        </w:rPr>
+        <w:t>Feedback API (</w:t>
+      </w:r>
+      <w:r>
+        <w:rPr>
+          <w:b/>
+          <w:bCs/>
+          <w:u w:val="single"/>
+        </w:rPr>
+        <w:t>S</w:t>
+      </w:r>
+      <w:r>
+        <w:rPr>
+          <w:b/>
+          <w:bCs/>
+          <w:u w:val="single"/>
+        </w:rPr>
+        <w:t>ubmit)</w:t>
+      </w:r>
+    </w:p>
+    <w:p>
+      <w:pPr>
+        <w:numPr>
+          <w:ilvl w:val="0"/>
+          <w:numId w:val="11"/>
+        </w:numPr>
+        <w:tabs>
+          <w:tab w:val="clear" w:pos="720"/>
+        </w:tabs>
+        <w:ind w:left="426" w:right="-195"/>
+      </w:pPr>
+      <w:r>
+        <w:rPr>
+          <w:b/>
+          <w:bCs/>
+        </w:rPr>
+        <w:t>Method:</w:t>
+      </w:r>
+      <w:r>
+        <w:t> POST</w:t>
+      </w:r>
+    </w:p>
+    <w:p>
+      <w:pPr>
+        <w:numPr>
+          <w:ilvl w:val="0"/>
+          <w:numId w:val="11"/>
+        </w:numPr>
+        <w:tabs>
+          <w:tab w:val="clear" w:pos="720"/>
+        </w:tabs>
+        <w:ind w:left="426" w:right="-195"/>
+      </w:pPr>
+      <w:r>
+        <w:rPr>
+          <w:b/>
+          <w:bCs/>
+        </w:rPr>
+        <w:t>URL:</w:t>
+      </w:r>
+      <w:r>
+        <w:t> http://127.0.0.1:8001/api/doctors/5/feedback/</w:t>
+      </w:r>
+    </w:p>
+    <w:p>
+      <w:pPr>
+        <w:numPr>
+          <w:ilvl w:val="0"/>
+          <w:numId w:val="11"/>
+        </w:numPr>
+        <w:tabs>
+          <w:tab w:val="clear" w:pos="720"/>
+        </w:tabs>
+        <w:ind w:left="426" w:right="-195"/>
+      </w:pPr>
+      <w:r>
+        <w:rPr>
+          <w:b/>
+          <w:bCs/>
+        </w:rPr>
+        <w:t>Body:</w:t>
+      </w:r>
+    </w:p>
+    <w:p>
+      <w:pPr>
+        <w:ind w:left="426" w:right="-195"/>
+      </w:pPr>
+      <w:proofErr w:type="spellStart"/>
+      <w:r>
+        <w:t>json</w:t>
+      </w:r>
+      <w:proofErr w:type="spellEnd"/>
+    </w:p>
+    <w:p>
+      <w:pPr>
+        <w:ind w:left="426" w:right="-195"/>
+      </w:pPr>
+      <w:r>
+        <w:t>{</w:t>
+      </w:r>
+    </w:p>
+    <w:p>
+      <w:pPr>
+        <w:ind w:left="426" w:right="-195"/>
+      </w:pPr>
+      <w:r>
+        <w:t xml:space="preserve">  "</w:t>
+      </w:r>
+      <w:proofErr w:type="spellStart"/>
+      <w:r>
+        <w:t>user_id</w:t>
+      </w:r>
+      <w:proofErr w:type="spellEnd"/>
+      <w:r>
+        <w:t>": 11,</w:t>
+      </w:r>
+    </w:p>
+    <w:p>
+      <w:pPr>
+        <w:ind w:left="426" w:right="-195"/>
+      </w:pPr>
+      <w:r>
+        <w:t xml:space="preserve">  "rating": 5,</w:t>
+      </w:r>
+    </w:p>
+    <w:p>
+      <w:pPr>
+        <w:ind w:left="426" w:right="-195"/>
+      </w:pPr>
+      <w:r>
+        <w:t xml:space="preserve">  "comment": "Great doctor, very helpful!"</w:t>
+      </w:r>
+    </w:p>
+    <w:p>
+      <w:pPr>
+        <w:ind w:left="426" w:right="-195"/>
+      </w:pPr>
+      <w:r>
+        <w:t>}</w:t>
+      </w:r>
+    </w:p>
+    <w:p>
+      <w:pPr>
+        <w:ind w:right="-195"/>
+      </w:pPr>
+    </w:p>
+    <w:p>
+      <w:pPr>
+        <w:ind w:right="-195"/>
+        <w:rPr>
+          <w:b/>
+          <w:bCs/>
+          <w:u w:val="single"/>
+        </w:rPr>
+      </w:pPr>
+      <w:r>
+        <w:rPr>
+          <w:b/>
+          <w:bCs/>
+          <w:u w:val="single"/>
+        </w:rPr>
+        <w:t xml:space="preserve">Feedback API </w:t>
+      </w:r>
+      <w:r>
+        <w:rPr>
+          <w:b/>
+          <w:bCs/>
+          <w:u w:val="single"/>
+        </w:rPr>
+        <w:t>(View</w:t>
+      </w:r>
+      <w:r>
+        <w:rPr>
+          <w:b/>
+          <w:bCs/>
+          <w:u w:val="single"/>
+        </w:rPr>
+        <w:t>)</w:t>
+      </w:r>
+    </w:p>
+    <w:p>
+      <w:pPr>
+        <w:numPr>
+          <w:ilvl w:val="1"/>
+          <w:numId w:val="12"/>
+        </w:numPr>
+        <w:tabs>
+          <w:tab w:val="clear" w:pos="1440"/>
+        </w:tabs>
+        <w:ind w:left="426" w:right="-195"/>
+      </w:pPr>
+      <w:r>
+        <w:rPr>
+          <w:b/>
+          <w:bCs/>
+        </w:rPr>
+        <w:t>Method:</w:t>
+      </w:r>
+      <w:r>
+        <w:t> GET</w:t>
+      </w:r>
+    </w:p>
+    <w:p>
+      <w:pPr>
+        <w:numPr>
+          <w:ilvl w:val="1"/>
+          <w:numId w:val="12"/>
+        </w:numPr>
+        <w:tabs>
+          <w:tab w:val="clear" w:pos="1440"/>
+        </w:tabs>
+        <w:ind w:left="426" w:right="-195"/>
+      </w:pPr>
+      <w:r>
+        <w:rPr>
+          <w:b/>
+          <w:bCs/>
+        </w:rPr>
+        <w:t>URL:</w:t>
+      </w:r>
+      <w:r>
+        <w:t> http://127.0.0.1:8001/api/doctors/5/feedback/</w:t>
+      </w:r>
+    </w:p>
+    <w:p>
+      <w:pPr>
+        <w:ind w:right="-195"/>
+        <w:rPr>
+          <w:b/>
+          <w:bCs/>
+        </w:rPr>
+      </w:pPr>
+    </w:p>
+    <w:p>
+      <w:pPr>
+        <w:ind w:right="-195"/>
+        <w:rPr>
+          <w:b/>
+          <w:bCs/>
+        </w:rPr>
+      </w:pPr>
+      <w:r>
+        <w:rPr>
+          <w:b/>
+          <w:bCs/>
+          <w:u w:val="single"/>
+        </w:rPr>
+        <w:t>Nearby Doctors</w:t>
+      </w:r>
+      <w:r>
+        <w:rPr>
+          <w:b/>
+          <w:bCs/>
+        </w:rPr>
+        <w:br/>
+      </w:r>
+      <w:r>
+        <w:t xml:space="preserve">GET </w:t>
+      </w:r>
+    </w:p>
+    <w:p>
+      <w:pPr>
+        <w:ind w:right="-195"/>
+      </w:pPr>
+      <w:hyperlink r:id="rId12" w:history="1">
+        <w:r>
+          <w:rPr>
+            <w:rStyle w:val="Hyperlink"/>
+          </w:rPr>
+          <w:t>http://127.0.0.1:8001/api/users/11/nearby-doctors/</w:t>
+        </w:r>
+      </w:hyperlink>
+    </w:p>
+    <w:p>
+      <w:pPr>
+        <w:ind w:right="-195"/>
+        <w:rPr>
+          <w:b/>
+          <w:bCs/>
+        </w:rPr>
+      </w:pPr>
+    </w:p>
+    <w:p>
+      <w:pPr>
+        <w:ind w:right="-195"/>
+        <w:rPr>
+          <w:b/>
+          <w:bCs/>
+        </w:rPr>
+      </w:pPr>
+      <w:r>
+        <w:rPr>
+          <w:b/>
+          <w:bCs/>
+        </w:rPr>
+        <w:lastRenderedPageBreak/>
+        <w:t>ADHD Prediction API</w:t>
+      </w:r>
+    </w:p>
+    <w:p>
+      <w:pPr>
+        <w:ind w:right="-195"/>
+      </w:pPr>
+      <w:r>
+        <w:t>POST</w:t>
+      </w:r>
+    </w:p>
+    <w:p>
+      <w:pPr>
+        <w:ind w:right="-195"/>
+      </w:pPr>
+      <w:hyperlink r:id="rId13" w:history="1">
+        <w:r>
+          <w:rPr>
+            <w:rStyle w:val="Hyperlink"/>
+          </w:rPr>
+          <w:t>http://127.0.0.1:8001/api/predict_adhd/</w:t>
+        </w:r>
+      </w:hyperlink>
+    </w:p>
+    <w:p>
+      <w:pPr>
+        <w:ind w:right="-195"/>
+      </w:pPr>
+      <w:r>
+        <w:t>Content-Type: application/</w:t>
+      </w:r>
+      <w:proofErr w:type="spellStart"/>
+      <w:r>
+        <w:t>json</w:t>
+      </w:r>
+      <w:proofErr w:type="spellEnd"/>
+    </w:p>
+    <w:p>
+      <w:pPr>
+        <w:ind w:right="-195"/>
+      </w:pPr>
+      <w:r>
+        <w:t>{</w:t>
+      </w:r>
+    </w:p>
+    <w:p>
+      <w:pPr>
+        <w:ind w:right="-195"/>
+      </w:pPr>
+      <w:r>
+        <w:t xml:space="preserve">    "age": 25,</w:t>
+      </w:r>
+    </w:p>
+    <w:p>
+      <w:pPr>
+        <w:ind w:right="-195"/>
+      </w:pPr>
+      <w:r>
+        <w:t xml:space="preserve">    "gender": "Male",</w:t>
+      </w:r>
+    </w:p>
+    <w:p>
+      <w:pPr>
+        <w:ind w:right="-195"/>
+      </w:pPr>
+      <w:r>
+        <w:t xml:space="preserve">    "</w:t>
+      </w:r>
+      <w:proofErr w:type="spellStart"/>
+      <w:r>
+        <w:t>sleep_hours_avg</w:t>
+      </w:r>
+      <w:proofErr w:type="spellEnd"/>
+      <w:r>
+        <w:t>": 7.5,</w:t>
+      </w:r>
+    </w:p>
+    <w:p>
+      <w:pPr>
+        <w:ind w:right="-195"/>
+      </w:pPr>
+      <w:r>
+        <w:t xml:space="preserve">    "</w:t>
+      </w:r>
+      <w:proofErr w:type="spellStart"/>
+      <w:r>
+        <w:t>easily_distracted</w:t>
+      </w:r>
+      <w:proofErr w:type="spellEnd"/>
+      <w:r>
+        <w:t>": 2,</w:t>
+      </w:r>
+    </w:p>
+    <w:p>
+      <w:pPr>
+        <w:ind w:right="-195"/>
+      </w:pPr>
+      <w:r>
+        <w:t xml:space="preserve">    "</w:t>
+      </w:r>
+      <w:proofErr w:type="spellStart"/>
+      <w:r>
+        <w:t>forgetful_daily_tasks</w:t>
+      </w:r>
+      <w:proofErr w:type="spellEnd"/>
+      <w:r>
+        <w:t>": 2,</w:t>
+      </w:r>
+    </w:p>
+    <w:p>
+      <w:pPr>
+        <w:ind w:right="-195"/>
+      </w:pPr>
+      <w:r>
+        <w:t xml:space="preserve">    "</w:t>
+      </w:r>
+      <w:proofErr w:type="spellStart"/>
+      <w:r>
+        <w:t>poor_organization</w:t>
+      </w:r>
+      <w:proofErr w:type="spellEnd"/>
+      <w:r>
+        <w:t>": 2,</w:t>
+      </w:r>
+    </w:p>
+    <w:p>
+      <w:pPr>
+        <w:ind w:right="-195"/>
+      </w:pPr>
+      <w:r>
+        <w:t xml:space="preserve">    "</w:t>
+      </w:r>
+      <w:proofErr w:type="spellStart"/>
+      <w:r>
+        <w:t>difficulty_sustaining_attention</w:t>
+      </w:r>
+      <w:proofErr w:type="spellEnd"/>
+      <w:r>
+        <w:t>": 3,</w:t>
+      </w:r>
+    </w:p>
+    <w:p>
+      <w:pPr>
+        <w:ind w:right="-195"/>
+      </w:pPr>
+      <w:r>
+        <w:t xml:space="preserve">    "restlessness": 2,</w:t>
+      </w:r>
+    </w:p>
+    <w:p>
+      <w:pPr>
+        <w:ind w:right="-195"/>
+      </w:pPr>
+      <w:r>
+        <w:t xml:space="preserve">    "</w:t>
+      </w:r>
+      <w:proofErr w:type="spellStart"/>
+      <w:r>
+        <w:t>impulsivity_score</w:t>
+      </w:r>
+      <w:proofErr w:type="spellEnd"/>
+      <w:r>
+        <w:t>": 1,</w:t>
+      </w:r>
+    </w:p>
+    <w:p>
+      <w:pPr>
+        <w:ind w:right="-195"/>
+      </w:pPr>
+      <w:r>
+        <w:t xml:space="preserve">    "</w:t>
+      </w:r>
+      <w:proofErr w:type="spellStart"/>
+      <w:r>
+        <w:t>screen_time_daily</w:t>
+      </w:r>
+      <w:proofErr w:type="spellEnd"/>
+      <w:r>
+        <w:t>": 6.5,</w:t>
+      </w:r>
+    </w:p>
+    <w:p>
+      <w:pPr>
+        <w:ind w:right="-195"/>
+      </w:pPr>
+      <w:r>
+        <w:t xml:space="preserve">    "</w:t>
+      </w:r>
+      <w:proofErr w:type="spellStart"/>
+      <w:r>
+        <w:t>phone_unlocks_per_day</w:t>
+      </w:r>
+      <w:proofErr w:type="spellEnd"/>
+      <w:r>
+        <w:t>": 85,</w:t>
+      </w:r>
+    </w:p>
+    <w:p>
+      <w:pPr>
+        <w:ind w:right="-195"/>
+      </w:pPr>
+      <w:r>
+        <w:t xml:space="preserve">    "</w:t>
+      </w:r>
+      <w:proofErr w:type="spellStart"/>
+      <w:r>
+        <w:t>working_memory_score</w:t>
+      </w:r>
+      <w:proofErr w:type="spellEnd"/>
+      <w:r>
+        <w:t>": 45</w:t>
+      </w:r>
+    </w:p>
+    <w:p>
+      <w:pPr>
+        <w:ind w:right="-195"/>
+      </w:pPr>
+      <w:r>
+        <w:t>}</w:t>
+      </w:r>
+    </w:p>
+    <w:p>
+      <w:pPr>
+        <w:ind w:right="-195"/>
+        <w:rPr>
+          <w:b/>
+          <w:bCs/>
+        </w:rPr>
+      </w:pPr>
+    </w:p>
+    <w:p>
+      <w:pPr>
+        <w:ind w:right="-195"/>
+        <w:rPr>
+          <w:b/>
+          <w:bCs/>
+        </w:rPr>
+      </w:pPr>
+    </w:p>
+    <w:p>
+      <w:pPr>
+        <w:ind w:right="-195"/>
+      </w:pPr>
       <w:r>
         <w:rPr>
           <w:noProof/>
@@ -1382,7 +3156,7 @@
                     <pic:cNvPicPr/>
                   </pic:nvPicPr>
                   <pic:blipFill>
-                    <a:blip r:embed="rId13"/>
+                    <a:blip r:embed="rId14"/>
                     <a:stretch>
                       <a:fillRect/>
                     </a:stretch>
@@ -1403,6 +3177,751 @@
         </w:drawing>
       </w:r>
     </w:p>
+    <w:p>
+      <w:pPr>
+        <w:ind w:right="-195"/>
+      </w:pPr>
+    </w:p>
+    <w:p>
+      <w:pPr>
+        <w:ind w:right="-195"/>
+      </w:pPr>
+      <w:r>
+        <w:t>(</w:t>
+      </w:r>
+      <w:proofErr w:type="spellStart"/>
+      <w:r>
+        <w:t>venv</w:t>
+      </w:r>
+      <w:proofErr w:type="spellEnd"/>
+      <w:r>
+        <w:t>) E:\serene_space\backend&gt;python inspect_models.py</w:t>
+      </w:r>
+    </w:p>
+    <w:p>
+      <w:pPr>
+        <w:ind w:right="-195"/>
+        <w:rPr>
+          <w:b/>
+          <w:bCs/>
+        </w:rPr>
+      </w:pPr>
+      <w:r>
+        <w:rPr>
+          <w:b/>
+          <w:bCs/>
+        </w:rPr>
+        <w:t>=== ADHD MODELS ===</w:t>
+      </w:r>
+    </w:p>
+    <w:p>
+      <w:pPr>
+        <w:ind w:right="-195"/>
+      </w:pPr>
+    </w:p>
+    <w:p>
+      <w:pPr>
+        <w:ind w:right="-195"/>
+      </w:pPr>
+      <w:r>
+        <w:t>=== Inspecting: gender_encoder1.pkl ===</w:t>
+      </w:r>
+    </w:p>
+    <w:p>
+      <w:pPr>
+        <w:ind w:right="-195"/>
+      </w:pPr>
+      <w:r>
+        <w:t>Type: &lt;class 'sklearn.preprocessing._</w:t>
+      </w:r>
+      <w:proofErr w:type="spellStart"/>
+      <w:r>
+        <w:t>label.LabelEncoder</w:t>
+      </w:r>
+      <w:proofErr w:type="spellEnd"/>
+      <w:r>
+        <w:t>'&gt;</w:t>
+      </w:r>
+    </w:p>
+    <w:p>
+      <w:pPr>
+        <w:ind w:right="-195"/>
+      </w:pPr>
+      <w:r>
+        <w:t>Attributes: ['classes_']</w:t>
+      </w:r>
+    </w:p>
+    <w:p>
+      <w:pPr>
+        <w:ind w:right="-195"/>
+      </w:pPr>
+      <w:r>
+        <w:t>Classes: ['Female' 'Male' 'Other']</w:t>
+      </w:r>
+    </w:p>
+    <w:p>
+      <w:pPr>
+        <w:ind w:right="-195"/>
+      </w:pPr>
+    </w:p>
+    <w:p>
+      <w:pPr>
+        <w:ind w:right="-195"/>
+      </w:pPr>
+      <w:r>
+        <w:t>=== Inspecting: scaler1.pkl ===</w:t>
+      </w:r>
+    </w:p>
+    <w:p>
+      <w:pPr>
+        <w:ind w:right="-195"/>
+      </w:pPr>
+      <w:r>
+        <w:t>Type: &lt;class 'sklearn.preprocessing._</w:t>
+      </w:r>
+      <w:proofErr w:type="spellStart"/>
+      <w:r>
+        <w:t>data.MinMaxScaler</w:t>
+      </w:r>
+      <w:proofErr w:type="spellEnd"/>
+      <w:r>
+        <w:t>'&gt;</w:t>
+      </w:r>
+    </w:p>
+    <w:p>
+      <w:pPr>
+        <w:ind w:right="-195"/>
+      </w:pPr>
+      <w:r>
+        <w:t>Attributes: ['</w:t>
+      </w:r>
+      <w:proofErr w:type="spellStart"/>
+      <w:r>
+        <w:t>feature_range</w:t>
+      </w:r>
+      <w:proofErr w:type="spellEnd"/>
+      <w:r>
+        <w:t>', 'copy', 'clip', '</w:t>
+      </w:r>
+      <w:proofErr w:type="spellStart"/>
+      <w:r>
+        <w:t>feature_names_in</w:t>
+      </w:r>
+      <w:proofErr w:type="spellEnd"/>
+      <w:r>
+        <w:t>_', '</w:t>
+      </w:r>
+      <w:proofErr w:type="spellStart"/>
+      <w:r>
+        <w:t>n_features_in</w:t>
+      </w:r>
+      <w:proofErr w:type="spellEnd"/>
+      <w:r>
+        <w:t>_', '</w:t>
+      </w:r>
+      <w:proofErr w:type="spellStart"/>
+      <w:r>
+        <w:t>n_samples_seen</w:t>
+      </w:r>
+      <w:proofErr w:type="spellEnd"/>
+      <w:r>
+        <w:t>_', 'scale_', 'min_', '</w:t>
+      </w:r>
+      <w:proofErr w:type="spellStart"/>
+      <w:r>
+        <w:t>data_min</w:t>
+      </w:r>
+      <w:proofErr w:type="spellEnd"/>
+      <w:r>
+        <w:t>_', '</w:t>
+      </w:r>
+      <w:proofErr w:type="spellStart"/>
+      <w:r>
+        <w:t>data_max</w:t>
+      </w:r>
+      <w:proofErr w:type="spellEnd"/>
+      <w:r>
+        <w:t>_']</w:t>
+      </w:r>
+    </w:p>
+    <w:p>
+      <w:pPr>
+        <w:ind w:right="-195"/>
+      </w:pPr>
+      <w:r>
+        <w:t>Feature names: ['age' 'gender' '</w:t>
+      </w:r>
+      <w:proofErr w:type="spellStart"/>
+      <w:r>
+        <w:t>sleep_hours_avg</w:t>
+      </w:r>
+      <w:proofErr w:type="spellEnd"/>
+      <w:r>
+        <w:t>' '</w:t>
+      </w:r>
+      <w:proofErr w:type="spellStart"/>
+      <w:r>
+        <w:t>easily_distracted</w:t>
+      </w:r>
+      <w:proofErr w:type="spellEnd"/>
+      <w:r>
+        <w:t>'</w:t>
+      </w:r>
+      <w:r>
+        <w:t xml:space="preserve"> </w:t>
+      </w:r>
+      <w:r>
+        <w:t>'</w:t>
+      </w:r>
+      <w:proofErr w:type="spellStart"/>
+      <w:r>
+        <w:t>forgetful_daily_tasks</w:t>
+      </w:r>
+      <w:proofErr w:type="spellEnd"/>
+      <w:r>
+        <w:t>' '</w:t>
+      </w:r>
+      <w:proofErr w:type="spellStart"/>
+      <w:r>
+        <w:t>poor_organization</w:t>
+      </w:r>
+      <w:proofErr w:type="spellEnd"/>
+      <w:r>
+        <w:t>'</w:t>
+      </w:r>
+    </w:p>
+    <w:p>
+      <w:pPr>
+        <w:ind w:right="-195"/>
+      </w:pPr>
+      <w:r>
+        <w:t xml:space="preserve"> '</w:t>
+      </w:r>
+      <w:proofErr w:type="spellStart"/>
+      <w:r>
+        <w:t>difficulty_sustaining_attention</w:t>
+      </w:r>
+      <w:proofErr w:type="spellEnd"/>
+      <w:r>
+        <w:t>' 'restlessness' '</w:t>
+      </w:r>
+      <w:proofErr w:type="spellStart"/>
+      <w:r>
+        <w:t>impulsivity_score</w:t>
+      </w:r>
+      <w:proofErr w:type="spellEnd"/>
+      <w:r>
+        <w:t>'</w:t>
+      </w:r>
+    </w:p>
+    <w:p>
+      <w:pPr>
+        <w:ind w:right="-195"/>
+      </w:pPr>
+      <w:r>
+        <w:t xml:space="preserve"> '</w:t>
+      </w:r>
+      <w:proofErr w:type="spellStart"/>
+      <w:r>
+        <w:t>screen_time_daily</w:t>
+      </w:r>
+      <w:proofErr w:type="spellEnd"/>
+      <w:r>
+        <w:t>' '</w:t>
+      </w:r>
+      <w:proofErr w:type="spellStart"/>
+      <w:r>
+        <w:t>phone_unlocks_per_day</w:t>
+      </w:r>
+      <w:proofErr w:type="spellEnd"/>
+      <w:r>
+        <w:t>' '</w:t>
+      </w:r>
+      <w:proofErr w:type="spellStart"/>
+      <w:r>
+        <w:t>working_memory_score</w:t>
+      </w:r>
+      <w:proofErr w:type="spellEnd"/>
+      <w:r>
+        <w:t>']</w:t>
+      </w:r>
+    </w:p>
+    <w:p>
+      <w:pPr>
+        <w:ind w:right="-195"/>
+      </w:pPr>
+      <w:r>
+        <w:t>Scale: [0.03125    0.5        0.16667189 0.33333333 0.33333333]...</w:t>
+      </w:r>
+    </w:p>
+    <w:p>
+      <w:pPr>
+        <w:ind w:right="-195"/>
+      </w:pPr>
+      <w:r>
+        <w:t>Number of features: 12</w:t>
+      </w:r>
+    </w:p>
+    <w:p>
+      <w:pPr>
+        <w:ind w:right="-195"/>
+      </w:pPr>
+    </w:p>
+    <w:p>
+      <w:pPr>
+        <w:ind w:right="-195"/>
+      </w:pPr>
+      <w:r>
+        <w:t>=== Inspecting: adhd_model1.pkl ===</w:t>
+      </w:r>
+    </w:p>
+    <w:p>
+      <w:pPr>
+        <w:ind w:right="-195"/>
+      </w:pPr>
+      <w:r>
+        <w:t>Type: &lt;class 'sklearn.ensemble._</w:t>
+      </w:r>
+      <w:proofErr w:type="spellStart"/>
+      <w:r>
+        <w:t>forest.RandomForestClassifier</w:t>
+      </w:r>
+      <w:proofErr w:type="spellEnd"/>
+      <w:r>
+        <w:t>'&gt;</w:t>
+      </w:r>
+    </w:p>
+    <w:p>
+      <w:pPr>
+        <w:ind w:right="-195"/>
+      </w:pPr>
+      <w:r>
+        <w:t>Attributes: ['estimator', '</w:t>
+      </w:r>
+      <w:proofErr w:type="spellStart"/>
+      <w:r>
+        <w:t>n_estimators</w:t>
+      </w:r>
+      <w:proofErr w:type="spellEnd"/>
+      <w:r>
+        <w:t>', '</w:t>
+      </w:r>
+      <w:proofErr w:type="spellStart"/>
+      <w:r>
+        <w:t>estimator_params</w:t>
+      </w:r>
+      <w:proofErr w:type="spellEnd"/>
+      <w:r>
+        <w:t>', 'bootstrap', '</w:t>
+      </w:r>
+      <w:proofErr w:type="spellStart"/>
+      <w:r>
+        <w:t>oob_score</w:t>
+      </w:r>
+      <w:proofErr w:type="spellEnd"/>
+      <w:r>
+        <w:t>', '</w:t>
+      </w:r>
+      <w:proofErr w:type="spellStart"/>
+      <w:r>
+        <w:t>n_jobs</w:t>
+      </w:r>
+      <w:proofErr w:type="spellEnd"/>
+      <w:r>
+        <w:t>', '</w:t>
+      </w:r>
+      <w:proofErr w:type="spellStart"/>
+      <w:r>
+        <w:t>random_state</w:t>
+      </w:r>
+      <w:proofErr w:type="spellEnd"/>
+      <w:r>
+        <w:t>', 'verbose', '</w:t>
+      </w:r>
+      <w:proofErr w:type="spellStart"/>
+      <w:r>
+        <w:t>warm_start</w:t>
+      </w:r>
+      <w:proofErr w:type="spellEnd"/>
+      <w:r>
+        <w:t>', '</w:t>
+      </w:r>
+      <w:proofErr w:type="spellStart"/>
+      <w:r>
+        <w:t>class_weight</w:t>
+      </w:r>
+      <w:proofErr w:type="spellEnd"/>
+      <w:r>
+        <w:t>']</w:t>
+      </w:r>
+    </w:p>
+    <w:p>
+      <w:pPr>
+        <w:ind w:right="-195"/>
+      </w:pPr>
+      <w:r>
+        <w:t>Classes: [0 1]</w:t>
+      </w:r>
+    </w:p>
+    <w:p>
+      <w:pPr>
+        <w:ind w:right="-195"/>
+      </w:pPr>
+      <w:r>
+        <w:t>Number of features: 12</w:t>
+      </w:r>
+    </w:p>
+    <w:p>
+      <w:pPr>
+        <w:ind w:right="-195"/>
+      </w:pPr>
+    </w:p>
+    <w:p>
+      <w:pPr>
+        <w:ind w:right="-195"/>
+      </w:pPr>
+      <w:r>
+        <w:t>=== ANXIETY MODELS ===</w:t>
+      </w:r>
+    </w:p>
+    <w:p>
+      <w:pPr>
+        <w:ind w:right="-195"/>
+      </w:pPr>
+    </w:p>
+    <w:p>
+      <w:pPr>
+        <w:ind w:right="-195"/>
+      </w:pPr>
+      <w:r>
+        <w:t xml:space="preserve">=== Inspecting: </w:t>
+      </w:r>
+      <w:proofErr w:type="spellStart"/>
+      <w:r>
+        <w:t>label_encoder.joblib</w:t>
+      </w:r>
+      <w:proofErr w:type="spellEnd"/>
+      <w:r>
+        <w:t xml:space="preserve"> ===</w:t>
+      </w:r>
+    </w:p>
+    <w:p>
+      <w:pPr>
+        <w:ind w:right="-195"/>
+      </w:pPr>
+      <w:r>
+        <w:t>Type: &lt;class 'sklearn.preprocessing._</w:t>
+      </w:r>
+      <w:proofErr w:type="spellStart"/>
+      <w:r>
+        <w:t>label.LabelEncoder</w:t>
+      </w:r>
+      <w:proofErr w:type="spellEnd"/>
+      <w:r>
+        <w:t>'&gt;</w:t>
+      </w:r>
+    </w:p>
+    <w:p>
+      <w:pPr>
+        <w:ind w:right="-195"/>
+      </w:pPr>
+      <w:r>
+        <w:t>Attributes: ['classes_']</w:t>
+      </w:r>
+    </w:p>
+    <w:p>
+      <w:pPr>
+        <w:ind w:right="-195"/>
+      </w:pPr>
+      <w:r>
+        <w:lastRenderedPageBreak/>
+        <w:t>Classes: ['NO' 'YES']</w:t>
+      </w:r>
+    </w:p>
+    <w:p>
+      <w:pPr>
+        <w:ind w:right="-195"/>
+      </w:pPr>
+    </w:p>
+    <w:p>
+      <w:pPr>
+        <w:ind w:right="-195"/>
+      </w:pPr>
+      <w:r>
+        <w:t xml:space="preserve">=== Inspecting: </w:t>
+      </w:r>
+      <w:proofErr w:type="spellStart"/>
+      <w:r>
+        <w:t>scaler.joblib</w:t>
+      </w:r>
+      <w:proofErr w:type="spellEnd"/>
+      <w:r>
+        <w:t xml:space="preserve"> ===</w:t>
+      </w:r>
+    </w:p>
+    <w:p>
+      <w:pPr>
+        <w:ind w:right="-195"/>
+      </w:pPr>
+      <w:r>
+        <w:t>Type: &lt;class 'sklearn.preprocessing._</w:t>
+      </w:r>
+      <w:proofErr w:type="spellStart"/>
+      <w:r>
+        <w:t>data.MinMaxScaler</w:t>
+      </w:r>
+      <w:proofErr w:type="spellEnd"/>
+      <w:r>
+        <w:t>'&gt;</w:t>
+      </w:r>
+    </w:p>
+    <w:p>
+      <w:pPr>
+        <w:ind w:right="-195"/>
+      </w:pPr>
+      <w:r>
+        <w:t>Attributes: ['</w:t>
+      </w:r>
+      <w:proofErr w:type="spellStart"/>
+      <w:r>
+        <w:t>feature_range</w:t>
+      </w:r>
+      <w:proofErr w:type="spellEnd"/>
+      <w:r>
+        <w:t>', 'copy', 'clip', '</w:t>
+      </w:r>
+      <w:proofErr w:type="spellStart"/>
+      <w:r>
+        <w:t>feature_names_in</w:t>
+      </w:r>
+      <w:proofErr w:type="spellEnd"/>
+      <w:r>
+        <w:t>_', '</w:t>
+      </w:r>
+      <w:proofErr w:type="spellStart"/>
+      <w:r>
+        <w:t>n_features_in</w:t>
+      </w:r>
+      <w:proofErr w:type="spellEnd"/>
+      <w:r>
+        <w:t>_', '</w:t>
+      </w:r>
+      <w:proofErr w:type="spellStart"/>
+      <w:r>
+        <w:t>n_samples_seen</w:t>
+      </w:r>
+      <w:proofErr w:type="spellEnd"/>
+      <w:r>
+        <w:t>_', 'scale_', 'min_', '</w:t>
+      </w:r>
+      <w:proofErr w:type="spellStart"/>
+      <w:r>
+        <w:t>data_min</w:t>
+      </w:r>
+      <w:proofErr w:type="spellEnd"/>
+      <w:r>
+        <w:t>_', '</w:t>
+      </w:r>
+      <w:proofErr w:type="spellStart"/>
+      <w:r>
+        <w:t>data_max</w:t>
+      </w:r>
+      <w:proofErr w:type="spellEnd"/>
+      <w:r>
+        <w:t>_']</w:t>
+      </w:r>
+    </w:p>
+    <w:p>
+      <w:pPr>
+        <w:ind w:right="-195"/>
+      </w:pPr>
+      <w:r>
+        <w:t xml:space="preserve">Feature names: ['Sadness' 'Euphoric' 'Exhausted' 'Sleep </w:t>
+      </w:r>
+      <w:proofErr w:type="spellStart"/>
+      <w:r>
+        <w:t>dissorder</w:t>
+      </w:r>
+      <w:proofErr w:type="spellEnd"/>
+      <w:r>
+        <w:t>' 'Mood Swing'</w:t>
+      </w:r>
+    </w:p>
+    <w:p>
+      <w:pPr>
+        <w:ind w:right="-195"/>
+      </w:pPr>
+      <w:r>
+        <w:t xml:space="preserve"> 'Suicidal thoughts' '</w:t>
+      </w:r>
+      <w:proofErr w:type="spellStart"/>
+      <w:r>
+        <w:t>Anorxia</w:t>
+      </w:r>
+      <w:proofErr w:type="spellEnd"/>
+      <w:r>
+        <w:t>' 'Authority Respect' 'Try-Explanation'</w:t>
+      </w:r>
+    </w:p>
+    <w:p>
+      <w:pPr>
+        <w:ind w:right="-195"/>
+      </w:pPr>
+      <w:r>
+        <w:t xml:space="preserve"> 'Aggressive Response' 'Ignore &amp; Move-On' 'Nervous Break-down'</w:t>
+      </w:r>
+    </w:p>
+    <w:p>
+      <w:pPr>
+        <w:ind w:right="-195"/>
+      </w:pPr>
+      <w:r>
+        <w:t xml:space="preserve"> 'Admit Mistakes' 'Overthinking']</w:t>
+      </w:r>
+    </w:p>
+    <w:p>
+      <w:pPr>
+        <w:ind w:right="-195"/>
+      </w:pPr>
+      <w:r>
+        <w:t>Scale: [0.33333333 0.33333333 0.33333333 0.33333333 1.        ]...</w:t>
+      </w:r>
+    </w:p>
+    <w:p>
+      <w:pPr>
+        <w:ind w:right="-195"/>
+      </w:pPr>
+      <w:r>
+        <w:t>Number of features: 14</w:t>
+      </w:r>
+    </w:p>
+    <w:p>
+      <w:pPr>
+        <w:ind w:right="-195"/>
+      </w:pPr>
+    </w:p>
+    <w:p>
+      <w:pPr>
+        <w:ind w:right="-195"/>
+      </w:pPr>
+      <w:r>
+        <w:t xml:space="preserve">=== Inspecting: </w:t>
+      </w:r>
+      <w:proofErr w:type="spellStart"/>
+      <w:r>
+        <w:t>rf_model.joblib</w:t>
+      </w:r>
+      <w:proofErr w:type="spellEnd"/>
+      <w:r>
+        <w:t xml:space="preserve"> ===</w:t>
+      </w:r>
+    </w:p>
+    <w:p>
+      <w:pPr>
+        <w:ind w:right="-195"/>
+      </w:pPr>
+      <w:r>
+        <w:t>Type: &lt;class 'sklearn.ensemble._</w:t>
+      </w:r>
+      <w:proofErr w:type="spellStart"/>
+      <w:r>
+        <w:t>forest.RandomForestClassifier</w:t>
+      </w:r>
+      <w:proofErr w:type="spellEnd"/>
+      <w:r>
+        <w:t>'&gt;</w:t>
+      </w:r>
+    </w:p>
+    <w:p>
+      <w:pPr>
+        <w:ind w:right="-195"/>
+      </w:pPr>
+      <w:r>
+        <w:t>Attributes: ['estimator', '</w:t>
+      </w:r>
+      <w:proofErr w:type="spellStart"/>
+      <w:r>
+        <w:t>n_estimators</w:t>
+      </w:r>
+      <w:proofErr w:type="spellEnd"/>
+      <w:r>
+        <w:t>', '</w:t>
+      </w:r>
+      <w:proofErr w:type="spellStart"/>
+      <w:r>
+        <w:t>estimator_params</w:t>
+      </w:r>
+      <w:proofErr w:type="spellEnd"/>
+      <w:r>
+        <w:t>', 'bootstrap', '</w:t>
+      </w:r>
+      <w:proofErr w:type="spellStart"/>
+      <w:r>
+        <w:t>oob_score</w:t>
+      </w:r>
+      <w:proofErr w:type="spellEnd"/>
+      <w:r>
+        <w:t>', '</w:t>
+      </w:r>
+      <w:proofErr w:type="spellStart"/>
+      <w:r>
+        <w:t>n_jobs</w:t>
+      </w:r>
+      <w:proofErr w:type="spellEnd"/>
+      <w:r>
+        <w:t>', '</w:t>
+      </w:r>
+      <w:proofErr w:type="spellStart"/>
+      <w:r>
+        <w:t>random_state</w:t>
+      </w:r>
+      <w:proofErr w:type="spellEnd"/>
+      <w:r>
+        <w:t>', 'verbose', '</w:t>
+      </w:r>
+      <w:proofErr w:type="spellStart"/>
+      <w:r>
+        <w:t>warm_start</w:t>
+      </w:r>
+      <w:proofErr w:type="spellEnd"/>
+      <w:r>
+        <w:t>', '</w:t>
+      </w:r>
+      <w:proofErr w:type="spellStart"/>
+      <w:r>
+        <w:t>class_weight</w:t>
+      </w:r>
+      <w:proofErr w:type="spellEnd"/>
+      <w:r>
+        <w:t xml:space="preserve">']    </w:t>
+      </w:r>
+    </w:p>
+    <w:p>
+      <w:pPr>
+        <w:ind w:right="-195"/>
+      </w:pPr>
+      <w:r>
+        <w:t>Classes: [0 1 2 3]</w:t>
+      </w:r>
+    </w:p>
+    <w:p>
+      <w:pPr>
+        <w:ind w:right="-195"/>
+      </w:pPr>
+      <w:r>
+        <w:t>Number of features: 14</w:t>
+      </w:r>
+    </w:p>
+    <w:p>
+      <w:pPr>
+        <w:ind w:right="-195"/>
+      </w:pPr>
+    </w:p>
+    <w:p>
+      <w:pPr>
+        <w:ind w:right="-195"/>
+      </w:pPr>
+    </w:p>
     <w:sectPr>
       <w:pgSz w:w="16838" w:h="11906" w:orient="landscape"/>
       <w:pgMar w:top="720" w:right="720" w:bottom="720" w:left="720" w:header="708" w:footer="708" w:gutter="0"/>
@@ -1416,6 +3935,913 @@
 <file path=word/numbering.xml><?xml version="1.0" encoding="utf-8"?>
 <w:numbering xmlns:wpc="http://schemas.microsoft.com/office/word/2010/wordprocessingCanvas" xmlns:cx="http://schemas.microsoft.com/office/drawing/2014/chartex" xmlns:cx1="http://schemas.microsoft.com/office/drawing/2015/9/8/chartex" xmlns:cx2="http://schemas.microsoft.com/office/drawing/2015/10/21/chartex" xmlns:cx3="http://schemas.microsoft.com/office/drawing/2016/5/9/chartex" xmlns:cx4="http://schemas.microsoft.com/office/drawing/2016/5/10/chartex" xmlns:cx5="http://schemas.microsoft.com/office/drawing/2016/5/11/chartex" xmlns:cx6="http://schemas.microsoft.com/office/drawing/2016/5/12/chartex" xmlns:cx7="http://schemas.microsoft.com/office/drawing/2016/5/13/chartex" xmlns:cx8="http://schemas.microsoft.com/office/drawing/2016/5/14/chartex" xmlns:mc="http://schemas.openxmlformats.org/markup-compatibility/2006" xmlns:aink="http://schemas.microsoft.com/office/drawing/2016/ink" xmlns:am3d="http://schemas.microsoft.com/office/drawing/2017/model3d" xmlns:o="urn:schemas-microsoft-com:office:office" xmlns:oel="http://schemas.microsoft.com/office/2019/extlst" xmlns:r="http://schemas.openxmlformats.org/officeDocument/2006/relationships" xmlns:m="http://schemas.openxmlformats.org/officeDocument/2006/math" xmlns:v="urn:schemas-microsoft-com:vml" xmlns:wp14="http://schemas.microsoft.com/office/word/2010/wordprocessingDrawing" xmlns:wp="http://schemas.openxmlformats.org/drawingml/2006/wordprocessingDrawing" xmlns:w10="urn:schemas-microsoft-com:office:word" xmlns:w="http://schemas.openxmlformats.org/wordprocessingml/2006/main" xmlns:w14="http://schemas.microsoft.com/office/word/2010/wordml" xmlns:w15="http://schemas.microsoft.com/office/word/2012/wordml" xmlns:w16cex="http://schemas.microsoft.com/office/word/2018/wordml/cex" xmlns:w16cid="http://schemas.microsoft.com/office/word/2016/wordml/cid" xmlns:w16="http://schemas.microsoft.com/office/word/2018/wordml" xmlns:w16du="http://schemas.microsoft.com/office/word/2023/wordml/word16du" xmlns:w16sdtdh="http://schemas.microsoft.com/office/word/2020/wordml/sdtdatahash" xmlns:w16sdtfl="http://schemas.microsoft.com/office/word/2024/wordml/sdtformatlock" xmlns:w16se="http://schemas.microsoft.com/office/word/2015/wordml/symex" xmlns:wpg="http://schemas.microsoft.com/office/word/2010/wordprocessingGroup" xmlns:wpi="http://schemas.microsoft.com/office/word/2010/wordprocessingInk" xmlns:wne="http://schemas.microsoft.com/office/word/2006/wordml" xmlns:wps="http://schemas.microsoft.com/office/word/2010/wordprocessingShape" mc:Ignorable="w14 w15 w16se w16cid w16 w16cex w16sdtdh w16sdtfl w16du wp14">
   <w:abstractNum w:abstractNumId="0" w15:restartNumberingAfterBreak="0">
+    <w:nsid w:val="153F3DD3"/>
+    <w:multiLevelType w:val="multilevel"/>
+    <w:tmpl w:val="FDCAF3AE"/>
+    <w:lvl w:ilvl="0">
+      <w:start w:val="1"/>
+      <w:numFmt w:val="decimal"/>
+      <w:lvlText w:val="%1."/>
+      <w:lvlJc w:val="left"/>
+      <w:pPr>
+        <w:tabs>
+          <w:tab w:val="num" w:pos="720"/>
+        </w:tabs>
+        <w:ind w:left="720" w:hanging="360"/>
+      </w:pPr>
+    </w:lvl>
+    <w:lvl w:ilvl="1">
+      <w:start w:val="1"/>
+      <w:numFmt w:val="bullet"/>
+      <w:lvlText w:val="o"/>
+      <w:lvlJc w:val="left"/>
+      <w:pPr>
+        <w:tabs>
+          <w:tab w:val="num" w:pos="1440"/>
+        </w:tabs>
+        <w:ind w:left="1440" w:hanging="360"/>
+      </w:pPr>
+      <w:rPr>
+        <w:rFonts w:ascii="Courier New" w:hAnsi="Courier New" w:hint="default"/>
+        <w:sz w:val="20"/>
+      </w:rPr>
+    </w:lvl>
+    <w:lvl w:ilvl="2" w:tentative="1">
+      <w:start w:val="1"/>
+      <w:numFmt w:val="decimal"/>
+      <w:lvlText w:val="%3."/>
+      <w:lvlJc w:val="left"/>
+      <w:pPr>
+        <w:tabs>
+          <w:tab w:val="num" w:pos="2160"/>
+        </w:tabs>
+        <w:ind w:left="2160" w:hanging="360"/>
+      </w:pPr>
+    </w:lvl>
+    <w:lvl w:ilvl="3" w:tentative="1">
+      <w:start w:val="1"/>
+      <w:numFmt w:val="decimal"/>
+      <w:lvlText w:val="%4."/>
+      <w:lvlJc w:val="left"/>
+      <w:pPr>
+        <w:tabs>
+          <w:tab w:val="num" w:pos="2880"/>
+        </w:tabs>
+        <w:ind w:left="2880" w:hanging="360"/>
+      </w:pPr>
+    </w:lvl>
+    <w:lvl w:ilvl="4" w:tentative="1">
+      <w:start w:val="1"/>
+      <w:numFmt w:val="decimal"/>
+      <w:lvlText w:val="%5."/>
+      <w:lvlJc w:val="left"/>
+      <w:pPr>
+        <w:tabs>
+          <w:tab w:val="num" w:pos="3600"/>
+        </w:tabs>
+        <w:ind w:left="3600" w:hanging="360"/>
+      </w:pPr>
+    </w:lvl>
+    <w:lvl w:ilvl="5" w:tentative="1">
+      <w:start w:val="1"/>
+      <w:numFmt w:val="decimal"/>
+      <w:lvlText w:val="%6."/>
+      <w:lvlJc w:val="left"/>
+      <w:pPr>
+        <w:tabs>
+          <w:tab w:val="num" w:pos="4320"/>
+        </w:tabs>
+        <w:ind w:left="4320" w:hanging="360"/>
+      </w:pPr>
+    </w:lvl>
+    <w:lvl w:ilvl="6" w:tentative="1">
+      <w:start w:val="1"/>
+      <w:numFmt w:val="decimal"/>
+      <w:lvlText w:val="%7."/>
+      <w:lvlJc w:val="left"/>
+      <w:pPr>
+        <w:tabs>
+          <w:tab w:val="num" w:pos="5040"/>
+        </w:tabs>
+        <w:ind w:left="5040" w:hanging="360"/>
+      </w:pPr>
+    </w:lvl>
+    <w:lvl w:ilvl="7" w:tentative="1">
+      <w:start w:val="1"/>
+      <w:numFmt w:val="decimal"/>
+      <w:lvlText w:val="%8."/>
+      <w:lvlJc w:val="left"/>
+      <w:pPr>
+        <w:tabs>
+          <w:tab w:val="num" w:pos="5760"/>
+        </w:tabs>
+        <w:ind w:left="5760" w:hanging="360"/>
+      </w:pPr>
+    </w:lvl>
+    <w:lvl w:ilvl="8" w:tentative="1">
+      <w:start w:val="1"/>
+      <w:numFmt w:val="decimal"/>
+      <w:lvlText w:val="%9."/>
+      <w:lvlJc w:val="left"/>
+      <w:pPr>
+        <w:tabs>
+          <w:tab w:val="num" w:pos="6480"/>
+        </w:tabs>
+        <w:ind w:left="6480" w:hanging="360"/>
+      </w:pPr>
+    </w:lvl>
+  </w:abstractNum>
+  <w:abstractNum w:abstractNumId="1" w15:restartNumberingAfterBreak="0">
+    <w:nsid w:val="16365B4E"/>
+    <w:multiLevelType w:val="multilevel"/>
+    <w:tmpl w:val="2B408F8A"/>
+    <w:lvl w:ilvl="0">
+      <w:start w:val="1"/>
+      <w:numFmt w:val="decimal"/>
+      <w:lvlText w:val="%1."/>
+      <w:lvlJc w:val="left"/>
+      <w:pPr>
+        <w:tabs>
+          <w:tab w:val="num" w:pos="720"/>
+        </w:tabs>
+        <w:ind w:left="720" w:hanging="360"/>
+      </w:pPr>
+    </w:lvl>
+    <w:lvl w:ilvl="1" w:tentative="1">
+      <w:start w:val="1"/>
+      <w:numFmt w:val="decimal"/>
+      <w:lvlText w:val="%2."/>
+      <w:lvlJc w:val="left"/>
+      <w:pPr>
+        <w:tabs>
+          <w:tab w:val="num" w:pos="1440"/>
+        </w:tabs>
+        <w:ind w:left="1440" w:hanging="360"/>
+      </w:pPr>
+    </w:lvl>
+    <w:lvl w:ilvl="2" w:tentative="1">
+      <w:start w:val="1"/>
+      <w:numFmt w:val="decimal"/>
+      <w:lvlText w:val="%3."/>
+      <w:lvlJc w:val="left"/>
+      <w:pPr>
+        <w:tabs>
+          <w:tab w:val="num" w:pos="2160"/>
+        </w:tabs>
+        <w:ind w:left="2160" w:hanging="360"/>
+      </w:pPr>
+    </w:lvl>
+    <w:lvl w:ilvl="3" w:tentative="1">
+      <w:start w:val="1"/>
+      <w:numFmt w:val="decimal"/>
+      <w:lvlText w:val="%4."/>
+      <w:lvlJc w:val="left"/>
+      <w:pPr>
+        <w:tabs>
+          <w:tab w:val="num" w:pos="2880"/>
+        </w:tabs>
+        <w:ind w:left="2880" w:hanging="360"/>
+      </w:pPr>
+    </w:lvl>
+    <w:lvl w:ilvl="4" w:tentative="1">
+      <w:start w:val="1"/>
+      <w:numFmt w:val="decimal"/>
+      <w:lvlText w:val="%5."/>
+      <w:lvlJc w:val="left"/>
+      <w:pPr>
+        <w:tabs>
+          <w:tab w:val="num" w:pos="3600"/>
+        </w:tabs>
+        <w:ind w:left="3600" w:hanging="360"/>
+      </w:pPr>
+    </w:lvl>
+    <w:lvl w:ilvl="5" w:tentative="1">
+      <w:start w:val="1"/>
+      <w:numFmt w:val="decimal"/>
+      <w:lvlText w:val="%6."/>
+      <w:lvlJc w:val="left"/>
+      <w:pPr>
+        <w:tabs>
+          <w:tab w:val="num" w:pos="4320"/>
+        </w:tabs>
+        <w:ind w:left="4320" w:hanging="360"/>
+      </w:pPr>
+    </w:lvl>
+    <w:lvl w:ilvl="6" w:tentative="1">
+      <w:start w:val="1"/>
+      <w:numFmt w:val="decimal"/>
+      <w:lvlText w:val="%7."/>
+      <w:lvlJc w:val="left"/>
+      <w:pPr>
+        <w:tabs>
+          <w:tab w:val="num" w:pos="5040"/>
+        </w:tabs>
+        <w:ind w:left="5040" w:hanging="360"/>
+      </w:pPr>
+    </w:lvl>
+    <w:lvl w:ilvl="7" w:tentative="1">
+      <w:start w:val="1"/>
+      <w:numFmt w:val="decimal"/>
+      <w:lvlText w:val="%8."/>
+      <w:lvlJc w:val="left"/>
+      <w:pPr>
+        <w:tabs>
+          <w:tab w:val="num" w:pos="5760"/>
+        </w:tabs>
+        <w:ind w:left="5760" w:hanging="360"/>
+      </w:pPr>
+    </w:lvl>
+    <w:lvl w:ilvl="8" w:tentative="1">
+      <w:start w:val="1"/>
+      <w:numFmt w:val="decimal"/>
+      <w:lvlText w:val="%9."/>
+      <w:lvlJc w:val="left"/>
+      <w:pPr>
+        <w:tabs>
+          <w:tab w:val="num" w:pos="6480"/>
+        </w:tabs>
+        <w:ind w:left="6480" w:hanging="360"/>
+      </w:pPr>
+    </w:lvl>
+  </w:abstractNum>
+  <w:abstractNum w:abstractNumId="2" w15:restartNumberingAfterBreak="0">
+    <w:nsid w:val="1E863EEE"/>
+    <w:multiLevelType w:val="multilevel"/>
+    <w:tmpl w:val="EB84B478"/>
+    <w:lvl w:ilvl="0">
+      <w:start w:val="1"/>
+      <w:numFmt w:val="bullet"/>
+      <w:lvlText w:val=""/>
+      <w:lvlJc w:val="left"/>
+      <w:pPr>
+        <w:tabs>
+          <w:tab w:val="num" w:pos="720"/>
+        </w:tabs>
+        <w:ind w:left="720" w:hanging="360"/>
+      </w:pPr>
+      <w:rPr>
+        <w:rFonts w:ascii="Symbol" w:hAnsi="Symbol" w:hint="default"/>
+        <w:sz w:val="20"/>
+      </w:rPr>
+    </w:lvl>
+    <w:lvl w:ilvl="1" w:tentative="1">
+      <w:start w:val="1"/>
+      <w:numFmt w:val="bullet"/>
+      <w:lvlText w:val="o"/>
+      <w:lvlJc w:val="left"/>
+      <w:pPr>
+        <w:tabs>
+          <w:tab w:val="num" w:pos="1440"/>
+        </w:tabs>
+        <w:ind w:left="1440" w:hanging="360"/>
+      </w:pPr>
+      <w:rPr>
+        <w:rFonts w:ascii="Courier New" w:hAnsi="Courier New" w:hint="default"/>
+        <w:sz w:val="20"/>
+      </w:rPr>
+    </w:lvl>
+    <w:lvl w:ilvl="2" w:tentative="1">
+      <w:start w:val="1"/>
+      <w:numFmt w:val="bullet"/>
+      <w:lvlText w:val=""/>
+      <w:lvlJc w:val="left"/>
+      <w:pPr>
+        <w:tabs>
+          <w:tab w:val="num" w:pos="2160"/>
+        </w:tabs>
+        <w:ind w:left="2160" w:hanging="360"/>
+      </w:pPr>
+      <w:rPr>
+        <w:rFonts w:ascii="Wingdings" w:hAnsi="Wingdings" w:hint="default"/>
+        <w:sz w:val="20"/>
+      </w:rPr>
+    </w:lvl>
+    <w:lvl w:ilvl="3" w:tentative="1">
+      <w:start w:val="1"/>
+      <w:numFmt w:val="bullet"/>
+      <w:lvlText w:val=""/>
+      <w:lvlJc w:val="left"/>
+      <w:pPr>
+        <w:tabs>
+          <w:tab w:val="num" w:pos="2880"/>
+        </w:tabs>
+        <w:ind w:left="2880" w:hanging="360"/>
+      </w:pPr>
+      <w:rPr>
+        <w:rFonts w:ascii="Wingdings" w:hAnsi="Wingdings" w:hint="default"/>
+        <w:sz w:val="20"/>
+      </w:rPr>
+    </w:lvl>
+    <w:lvl w:ilvl="4" w:tentative="1">
+      <w:start w:val="1"/>
+      <w:numFmt w:val="bullet"/>
+      <w:lvlText w:val=""/>
+      <w:lvlJc w:val="left"/>
+      <w:pPr>
+        <w:tabs>
+          <w:tab w:val="num" w:pos="3600"/>
+        </w:tabs>
+        <w:ind w:left="3600" w:hanging="360"/>
+      </w:pPr>
+      <w:rPr>
+        <w:rFonts w:ascii="Wingdings" w:hAnsi="Wingdings" w:hint="default"/>
+        <w:sz w:val="20"/>
+      </w:rPr>
+    </w:lvl>
+    <w:lvl w:ilvl="5" w:tentative="1">
+      <w:start w:val="1"/>
+      <w:numFmt w:val="bullet"/>
+      <w:lvlText w:val=""/>
+      <w:lvlJc w:val="left"/>
+      <w:pPr>
+        <w:tabs>
+          <w:tab w:val="num" w:pos="4320"/>
+        </w:tabs>
+        <w:ind w:left="4320" w:hanging="360"/>
+      </w:pPr>
+      <w:rPr>
+        <w:rFonts w:ascii="Wingdings" w:hAnsi="Wingdings" w:hint="default"/>
+        <w:sz w:val="20"/>
+      </w:rPr>
+    </w:lvl>
+    <w:lvl w:ilvl="6" w:tentative="1">
+      <w:start w:val="1"/>
+      <w:numFmt w:val="bullet"/>
+      <w:lvlText w:val=""/>
+      <w:lvlJc w:val="left"/>
+      <w:pPr>
+        <w:tabs>
+          <w:tab w:val="num" w:pos="5040"/>
+        </w:tabs>
+        <w:ind w:left="5040" w:hanging="360"/>
+      </w:pPr>
+      <w:rPr>
+        <w:rFonts w:ascii="Wingdings" w:hAnsi="Wingdings" w:hint="default"/>
+        <w:sz w:val="20"/>
+      </w:rPr>
+    </w:lvl>
+    <w:lvl w:ilvl="7" w:tentative="1">
+      <w:start w:val="1"/>
+      <w:numFmt w:val="bullet"/>
+      <w:lvlText w:val=""/>
+      <w:lvlJc w:val="left"/>
+      <w:pPr>
+        <w:tabs>
+          <w:tab w:val="num" w:pos="5760"/>
+        </w:tabs>
+        <w:ind w:left="5760" w:hanging="360"/>
+      </w:pPr>
+      <w:rPr>
+        <w:rFonts w:ascii="Wingdings" w:hAnsi="Wingdings" w:hint="default"/>
+        <w:sz w:val="20"/>
+      </w:rPr>
+    </w:lvl>
+    <w:lvl w:ilvl="8" w:tentative="1">
+      <w:start w:val="1"/>
+      <w:numFmt w:val="bullet"/>
+      <w:lvlText w:val=""/>
+      <w:lvlJc w:val="left"/>
+      <w:pPr>
+        <w:tabs>
+          <w:tab w:val="num" w:pos="6480"/>
+        </w:tabs>
+        <w:ind w:left="6480" w:hanging="360"/>
+      </w:pPr>
+      <w:rPr>
+        <w:rFonts w:ascii="Wingdings" w:hAnsi="Wingdings" w:hint="default"/>
+        <w:sz w:val="20"/>
+      </w:rPr>
+    </w:lvl>
+  </w:abstractNum>
+  <w:abstractNum w:abstractNumId="3" w15:restartNumberingAfterBreak="0">
+    <w:nsid w:val="213A6D07"/>
+    <w:multiLevelType w:val="multilevel"/>
+    <w:tmpl w:val="CA5E33F0"/>
+    <w:lvl w:ilvl="0">
+      <w:start w:val="1"/>
+      <w:numFmt w:val="decimal"/>
+      <w:lvlText w:val="%1."/>
+      <w:lvlJc w:val="left"/>
+      <w:pPr>
+        <w:tabs>
+          <w:tab w:val="num" w:pos="720"/>
+        </w:tabs>
+        <w:ind w:left="720" w:hanging="360"/>
+      </w:pPr>
+    </w:lvl>
+    <w:lvl w:ilvl="1">
+      <w:start w:val="1"/>
+      <w:numFmt w:val="bullet"/>
+      <w:lvlText w:val="o"/>
+      <w:lvlJc w:val="left"/>
+      <w:pPr>
+        <w:tabs>
+          <w:tab w:val="num" w:pos="1440"/>
+        </w:tabs>
+        <w:ind w:left="1440" w:hanging="360"/>
+      </w:pPr>
+      <w:rPr>
+        <w:rFonts w:ascii="Courier New" w:hAnsi="Courier New" w:hint="default"/>
+        <w:sz w:val="20"/>
+      </w:rPr>
+    </w:lvl>
+    <w:lvl w:ilvl="2" w:tentative="1">
+      <w:start w:val="1"/>
+      <w:numFmt w:val="decimal"/>
+      <w:lvlText w:val="%3."/>
+      <w:lvlJc w:val="left"/>
+      <w:pPr>
+        <w:tabs>
+          <w:tab w:val="num" w:pos="2160"/>
+        </w:tabs>
+        <w:ind w:left="2160" w:hanging="360"/>
+      </w:pPr>
+    </w:lvl>
+    <w:lvl w:ilvl="3" w:tentative="1">
+      <w:start w:val="1"/>
+      <w:numFmt w:val="decimal"/>
+      <w:lvlText w:val="%4."/>
+      <w:lvlJc w:val="left"/>
+      <w:pPr>
+        <w:tabs>
+          <w:tab w:val="num" w:pos="2880"/>
+        </w:tabs>
+        <w:ind w:left="2880" w:hanging="360"/>
+      </w:pPr>
+    </w:lvl>
+    <w:lvl w:ilvl="4" w:tentative="1">
+      <w:start w:val="1"/>
+      <w:numFmt w:val="decimal"/>
+      <w:lvlText w:val="%5."/>
+      <w:lvlJc w:val="left"/>
+      <w:pPr>
+        <w:tabs>
+          <w:tab w:val="num" w:pos="3600"/>
+        </w:tabs>
+        <w:ind w:left="3600" w:hanging="360"/>
+      </w:pPr>
+    </w:lvl>
+    <w:lvl w:ilvl="5" w:tentative="1">
+      <w:start w:val="1"/>
+      <w:numFmt w:val="decimal"/>
+      <w:lvlText w:val="%6."/>
+      <w:lvlJc w:val="left"/>
+      <w:pPr>
+        <w:tabs>
+          <w:tab w:val="num" w:pos="4320"/>
+        </w:tabs>
+        <w:ind w:left="4320" w:hanging="360"/>
+      </w:pPr>
+    </w:lvl>
+    <w:lvl w:ilvl="6" w:tentative="1">
+      <w:start w:val="1"/>
+      <w:numFmt w:val="decimal"/>
+      <w:lvlText w:val="%7."/>
+      <w:lvlJc w:val="left"/>
+      <w:pPr>
+        <w:tabs>
+          <w:tab w:val="num" w:pos="5040"/>
+        </w:tabs>
+        <w:ind w:left="5040" w:hanging="360"/>
+      </w:pPr>
+    </w:lvl>
+    <w:lvl w:ilvl="7" w:tentative="1">
+      <w:start w:val="1"/>
+      <w:numFmt w:val="decimal"/>
+      <w:lvlText w:val="%8."/>
+      <w:lvlJc w:val="left"/>
+      <w:pPr>
+        <w:tabs>
+          <w:tab w:val="num" w:pos="5760"/>
+        </w:tabs>
+        <w:ind w:left="5760" w:hanging="360"/>
+      </w:pPr>
+    </w:lvl>
+    <w:lvl w:ilvl="8" w:tentative="1">
+      <w:start w:val="1"/>
+      <w:numFmt w:val="decimal"/>
+      <w:lvlText w:val="%9."/>
+      <w:lvlJc w:val="left"/>
+      <w:pPr>
+        <w:tabs>
+          <w:tab w:val="num" w:pos="6480"/>
+        </w:tabs>
+        <w:ind w:left="6480" w:hanging="360"/>
+      </w:pPr>
+    </w:lvl>
+  </w:abstractNum>
+  <w:abstractNum w:abstractNumId="4" w15:restartNumberingAfterBreak="0">
+    <w:nsid w:val="233B4061"/>
+    <w:multiLevelType w:val="multilevel"/>
+    <w:tmpl w:val="F5D8E50A"/>
+    <w:lvl w:ilvl="0">
+      <w:start w:val="1"/>
+      <w:numFmt w:val="decimal"/>
+      <w:lvlText w:val="%1."/>
+      <w:lvlJc w:val="left"/>
+      <w:pPr>
+        <w:tabs>
+          <w:tab w:val="num" w:pos="720"/>
+        </w:tabs>
+        <w:ind w:left="720" w:hanging="360"/>
+      </w:pPr>
+    </w:lvl>
+    <w:lvl w:ilvl="1" w:tentative="1">
+      <w:start w:val="1"/>
+      <w:numFmt w:val="decimal"/>
+      <w:lvlText w:val="%2."/>
+      <w:lvlJc w:val="left"/>
+      <w:pPr>
+        <w:tabs>
+          <w:tab w:val="num" w:pos="1440"/>
+        </w:tabs>
+        <w:ind w:left="1440" w:hanging="360"/>
+      </w:pPr>
+    </w:lvl>
+    <w:lvl w:ilvl="2" w:tentative="1">
+      <w:start w:val="1"/>
+      <w:numFmt w:val="decimal"/>
+      <w:lvlText w:val="%3."/>
+      <w:lvlJc w:val="left"/>
+      <w:pPr>
+        <w:tabs>
+          <w:tab w:val="num" w:pos="2160"/>
+        </w:tabs>
+        <w:ind w:left="2160" w:hanging="360"/>
+      </w:pPr>
+    </w:lvl>
+    <w:lvl w:ilvl="3" w:tentative="1">
+      <w:start w:val="1"/>
+      <w:numFmt w:val="decimal"/>
+      <w:lvlText w:val="%4."/>
+      <w:lvlJc w:val="left"/>
+      <w:pPr>
+        <w:tabs>
+          <w:tab w:val="num" w:pos="2880"/>
+        </w:tabs>
+        <w:ind w:left="2880" w:hanging="360"/>
+      </w:pPr>
+    </w:lvl>
+    <w:lvl w:ilvl="4" w:tentative="1">
+      <w:start w:val="1"/>
+      <w:numFmt w:val="decimal"/>
+      <w:lvlText w:val="%5."/>
+      <w:lvlJc w:val="left"/>
+      <w:pPr>
+        <w:tabs>
+          <w:tab w:val="num" w:pos="3600"/>
+        </w:tabs>
+        <w:ind w:left="3600" w:hanging="360"/>
+      </w:pPr>
+    </w:lvl>
+    <w:lvl w:ilvl="5" w:tentative="1">
+      <w:start w:val="1"/>
+      <w:numFmt w:val="decimal"/>
+      <w:lvlText w:val="%6."/>
+      <w:lvlJc w:val="left"/>
+      <w:pPr>
+        <w:tabs>
+          <w:tab w:val="num" w:pos="4320"/>
+        </w:tabs>
+        <w:ind w:left="4320" w:hanging="360"/>
+      </w:pPr>
+    </w:lvl>
+    <w:lvl w:ilvl="6" w:tentative="1">
+      <w:start w:val="1"/>
+      <w:numFmt w:val="decimal"/>
+      <w:lvlText w:val="%7."/>
+      <w:lvlJc w:val="left"/>
+      <w:pPr>
+        <w:tabs>
+          <w:tab w:val="num" w:pos="5040"/>
+        </w:tabs>
+        <w:ind w:left="5040" w:hanging="360"/>
+      </w:pPr>
+    </w:lvl>
+    <w:lvl w:ilvl="7" w:tentative="1">
+      <w:start w:val="1"/>
+      <w:numFmt w:val="decimal"/>
+      <w:lvlText w:val="%8."/>
+      <w:lvlJc w:val="left"/>
+      <w:pPr>
+        <w:tabs>
+          <w:tab w:val="num" w:pos="5760"/>
+        </w:tabs>
+        <w:ind w:left="5760" w:hanging="360"/>
+      </w:pPr>
+    </w:lvl>
+    <w:lvl w:ilvl="8" w:tentative="1">
+      <w:start w:val="1"/>
+      <w:numFmt w:val="decimal"/>
+      <w:lvlText w:val="%9."/>
+      <w:lvlJc w:val="left"/>
+      <w:pPr>
+        <w:tabs>
+          <w:tab w:val="num" w:pos="6480"/>
+        </w:tabs>
+        <w:ind w:left="6480" w:hanging="360"/>
+      </w:pPr>
+    </w:lvl>
+  </w:abstractNum>
+  <w:abstractNum w:abstractNumId="5" w15:restartNumberingAfterBreak="0">
+    <w:nsid w:val="233F650F"/>
+    <w:multiLevelType w:val="multilevel"/>
+    <w:tmpl w:val="9D8C7E64"/>
+    <w:lvl w:ilvl="0">
+      <w:start w:val="1"/>
+      <w:numFmt w:val="bullet"/>
+      <w:lvlText w:val=""/>
+      <w:lvlJc w:val="left"/>
+      <w:pPr>
+        <w:tabs>
+          <w:tab w:val="num" w:pos="720"/>
+        </w:tabs>
+        <w:ind w:left="720" w:hanging="360"/>
+      </w:pPr>
+      <w:rPr>
+        <w:rFonts w:ascii="Symbol" w:hAnsi="Symbol" w:hint="default"/>
+        <w:sz w:val="20"/>
+      </w:rPr>
+    </w:lvl>
+    <w:lvl w:ilvl="1" w:tentative="1">
+      <w:start w:val="1"/>
+      <w:numFmt w:val="bullet"/>
+      <w:lvlText w:val="o"/>
+      <w:lvlJc w:val="left"/>
+      <w:pPr>
+        <w:tabs>
+          <w:tab w:val="num" w:pos="1440"/>
+        </w:tabs>
+        <w:ind w:left="1440" w:hanging="360"/>
+      </w:pPr>
+      <w:rPr>
+        <w:rFonts w:ascii="Courier New" w:hAnsi="Courier New" w:hint="default"/>
+        <w:sz w:val="20"/>
+      </w:rPr>
+    </w:lvl>
+    <w:lvl w:ilvl="2" w:tentative="1">
+      <w:start w:val="1"/>
+      <w:numFmt w:val="bullet"/>
+      <w:lvlText w:val=""/>
+      <w:lvlJc w:val="left"/>
+      <w:pPr>
+        <w:tabs>
+          <w:tab w:val="num" w:pos="2160"/>
+        </w:tabs>
+        <w:ind w:left="2160" w:hanging="360"/>
+      </w:pPr>
+      <w:rPr>
+        <w:rFonts w:ascii="Wingdings" w:hAnsi="Wingdings" w:hint="default"/>
+        <w:sz w:val="20"/>
+      </w:rPr>
+    </w:lvl>
+    <w:lvl w:ilvl="3" w:tentative="1">
+      <w:start w:val="1"/>
+      <w:numFmt w:val="bullet"/>
+      <w:lvlText w:val=""/>
+      <w:lvlJc w:val="left"/>
+      <w:pPr>
+        <w:tabs>
+          <w:tab w:val="num" w:pos="2880"/>
+        </w:tabs>
+        <w:ind w:left="2880" w:hanging="360"/>
+      </w:pPr>
+      <w:rPr>
+        <w:rFonts w:ascii="Wingdings" w:hAnsi="Wingdings" w:hint="default"/>
+        <w:sz w:val="20"/>
+      </w:rPr>
+    </w:lvl>
+    <w:lvl w:ilvl="4" w:tentative="1">
+      <w:start w:val="1"/>
+      <w:numFmt w:val="bullet"/>
+      <w:lvlText w:val=""/>
+      <w:lvlJc w:val="left"/>
+      <w:pPr>
+        <w:tabs>
+          <w:tab w:val="num" w:pos="3600"/>
+        </w:tabs>
+        <w:ind w:left="3600" w:hanging="360"/>
+      </w:pPr>
+      <w:rPr>
+        <w:rFonts w:ascii="Wingdings" w:hAnsi="Wingdings" w:hint="default"/>
+        <w:sz w:val="20"/>
+      </w:rPr>
+    </w:lvl>
+    <w:lvl w:ilvl="5" w:tentative="1">
+      <w:start w:val="1"/>
+      <w:numFmt w:val="bullet"/>
+      <w:lvlText w:val=""/>
+      <w:lvlJc w:val="left"/>
+      <w:pPr>
+        <w:tabs>
+          <w:tab w:val="num" w:pos="4320"/>
+        </w:tabs>
+        <w:ind w:left="4320" w:hanging="360"/>
+      </w:pPr>
+      <w:rPr>
+        <w:rFonts w:ascii="Wingdings" w:hAnsi="Wingdings" w:hint="default"/>
+        <w:sz w:val="20"/>
+      </w:rPr>
+    </w:lvl>
+    <w:lvl w:ilvl="6" w:tentative="1">
+      <w:start w:val="1"/>
+      <w:numFmt w:val="bullet"/>
+      <w:lvlText w:val=""/>
+      <w:lvlJc w:val="left"/>
+      <w:pPr>
+        <w:tabs>
+          <w:tab w:val="num" w:pos="5040"/>
+        </w:tabs>
+        <w:ind w:left="5040" w:hanging="360"/>
+      </w:pPr>
+      <w:rPr>
+        <w:rFonts w:ascii="Wingdings" w:hAnsi="Wingdings" w:hint="default"/>
+        <w:sz w:val="20"/>
+      </w:rPr>
+    </w:lvl>
+    <w:lvl w:ilvl="7" w:tentative="1">
+      <w:start w:val="1"/>
+      <w:numFmt w:val="bullet"/>
+      <w:lvlText w:val=""/>
+      <w:lvlJc w:val="left"/>
+      <w:pPr>
+        <w:tabs>
+          <w:tab w:val="num" w:pos="5760"/>
+        </w:tabs>
+        <w:ind w:left="5760" w:hanging="360"/>
+      </w:pPr>
+      <w:rPr>
+        <w:rFonts w:ascii="Wingdings" w:hAnsi="Wingdings" w:hint="default"/>
+        <w:sz w:val="20"/>
+      </w:rPr>
+    </w:lvl>
+    <w:lvl w:ilvl="8" w:tentative="1">
+      <w:start w:val="1"/>
+      <w:numFmt w:val="bullet"/>
+      <w:lvlText w:val=""/>
+      <w:lvlJc w:val="left"/>
+      <w:pPr>
+        <w:tabs>
+          <w:tab w:val="num" w:pos="6480"/>
+        </w:tabs>
+        <w:ind w:left="6480" w:hanging="360"/>
+      </w:pPr>
+      <w:rPr>
+        <w:rFonts w:ascii="Wingdings" w:hAnsi="Wingdings" w:hint="default"/>
+        <w:sz w:val="20"/>
+      </w:rPr>
+    </w:lvl>
+  </w:abstractNum>
+  <w:abstractNum w:abstractNumId="6" w15:restartNumberingAfterBreak="0">
+    <w:nsid w:val="24CB2901"/>
+    <w:multiLevelType w:val="multilevel"/>
+    <w:tmpl w:val="A172F98E"/>
+    <w:lvl w:ilvl="0">
+      <w:start w:val="1"/>
+      <w:numFmt w:val="bullet"/>
+      <w:lvlText w:val=""/>
+      <w:lvlJc w:val="left"/>
+      <w:pPr>
+        <w:tabs>
+          <w:tab w:val="num" w:pos="720"/>
+        </w:tabs>
+        <w:ind w:left="720" w:hanging="360"/>
+      </w:pPr>
+      <w:rPr>
+        <w:rFonts w:ascii="Symbol" w:hAnsi="Symbol" w:hint="default"/>
+        <w:sz w:val="20"/>
+      </w:rPr>
+    </w:lvl>
+    <w:lvl w:ilvl="1" w:tentative="1">
+      <w:start w:val="1"/>
+      <w:numFmt w:val="bullet"/>
+      <w:lvlText w:val="o"/>
+      <w:lvlJc w:val="left"/>
+      <w:pPr>
+        <w:tabs>
+          <w:tab w:val="num" w:pos="1440"/>
+        </w:tabs>
+        <w:ind w:left="1440" w:hanging="360"/>
+      </w:pPr>
+      <w:rPr>
+        <w:rFonts w:ascii="Courier New" w:hAnsi="Courier New" w:hint="default"/>
+        <w:sz w:val="20"/>
+      </w:rPr>
+    </w:lvl>
+    <w:lvl w:ilvl="2" w:tentative="1">
+      <w:start w:val="1"/>
+      <w:numFmt w:val="bullet"/>
+      <w:lvlText w:val=""/>
+      <w:lvlJc w:val="left"/>
+      <w:pPr>
+        <w:tabs>
+          <w:tab w:val="num" w:pos="2160"/>
+        </w:tabs>
+        <w:ind w:left="2160" w:hanging="360"/>
+      </w:pPr>
+      <w:rPr>
+        <w:rFonts w:ascii="Wingdings" w:hAnsi="Wingdings" w:hint="default"/>
+        <w:sz w:val="20"/>
+      </w:rPr>
+    </w:lvl>
+    <w:lvl w:ilvl="3" w:tentative="1">
+      <w:start w:val="1"/>
+      <w:numFmt w:val="bullet"/>
+      <w:lvlText w:val=""/>
+      <w:lvlJc w:val="left"/>
+      <w:pPr>
+        <w:tabs>
+          <w:tab w:val="num" w:pos="2880"/>
+        </w:tabs>
+        <w:ind w:left="2880" w:hanging="360"/>
+      </w:pPr>
+      <w:rPr>
+        <w:rFonts w:ascii="Wingdings" w:hAnsi="Wingdings" w:hint="default"/>
+        <w:sz w:val="20"/>
+      </w:rPr>
+    </w:lvl>
+    <w:lvl w:ilvl="4" w:tentative="1">
+      <w:start w:val="1"/>
+      <w:numFmt w:val="bullet"/>
+      <w:lvlText w:val=""/>
+      <w:lvlJc w:val="left"/>
+      <w:pPr>
+        <w:tabs>
+          <w:tab w:val="num" w:pos="3600"/>
+        </w:tabs>
+        <w:ind w:left="3600" w:hanging="360"/>
+      </w:pPr>
+      <w:rPr>
+        <w:rFonts w:ascii="Wingdings" w:hAnsi="Wingdings" w:hint="default"/>
+        <w:sz w:val="20"/>
+      </w:rPr>
+    </w:lvl>
+    <w:lvl w:ilvl="5" w:tentative="1">
+      <w:start w:val="1"/>
+      <w:numFmt w:val="bullet"/>
+      <w:lvlText w:val=""/>
+      <w:lvlJc w:val="left"/>
+      <w:pPr>
+        <w:tabs>
+          <w:tab w:val="num" w:pos="4320"/>
+        </w:tabs>
+        <w:ind w:left="4320" w:hanging="360"/>
+      </w:pPr>
+      <w:rPr>
+        <w:rFonts w:ascii="Wingdings" w:hAnsi="Wingdings" w:hint="default"/>
+        <w:sz w:val="20"/>
+      </w:rPr>
+    </w:lvl>
+    <w:lvl w:ilvl="6" w:tentative="1">
+      <w:start w:val="1"/>
+      <w:numFmt w:val="bullet"/>
+      <w:lvlText w:val=""/>
+      <w:lvlJc w:val="left"/>
+      <w:pPr>
+        <w:tabs>
+          <w:tab w:val="num" w:pos="5040"/>
+        </w:tabs>
+        <w:ind w:left="5040" w:hanging="360"/>
+      </w:pPr>
+      <w:rPr>
+        <w:rFonts w:ascii="Wingdings" w:hAnsi="Wingdings" w:hint="default"/>
+        <w:sz w:val="20"/>
+      </w:rPr>
+    </w:lvl>
+    <w:lvl w:ilvl="7" w:tentative="1">
+      <w:start w:val="1"/>
+      <w:numFmt w:val="bullet"/>
+      <w:lvlText w:val=""/>
+      <w:lvlJc w:val="left"/>
+      <w:pPr>
+        <w:tabs>
+          <w:tab w:val="num" w:pos="5760"/>
+        </w:tabs>
+        <w:ind w:left="5760" w:hanging="360"/>
+      </w:pPr>
+      <w:rPr>
+        <w:rFonts w:ascii="Wingdings" w:hAnsi="Wingdings" w:hint="default"/>
+        <w:sz w:val="20"/>
+      </w:rPr>
+    </w:lvl>
+    <w:lvl w:ilvl="8" w:tentative="1">
+      <w:start w:val="1"/>
+      <w:numFmt w:val="bullet"/>
+      <w:lvlText w:val=""/>
+      <w:lvlJc w:val="left"/>
+      <w:pPr>
+        <w:tabs>
+          <w:tab w:val="num" w:pos="6480"/>
+        </w:tabs>
+        <w:ind w:left="6480" w:hanging="360"/>
+      </w:pPr>
+      <w:rPr>
+        <w:rFonts w:ascii="Wingdings" w:hAnsi="Wingdings" w:hint="default"/>
+        <w:sz w:val="20"/>
+      </w:rPr>
+    </w:lvl>
+  </w:abstractNum>
+  <w:abstractNum w:abstractNumId="7" w15:restartNumberingAfterBreak="0">
     <w:nsid w:val="2E3F7448"/>
     <w:multiLevelType w:val="hybridMultilevel"/>
     <w:tmpl w:val="C660F5AE"/>
@@ -1504,7 +4930,7 @@
       </w:pPr>
     </w:lvl>
   </w:abstractNum>
-  <w:abstractNum w:abstractNumId="1" w15:restartNumberingAfterBreak="0">
+  <w:abstractNum w:abstractNumId="8" w15:restartNumberingAfterBreak="0">
     <w:nsid w:val="350406A6"/>
     <w:multiLevelType w:val="hybridMultilevel"/>
     <w:tmpl w:val="C660F5AE"/>
@@ -1593,7 +5019,7 @@
       </w:pPr>
     </w:lvl>
   </w:abstractNum>
-  <w:abstractNum w:abstractNumId="2" w15:restartNumberingAfterBreak="0">
+  <w:abstractNum w:abstractNumId="9" w15:restartNumberingAfterBreak="0">
     <w:nsid w:val="3F1F4BCE"/>
     <w:multiLevelType w:val="multilevel"/>
     <w:tmpl w:val="AC246E0C"/>
@@ -1706,7 +5132,7 @@
       </w:pPr>
     </w:lvl>
   </w:abstractNum>
-  <w:abstractNum w:abstractNumId="3" w15:restartNumberingAfterBreak="0">
+  <w:abstractNum w:abstractNumId="10" w15:restartNumberingAfterBreak="0">
     <w:nsid w:val="4EFB4430"/>
     <w:multiLevelType w:val="multilevel"/>
     <w:tmpl w:val="6330B17A"/>
@@ -1819,7 +5245,7 @@
       </w:pPr>
     </w:lvl>
   </w:abstractNum>
-  <w:abstractNum w:abstractNumId="4" w15:restartNumberingAfterBreak="0">
+  <w:abstractNum w:abstractNumId="11" w15:restartNumberingAfterBreak="0">
     <w:nsid w:val="50870F09"/>
     <w:multiLevelType w:val="multilevel"/>
     <w:tmpl w:val="E28E2822"/>
@@ -1968,7 +5394,120 @@
       </w:rPr>
     </w:lvl>
   </w:abstractNum>
-  <w:abstractNum w:abstractNumId="5" w15:restartNumberingAfterBreak="0">
+  <w:abstractNum w:abstractNumId="12" w15:restartNumberingAfterBreak="0">
+    <w:nsid w:val="551F51E1"/>
+    <w:multiLevelType w:val="multilevel"/>
+    <w:tmpl w:val="BDC48E04"/>
+    <w:lvl w:ilvl="0">
+      <w:start w:val="1"/>
+      <w:numFmt w:val="decimal"/>
+      <w:lvlText w:val="%1."/>
+      <w:lvlJc w:val="left"/>
+      <w:pPr>
+        <w:tabs>
+          <w:tab w:val="num" w:pos="720"/>
+        </w:tabs>
+        <w:ind w:left="720" w:hanging="360"/>
+      </w:pPr>
+    </w:lvl>
+    <w:lvl w:ilvl="1" w:tentative="1">
+      <w:start w:val="1"/>
+      <w:numFmt w:val="decimal"/>
+      <w:lvlText w:val="%2."/>
+      <w:lvlJc w:val="left"/>
+      <w:pPr>
+        <w:tabs>
+          <w:tab w:val="num" w:pos="1440"/>
+        </w:tabs>
+        <w:ind w:left="1440" w:hanging="360"/>
+      </w:pPr>
+    </w:lvl>
+    <w:lvl w:ilvl="2" w:tentative="1">
+      <w:start w:val="1"/>
+      <w:numFmt w:val="decimal"/>
+      <w:lvlText w:val="%3."/>
+      <w:lvlJc w:val="left"/>
+      <w:pPr>
+        <w:tabs>
+          <w:tab w:val="num" w:pos="2160"/>
+        </w:tabs>
+        <w:ind w:left="2160" w:hanging="360"/>
+      </w:pPr>
+    </w:lvl>
+    <w:lvl w:ilvl="3" w:tentative="1">
+      <w:start w:val="1"/>
+      <w:numFmt w:val="decimal"/>
+      <w:lvlText w:val="%4."/>
+      <w:lvlJc w:val="left"/>
+      <w:pPr>
+        <w:tabs>
+          <w:tab w:val="num" w:pos="2880"/>
+        </w:tabs>
+        <w:ind w:left="2880" w:hanging="360"/>
+      </w:pPr>
+    </w:lvl>
+    <w:lvl w:ilvl="4" w:tentative="1">
+      <w:start w:val="1"/>
+      <w:numFmt w:val="decimal"/>
+      <w:lvlText w:val="%5."/>
+      <w:lvlJc w:val="left"/>
+      <w:pPr>
+        <w:tabs>
+          <w:tab w:val="num" w:pos="3600"/>
+        </w:tabs>
+        <w:ind w:left="3600" w:hanging="360"/>
+      </w:pPr>
+    </w:lvl>
+    <w:lvl w:ilvl="5" w:tentative="1">
+      <w:start w:val="1"/>
+      <w:numFmt w:val="decimal"/>
+      <w:lvlText w:val="%6."/>
+      <w:lvlJc w:val="left"/>
+      <w:pPr>
+        <w:tabs>
+          <w:tab w:val="num" w:pos="4320"/>
+        </w:tabs>
+        <w:ind w:left="4320" w:hanging="360"/>
+      </w:pPr>
+    </w:lvl>
+    <w:lvl w:ilvl="6" w:tentative="1">
+      <w:start w:val="1"/>
+      <w:numFmt w:val="decimal"/>
+      <w:lvlText w:val="%7."/>
+      <w:lvlJc w:val="left"/>
+      <w:pPr>
+        <w:tabs>
+          <w:tab w:val="num" w:pos="5040"/>
+        </w:tabs>
+        <w:ind w:left="5040" w:hanging="360"/>
+      </w:pPr>
+    </w:lvl>
+    <w:lvl w:ilvl="7" w:tentative="1">
+      <w:start w:val="1"/>
+      <w:numFmt w:val="decimal"/>
+      <w:lvlText w:val="%8."/>
+      <w:lvlJc w:val="left"/>
+      <w:pPr>
+        <w:tabs>
+          <w:tab w:val="num" w:pos="5760"/>
+        </w:tabs>
+        <w:ind w:left="5760" w:hanging="360"/>
+      </w:pPr>
+    </w:lvl>
+    <w:lvl w:ilvl="8" w:tentative="1">
+      <w:start w:val="1"/>
+      <w:numFmt w:val="decimal"/>
+      <w:lvlText w:val="%9."/>
+      <w:lvlJc w:val="left"/>
+      <w:pPr>
+        <w:tabs>
+          <w:tab w:val="num" w:pos="6480"/>
+        </w:tabs>
+        <w:ind w:left="6480" w:hanging="360"/>
+      </w:pPr>
+    </w:lvl>
+  </w:abstractNum>
+  <w:abstractNum w:abstractNumId="13" w15:restartNumberingAfterBreak="0">
     <w:nsid w:val="6E02130E"/>
     <w:multiLevelType w:val="hybridMultilevel"/>
     <w:tmpl w:val="C660F5AE"/>
@@ -2058,22 +5597,46 @@
     </w:lvl>
   </w:abstractNum>
   <w:num w:numId="1" w16cid:durableId="1153913156">
+    <w:abstractNumId w:val="7"/>
+  </w:num>
+  <w:num w:numId="2" w16cid:durableId="530651646">
+    <w:abstractNumId w:val="10"/>
+  </w:num>
+  <w:num w:numId="3" w16cid:durableId="167184225">
+    <w:abstractNumId w:val="11"/>
+  </w:num>
+  <w:num w:numId="4" w16cid:durableId="498353247">
+    <w:abstractNumId w:val="9"/>
+  </w:num>
+  <w:num w:numId="5" w16cid:durableId="795484594">
+    <w:abstractNumId w:val="8"/>
+  </w:num>
+  <w:num w:numId="6" w16cid:durableId="863398544">
+    <w:abstractNumId w:val="13"/>
+  </w:num>
+  <w:num w:numId="7" w16cid:durableId="608703312">
+    <w:abstractNumId w:val="1"/>
+  </w:num>
+  <w:num w:numId="8" w16cid:durableId="1589998544">
+    <w:abstractNumId w:val="12"/>
+  </w:num>
+  <w:num w:numId="9" w16cid:durableId="33779248">
     <w:abstractNumId w:val="0"/>
   </w:num>
-  <w:num w:numId="2" w16cid:durableId="530651646">
+  <w:num w:numId="10" w16cid:durableId="774784211">
+    <w:abstractNumId w:val="4"/>
+  </w:num>
+  <w:num w:numId="11" w16cid:durableId="568537500">
+    <w:abstractNumId w:val="5"/>
+  </w:num>
+  <w:num w:numId="12" w16cid:durableId="1806850602">
     <w:abstractNumId w:val="3"/>
   </w:num>
-  <w:num w:numId="3" w16cid:durableId="167184225">
-    <w:abstractNumId w:val="4"/>
+  <w:num w:numId="13" w16cid:durableId="1017343161">
+    <w:abstractNumId w:val="6"/>
   </w:num>
-  <w:num w:numId="4" w16cid:durableId="498353247">
+  <w:num w:numId="14" w16cid:durableId="1984195790">
     <w:abstractNumId w:val="2"/>
-  </w:num>
-  <w:num w:numId="5" w16cid:durableId="795484594">
-    <w:abstractNumId w:val="1"/>
-  </w:num>
-  <w:num w:numId="6" w16cid:durableId="863398544">
-    <w:abstractNumId w:val="5"/>
   </w:num>
 </w:numbering>
 </file>
@@ -2478,6 +6041,7 @@
   <w:style w:type="paragraph" w:default="1" w:styleId="Normal">
     <w:name w:val="Normal"/>
     <w:qFormat/>
+    <w:rsid w:val="00A63D8C"/>
   </w:style>
   <w:style w:type="paragraph" w:styleId="Heading1">
     <w:name w:val="heading 1"/>
